--- a/ele224l_on_calisma/out/EN_Experiment3_Preliminary_Report.docx
+++ b/ele224l_on_calisma/out/EN_Experiment3_Preliminary_Report.docx
@@ -7280,6 +7280,3664 @@
       <w:r>
         <w:rPr>
           <w:rFonts w:ascii="Times New Roman" w:hAnsi="Times New Roman" w:cs="Times New Roman" w:eastAsia="Times New Roman"/>
+          <w:b w:val="0"/>
+          <w:i w:val="0"/>
+        </w:rPr>
+        <w:t xml:space="preserve">The simulation was repeated in LTspice; the waveform window with the cursors is shown in </w:t>
+      </w:r>
+      <w:r>
+        <w:rPr>
+          <w:rFonts w:ascii="Times New Roman" w:hAnsi="Times New Roman" w:cs="Times New Roman" w:eastAsia="Times New Roman"/>
+          <w:b w:val="0"/>
+          <w:i w:val="0"/>
+        </w:rPr>
+        <w:t>Figure 2.1.5</w:t>
+      </w:r>
+      <w:r>
+        <w:rPr>
+          <w:rFonts w:ascii="Times New Roman" w:hAnsi="Times New Roman" w:cs="Times New Roman" w:eastAsia="Times New Roman"/>
+          <w:b w:val="0"/>
+          <w:i w:val="0"/>
+        </w:rPr>
+        <w:t xml:space="preserve">, and the cursor readings are compared with the ngspice values at the same x in </w:t>
+      </w:r>
+      <w:r>
+        <w:rPr>
+          <w:rFonts w:ascii="Times New Roman" w:hAnsi="Times New Roman" w:cs="Times New Roman" w:eastAsia="Times New Roman"/>
+          <w:b w:val="0"/>
+          <w:i w:val="0"/>
+        </w:rPr>
+        <w:t>Table 2.1.6</w:t>
+      </w:r>
+      <w:r>
+        <w:rPr>
+          <w:rFonts w:ascii="Times New Roman" w:hAnsi="Times New Roman" w:cs="Times New Roman" w:eastAsia="Times New Roman"/>
+          <w:b w:val="0"/>
+          <w:i w:val="0"/>
+        </w:rPr>
+        <w:t>. The agreement shows that the result does not depend on the simulator.</w:t>
+      </w:r>
+    </w:p>
+    <w:p>
+      <w:pPr>
+        <w:keepNext/>
+        <w:spacing w:line="240" w:lineRule="auto"/>
+        <w:jc w:val="center"/>
+      </w:pPr>
+      <w:r>
+        <w:drawing>
+          <wp:inline xmlns:a="http://schemas.openxmlformats.org/drawingml/2006/main" xmlns:pic="http://schemas.openxmlformats.org/drawingml/2006/picture">
+            <wp:extent cx="5580000" cy="3487500"/>
+            <wp:docPr id="5" name="Picture 5"/>
+            <wp:cNvGraphicFramePr>
+              <a:graphicFrameLocks noChangeAspect="1"/>
+            </wp:cNvGraphicFramePr>
+            <a:graphic>
+              <a:graphicData uri="http://schemas.openxmlformats.org/drawingml/2006/picture">
+                <pic:pic>
+                  <pic:nvPicPr>
+                    <pic:cNvPr id="0" name="lt_e3_tran_1z.png"/>
+                    <pic:cNvPicPr/>
+                  </pic:nvPicPr>
+                  <pic:blipFill>
+                    <a:blip r:embed="rId14"/>
+                    <a:stretch>
+                      <a:fillRect/>
+                    </a:stretch>
+                  </pic:blipFill>
+                  <pic:spPr>
+                    <a:xfrm>
+                      <a:off x="0" y="0"/>
+                      <a:ext cx="5580000" cy="3487500"/>
+                    </a:xfrm>
+                    <a:prstGeom prst="rect"/>
+                  </pic:spPr>
+                </pic:pic>
+              </a:graphicData>
+            </a:graphic>
+          </wp:inline>
+        </w:drawing>
+      </w:r>
+    </w:p>
+    <w:p>
+      <w:pPr>
+        <w:spacing w:line="240" w:lineRule="auto" w:after="240"/>
+        <w:jc w:val="center"/>
+      </w:pPr>
+      <w:r>
+        <w:rPr>
+          <w:rFonts w:ascii="Times New Roman" w:hAnsi="Times New Roman" w:cs="Times New Roman" w:eastAsia="Times New Roman"/>
+          <w:b w:val="0"/>
+          <w:i w:val="0"/>
+          <w:sz w:val="20"/>
+        </w:rPr>
+        <w:t xml:space="preserve">Figure 2.1.5  LTspice transient result of the common-source amplifier with the bypass capacitor </w:t>
+      </w:r>
+      <m:oMath>
+        <m:sSub>
+          <m:e>
+            <m:r>
+              <m:t>C</m:t>
+            </m:r>
+          </m:e>
+          <m:sub>
+            <m:r>
+              <m:t>S</m:t>
+            </m:r>
+          </m:sub>
+        </m:sSub>
+      </m:oMath>
+      <w:r>
+        <w:rPr>
+          <w:rFonts w:ascii="Times New Roman" w:hAnsi="Times New Roman" w:cs="Times New Roman" w:eastAsia="Times New Roman"/>
+          <w:b w:val="0"/>
+          <w:i w:val="0"/>
+          <w:sz w:val="20"/>
+        </w:rPr>
+        <w:t xml:space="preserve"> (</w:t>
+      </w:r>
+      <m:oMath>
+        <m:sSub>
+          <m:e>
+            <m:r>
+              <m:t>V</m:t>
+            </m:r>
+          </m:e>
+          <m:sub>
+            <m:r>
+              <m:t>i</m:t>
+            </m:r>
+            <m:r>
+              <m:t>n</m:t>
+            </m:r>
+          </m:sub>
+        </m:sSub>
+      </m:oMath>
+      <w:r>
+        <w:rPr>
+          <w:rFonts w:ascii="Times New Roman" w:hAnsi="Times New Roman" w:cs="Times New Roman" w:eastAsia="Times New Roman"/>
+          <w:b w:val="0"/>
+          <w:i w:val="0"/>
+          <w:sz w:val="20"/>
+        </w:rPr>
+        <w:t xml:space="preserve">: green, </w:t>
+      </w:r>
+      <m:oMath>
+        <m:sSub>
+          <m:e>
+            <m:r>
+              <m:t>V</m:t>
+            </m:r>
+          </m:e>
+          <m:sub>
+            <m:r>
+              <m:t>O</m:t>
+            </m:r>
+          </m:sub>
+        </m:sSub>
+      </m:oMath>
+      <w:r>
+        <w:rPr>
+          <w:rFonts w:ascii="Times New Roman" w:hAnsi="Times New Roman" w:cs="Times New Roman" w:eastAsia="Times New Roman"/>
+          <w:b w:val="0"/>
+          <w:i w:val="0"/>
+          <w:sz w:val="20"/>
+        </w:rPr>
+        <w:t>: blue); the time axis starts at 7 ms (data saved from 7 ms to 7.5 ms) (device serial number: TOBB-7K3Q-0421)</w:t>
+      </w:r>
+    </w:p>
+    <w:p>
+      <w:pPr>
+        <w:keepNext/>
+        <w:spacing w:line="240" w:lineRule="auto" w:after="80"/>
+        <w:jc w:val="center"/>
+      </w:pPr>
+      <w:r>
+        <w:rPr>
+          <w:rFonts w:ascii="Times New Roman" w:hAnsi="Times New Roman" w:cs="Times New Roman" w:eastAsia="Times New Roman"/>
+          <w:b w:val="0"/>
+          <w:i w:val="0"/>
+          <w:sz w:val="20"/>
+        </w:rPr>
+        <w:t xml:space="preserve">Table 2.1.6  Cursor coordinates read in </w:t>
+      </w:r>
+      <w:r>
+        <w:rPr>
+          <w:rFonts w:ascii="Times New Roman" w:hAnsi="Times New Roman" w:cs="Times New Roman" w:eastAsia="Times New Roman"/>
+          <w:b w:val="0"/>
+          <w:i w:val="0"/>
+          <w:sz w:val="20"/>
+        </w:rPr>
+        <w:t>Figure 2.1.5</w:t>
+      </w:r>
+      <w:r>
+        <w:rPr>
+          <w:rFonts w:ascii="Times New Roman" w:hAnsi="Times New Roman" w:cs="Times New Roman" w:eastAsia="Times New Roman"/>
+          <w:b w:val="0"/>
+          <w:i w:val="0"/>
+          <w:sz w:val="20"/>
+        </w:rPr>
+        <w:t xml:space="preserve"> and the ngspice values at the same x</w:t>
+      </w:r>
+    </w:p>
+    <w:tbl>
+      <w:tblPr>
+        <w:tblW w:type="auto" w:w="0"/>
+        <w:jc w:val="center"/>
+        <w:tblLayout w:type="fixed"/>
+        <w:tblLook w:firstColumn="1" w:firstRow="1" w:lastColumn="0" w:lastRow="0" w:noHBand="0" w:noVBand="1" w:val="04A0"/>
+      </w:tblPr>
+      <w:tblGrid>
+        <w:gridCol w:w="794"/>
+        <w:gridCol w:w="1928"/>
+        <w:gridCol w:w="1247"/>
+        <w:gridCol w:w="1701"/>
+        <w:gridCol w:w="1701"/>
+        <w:gridCol w:w="1474"/>
+      </w:tblGrid>
+      <w:tr>
+        <w:trPr>
+          <w:tblHeader/>
+          <w:cantSplit/>
+        </w:trPr>
+        <w:tc>
+          <w:tcPr>
+            <w:tcW w:type="dxa" w:w="794"/>
+            <w:tcBorders>
+              <w:top w:val="single" w:sz="4" w:space="0" w:color="000000"/>
+              <w:left w:val="single" w:sz="4" w:space="0" w:color="000000"/>
+              <w:bottom w:val="single" w:sz="4" w:space="0" w:color="000000"/>
+              <w:right w:val="single" w:sz="4" w:space="0" w:color="000000"/>
+            </w:tcBorders>
+            <w:shd w:val="clear" w:color="auto" w:fill="D9D9D9"/>
+          </w:tcPr>
+          <w:p>
+            <w:pPr>
+              <w:keepNext/>
+              <w:spacing w:line="240" w:lineRule="auto" w:after="20"/>
+              <w:jc w:val="left"/>
+            </w:pPr>
+            <w:r>
+              <w:rPr>
+                <w:rFonts w:ascii="Times New Roman" w:hAnsi="Times New Roman" w:cs="Times New Roman" w:eastAsia="Times New Roman"/>
+                <w:b/>
+                <w:i w:val="0"/>
+                <w:sz w:val="17"/>
+              </w:rPr>
+              <w:t>Cursor</w:t>
+            </w:r>
+          </w:p>
+        </w:tc>
+        <w:tc>
+          <w:tcPr>
+            <w:tcW w:type="dxa" w:w="1928"/>
+            <w:tcBorders>
+              <w:top w:val="single" w:sz="4" w:space="0" w:color="000000"/>
+              <w:left w:val="single" w:sz="4" w:space="0" w:color="000000"/>
+              <w:bottom w:val="single" w:sz="4" w:space="0" w:color="000000"/>
+              <w:right w:val="single" w:sz="4" w:space="0" w:color="000000"/>
+            </w:tcBorders>
+            <w:shd w:val="clear" w:color="auto" w:fill="D9D9D9"/>
+          </w:tcPr>
+          <w:p>
+            <w:pPr>
+              <w:keepNext/>
+              <w:spacing w:line="240" w:lineRule="auto" w:after="20"/>
+              <w:jc w:val="center"/>
+            </w:pPr>
+            <w:r>
+              <w:rPr>
+                <w:rFonts w:ascii="Times New Roman" w:hAnsi="Times New Roman" w:cs="Times New Roman" w:eastAsia="Times New Roman"/>
+                <w:b/>
+                <w:i w:val="0"/>
+                <w:sz w:val="17"/>
+              </w:rPr>
+              <w:t>x coordinate</w:t>
+            </w:r>
+          </w:p>
+        </w:tc>
+        <w:tc>
+          <w:tcPr>
+            <w:tcW w:type="dxa" w:w="1247"/>
+            <w:tcBorders>
+              <w:top w:val="single" w:sz="4" w:space="0" w:color="000000"/>
+              <w:left w:val="single" w:sz="4" w:space="0" w:color="000000"/>
+              <w:bottom w:val="single" w:sz="4" w:space="0" w:color="000000"/>
+              <w:right w:val="single" w:sz="4" w:space="0" w:color="000000"/>
+            </w:tcBorders>
+            <w:shd w:val="clear" w:color="auto" w:fill="D9D9D9"/>
+          </w:tcPr>
+          <w:p>
+            <w:pPr>
+              <w:keepNext/>
+              <w:spacing w:line="240" w:lineRule="auto" w:after="20"/>
+              <w:jc w:val="center"/>
+            </w:pPr>
+            <w:r>
+              <w:rPr>
+                <w:rFonts w:ascii="Times New Roman" w:hAnsi="Times New Roman" w:cs="Times New Roman" w:eastAsia="Times New Roman"/>
+                <w:b/>
+                <w:i w:val="0"/>
+                <w:sz w:val="17"/>
+              </w:rPr>
+              <w:t>Quantity</w:t>
+            </w:r>
+          </w:p>
+        </w:tc>
+        <w:tc>
+          <w:tcPr>
+            <w:tcW w:type="dxa" w:w="1701"/>
+            <w:tcBorders>
+              <w:top w:val="single" w:sz="4" w:space="0" w:color="000000"/>
+              <w:left w:val="single" w:sz="4" w:space="0" w:color="000000"/>
+              <w:bottom w:val="single" w:sz="4" w:space="0" w:color="000000"/>
+              <w:right w:val="single" w:sz="4" w:space="0" w:color="000000"/>
+            </w:tcBorders>
+            <w:shd w:val="clear" w:color="auto" w:fill="D9D9D9"/>
+          </w:tcPr>
+          <w:p>
+            <w:pPr>
+              <w:keepNext/>
+              <w:spacing w:line="240" w:lineRule="auto" w:after="20"/>
+              <w:jc w:val="center"/>
+            </w:pPr>
+            <w:r>
+              <w:rPr>
+                <w:rFonts w:ascii="Times New Roman" w:hAnsi="Times New Roman" w:cs="Times New Roman" w:eastAsia="Times New Roman"/>
+                <w:b/>
+                <w:i w:val="0"/>
+                <w:sz w:val="17"/>
+              </w:rPr>
+              <w:t>LTspice</w:t>
+            </w:r>
+          </w:p>
+        </w:tc>
+        <w:tc>
+          <w:tcPr>
+            <w:tcW w:type="dxa" w:w="1701"/>
+            <w:tcBorders>
+              <w:top w:val="single" w:sz="4" w:space="0" w:color="000000"/>
+              <w:left w:val="single" w:sz="4" w:space="0" w:color="000000"/>
+              <w:bottom w:val="single" w:sz="4" w:space="0" w:color="000000"/>
+              <w:right w:val="single" w:sz="4" w:space="0" w:color="000000"/>
+            </w:tcBorders>
+            <w:shd w:val="clear" w:color="auto" w:fill="D9D9D9"/>
+          </w:tcPr>
+          <w:p>
+            <w:pPr>
+              <w:keepNext/>
+              <w:spacing w:line="240" w:lineRule="auto" w:after="20"/>
+              <w:jc w:val="center"/>
+            </w:pPr>
+            <w:r>
+              <w:rPr>
+                <w:rFonts w:ascii="Times New Roman" w:hAnsi="Times New Roman" w:cs="Times New Roman" w:eastAsia="Times New Roman"/>
+                <w:b/>
+                <w:i w:val="0"/>
+                <w:sz w:val="17"/>
+              </w:rPr>
+              <w:t>ngspice</w:t>
+            </w:r>
+          </w:p>
+        </w:tc>
+        <w:tc>
+          <w:tcPr>
+            <w:tcW w:type="dxa" w:w="1474"/>
+            <w:tcBorders>
+              <w:top w:val="single" w:sz="4" w:space="0" w:color="000000"/>
+              <w:left w:val="single" w:sz="4" w:space="0" w:color="000000"/>
+              <w:bottom w:val="single" w:sz="4" w:space="0" w:color="000000"/>
+              <w:right w:val="single" w:sz="4" w:space="0" w:color="000000"/>
+            </w:tcBorders>
+            <w:shd w:val="clear" w:color="auto" w:fill="D9D9D9"/>
+          </w:tcPr>
+          <w:p>
+            <w:pPr>
+              <w:keepNext/>
+              <w:spacing w:line="240" w:lineRule="auto" w:after="20"/>
+              <w:jc w:val="center"/>
+            </w:pPr>
+            <w:r>
+              <w:rPr>
+                <w:rFonts w:ascii="Times New Roman" w:hAnsi="Times New Roman" w:cs="Times New Roman" w:eastAsia="Times New Roman"/>
+                <w:b/>
+                <w:i w:val="0"/>
+                <w:sz w:val="17"/>
+              </w:rPr>
+              <w:t>Difference</w:t>
+            </w:r>
+          </w:p>
+        </w:tc>
+      </w:tr>
+      <w:tr>
+        <w:trPr>
+          <w:cantSplit/>
+        </w:trPr>
+        <w:tc>
+          <w:tcPr>
+            <w:tcW w:type="dxa" w:w="794"/>
+            <w:tcBorders>
+              <w:top w:val="single" w:sz="4" w:space="0" w:color="000000"/>
+              <w:left w:val="single" w:sz="4" w:space="0" w:color="000000"/>
+              <w:bottom w:val="single" w:sz="4" w:space="0" w:color="000000"/>
+              <w:right w:val="single" w:sz="4" w:space="0" w:color="000000"/>
+            </w:tcBorders>
+          </w:tcPr>
+          <w:p>
+            <w:pPr>
+              <w:keepNext/>
+              <w:spacing w:line="240" w:lineRule="auto" w:after="20"/>
+              <w:jc w:val="left"/>
+            </w:pPr>
+            <w:r>
+              <w:rPr>
+                <w:rFonts w:ascii="Times New Roman" w:hAnsi="Times New Roman" w:cs="Times New Roman" w:eastAsia="Times New Roman"/>
+                <w:b w:val="0"/>
+                <w:i w:val="0"/>
+                <w:sz w:val="17"/>
+              </w:rPr>
+              <w:t>1</w:t>
+            </w:r>
+          </w:p>
+        </w:tc>
+        <w:tc>
+          <w:tcPr>
+            <w:tcW w:type="dxa" w:w="1928"/>
+            <w:tcBorders>
+              <w:top w:val="single" w:sz="4" w:space="0" w:color="000000"/>
+              <w:left w:val="single" w:sz="4" w:space="0" w:color="000000"/>
+              <w:bottom w:val="single" w:sz="4" w:space="0" w:color="000000"/>
+              <w:right w:val="single" w:sz="4" w:space="0" w:color="000000"/>
+            </w:tcBorders>
+          </w:tcPr>
+          <w:p>
+            <w:pPr>
+              <w:keepNext/>
+              <w:spacing w:line="240" w:lineRule="auto" w:after="20"/>
+              <w:jc w:val="center"/>
+            </w:pPr>
+            <w:r>
+              <w:rPr>
+                <w:rFonts w:ascii="Times New Roman" w:hAnsi="Times New Roman" w:cs="Times New Roman" w:eastAsia="Times New Roman"/>
+                <w:b w:val="0"/>
+                <w:i w:val="0"/>
+                <w:sz w:val="17"/>
+              </w:rPr>
+              <w:t>t = 7 ms + 50.16 µs</w:t>
+            </w:r>
+          </w:p>
+        </w:tc>
+        <w:tc>
+          <w:tcPr>
+            <w:tcW w:type="dxa" w:w="1247"/>
+            <w:tcBorders>
+              <w:top w:val="single" w:sz="4" w:space="0" w:color="000000"/>
+              <w:left w:val="single" w:sz="4" w:space="0" w:color="000000"/>
+              <w:bottom w:val="single" w:sz="4" w:space="0" w:color="000000"/>
+              <w:right w:val="single" w:sz="4" w:space="0" w:color="000000"/>
+            </w:tcBorders>
+          </w:tcPr>
+          <w:p>
+            <w:pPr>
+              <w:keepNext/>
+              <w:spacing w:line="240" w:lineRule="auto" w:after="20"/>
+              <w:jc w:val="center"/>
+            </w:pPr>
+            <m:oMath>
+              <m:sSub>
+                <m:e>
+                  <m:r>
+                    <m:t>V</m:t>
+                  </m:r>
+                </m:e>
+                <m:sub>
+                  <m:r>
+                    <m:t>O</m:t>
+                  </m:r>
+                </m:sub>
+              </m:sSub>
+            </m:oMath>
+          </w:p>
+        </w:tc>
+        <w:tc>
+          <w:tcPr>
+            <w:tcW w:type="dxa" w:w="1701"/>
+            <w:tcBorders>
+              <w:top w:val="single" w:sz="4" w:space="0" w:color="000000"/>
+              <w:left w:val="single" w:sz="4" w:space="0" w:color="000000"/>
+              <w:bottom w:val="single" w:sz="4" w:space="0" w:color="000000"/>
+              <w:right w:val="single" w:sz="4" w:space="0" w:color="000000"/>
+            </w:tcBorders>
+          </w:tcPr>
+          <w:p>
+            <w:pPr>
+              <w:keepNext/>
+              <w:spacing w:line="240" w:lineRule="auto" w:after="20"/>
+              <w:jc w:val="center"/>
+            </w:pPr>
+            <w:r>
+              <w:rPr>
+                <w:rFonts w:ascii="Times New Roman" w:hAnsi="Times New Roman" w:cs="Times New Roman" w:eastAsia="Times New Roman"/>
+                <w:b w:val="0"/>
+                <w:i w:val="0"/>
+                <w:sz w:val="17"/>
+              </w:rPr>
+              <w:t>761.2 mV</w:t>
+            </w:r>
+          </w:p>
+        </w:tc>
+        <w:tc>
+          <w:tcPr>
+            <w:tcW w:type="dxa" w:w="1701"/>
+            <w:tcBorders>
+              <w:top w:val="single" w:sz="4" w:space="0" w:color="000000"/>
+              <w:left w:val="single" w:sz="4" w:space="0" w:color="000000"/>
+              <w:bottom w:val="single" w:sz="4" w:space="0" w:color="000000"/>
+              <w:right w:val="single" w:sz="4" w:space="0" w:color="000000"/>
+            </w:tcBorders>
+          </w:tcPr>
+          <w:p>
+            <w:pPr>
+              <w:keepNext/>
+              <w:spacing w:line="240" w:lineRule="auto" w:after="20"/>
+              <w:jc w:val="center"/>
+            </w:pPr>
+            <w:r>
+              <w:rPr>
+                <w:rFonts w:ascii="Times New Roman" w:hAnsi="Times New Roman" w:cs="Times New Roman" w:eastAsia="Times New Roman"/>
+                <w:b w:val="0"/>
+                <w:i w:val="0"/>
+                <w:sz w:val="17"/>
+              </w:rPr>
+              <w:t>761.39 mV</w:t>
+            </w:r>
+          </w:p>
+        </w:tc>
+        <w:tc>
+          <w:tcPr>
+            <w:tcW w:type="dxa" w:w="1474"/>
+            <w:tcBorders>
+              <w:top w:val="single" w:sz="4" w:space="0" w:color="000000"/>
+              <w:left w:val="single" w:sz="4" w:space="0" w:color="000000"/>
+              <w:bottom w:val="single" w:sz="4" w:space="0" w:color="000000"/>
+              <w:right w:val="single" w:sz="4" w:space="0" w:color="000000"/>
+            </w:tcBorders>
+          </w:tcPr>
+          <w:p>
+            <w:pPr>
+              <w:keepNext/>
+              <w:spacing w:line="240" w:lineRule="auto" w:after="20"/>
+              <w:jc w:val="center"/>
+            </w:pPr>
+            <w:r>
+              <w:rPr>
+                <w:rFonts w:ascii="Times New Roman" w:hAnsi="Times New Roman" w:cs="Times New Roman" w:eastAsia="Times New Roman"/>
+                <w:b w:val="0"/>
+                <w:i w:val="0"/>
+                <w:sz w:val="17"/>
+              </w:rPr>
+              <w:t>-0.025%</w:t>
+            </w:r>
+          </w:p>
+        </w:tc>
+      </w:tr>
+      <w:tr>
+        <w:trPr>
+          <w:cantSplit/>
+        </w:trPr>
+        <w:tc>
+          <w:tcPr>
+            <w:tcW w:type="dxa" w:w="794"/>
+            <w:tcBorders>
+              <w:top w:val="single" w:sz="4" w:space="0" w:color="000000"/>
+              <w:left w:val="single" w:sz="4" w:space="0" w:color="000000"/>
+              <w:bottom w:val="single" w:sz="4" w:space="0" w:color="000000"/>
+              <w:right w:val="single" w:sz="4" w:space="0" w:color="000000"/>
+            </w:tcBorders>
+          </w:tcPr>
+          <w:p>
+            <w:pPr>
+              <w:keepNext w:val="0"/>
+              <w:spacing w:line="240" w:lineRule="auto" w:after="20"/>
+              <w:jc w:val="left"/>
+            </w:pPr>
+            <w:r>
+              <w:rPr>
+                <w:rFonts w:ascii="Times New Roman" w:hAnsi="Times New Roman" w:cs="Times New Roman" w:eastAsia="Times New Roman"/>
+                <w:b w:val="0"/>
+                <w:i w:val="0"/>
+                <w:sz w:val="17"/>
+              </w:rPr>
+              <w:t>2</w:t>
+            </w:r>
+          </w:p>
+        </w:tc>
+        <w:tc>
+          <w:tcPr>
+            <w:tcW w:type="dxa" w:w="1928"/>
+            <w:tcBorders>
+              <w:top w:val="single" w:sz="4" w:space="0" w:color="000000"/>
+              <w:left w:val="single" w:sz="4" w:space="0" w:color="000000"/>
+              <w:bottom w:val="single" w:sz="4" w:space="0" w:color="000000"/>
+              <w:right w:val="single" w:sz="4" w:space="0" w:color="000000"/>
+            </w:tcBorders>
+          </w:tcPr>
+          <w:p>
+            <w:pPr>
+              <w:keepNext w:val="0"/>
+              <w:spacing w:line="240" w:lineRule="auto" w:after="20"/>
+              <w:jc w:val="center"/>
+            </w:pPr>
+            <w:r>
+              <w:rPr>
+                <w:rFonts w:ascii="Times New Roman" w:hAnsi="Times New Roman" w:cs="Times New Roman" w:eastAsia="Times New Roman"/>
+                <w:b w:val="0"/>
+                <w:i w:val="0"/>
+                <w:sz w:val="17"/>
+              </w:rPr>
+              <w:t>t = 7 ms + 100 µs</w:t>
+            </w:r>
+          </w:p>
+        </w:tc>
+        <w:tc>
+          <w:tcPr>
+            <w:tcW w:type="dxa" w:w="1247"/>
+            <w:tcBorders>
+              <w:top w:val="single" w:sz="4" w:space="0" w:color="000000"/>
+              <w:left w:val="single" w:sz="4" w:space="0" w:color="000000"/>
+              <w:bottom w:val="single" w:sz="4" w:space="0" w:color="000000"/>
+              <w:right w:val="single" w:sz="4" w:space="0" w:color="000000"/>
+            </w:tcBorders>
+          </w:tcPr>
+          <w:p>
+            <w:pPr>
+              <w:keepNext w:val="0"/>
+              <w:spacing w:line="240" w:lineRule="auto" w:after="20"/>
+              <w:jc w:val="center"/>
+            </w:pPr>
+            <m:oMath>
+              <m:sSub>
+                <m:e>
+                  <m:r>
+                    <m:t>V</m:t>
+                  </m:r>
+                </m:e>
+                <m:sub>
+                  <m:r>
+                    <m:t>O</m:t>
+                  </m:r>
+                </m:sub>
+              </m:sSub>
+            </m:oMath>
+          </w:p>
+        </w:tc>
+        <w:tc>
+          <w:tcPr>
+            <w:tcW w:type="dxa" w:w="1701"/>
+            <w:tcBorders>
+              <w:top w:val="single" w:sz="4" w:space="0" w:color="000000"/>
+              <w:left w:val="single" w:sz="4" w:space="0" w:color="000000"/>
+              <w:bottom w:val="single" w:sz="4" w:space="0" w:color="000000"/>
+              <w:right w:val="single" w:sz="4" w:space="0" w:color="000000"/>
+            </w:tcBorders>
+          </w:tcPr>
+          <w:p>
+            <w:pPr>
+              <w:keepNext w:val="0"/>
+              <w:spacing w:line="240" w:lineRule="auto" w:after="20"/>
+              <w:jc w:val="center"/>
+            </w:pPr>
+            <w:r>
+              <w:rPr>
+                <w:rFonts w:ascii="Times New Roman" w:hAnsi="Times New Roman" w:cs="Times New Roman" w:eastAsia="Times New Roman"/>
+                <w:b w:val="0"/>
+                <w:i w:val="0"/>
+                <w:sz w:val="17"/>
+              </w:rPr>
+              <w:t>−781.78 mV</w:t>
+            </w:r>
+          </w:p>
+        </w:tc>
+        <w:tc>
+          <w:tcPr>
+            <w:tcW w:type="dxa" w:w="1701"/>
+            <w:tcBorders>
+              <w:top w:val="single" w:sz="4" w:space="0" w:color="000000"/>
+              <w:left w:val="single" w:sz="4" w:space="0" w:color="000000"/>
+              <w:bottom w:val="single" w:sz="4" w:space="0" w:color="000000"/>
+              <w:right w:val="single" w:sz="4" w:space="0" w:color="000000"/>
+            </w:tcBorders>
+          </w:tcPr>
+          <w:p>
+            <w:pPr>
+              <w:keepNext w:val="0"/>
+              <w:spacing w:line="240" w:lineRule="auto" w:after="20"/>
+              <w:jc w:val="center"/>
+            </w:pPr>
+            <w:r>
+              <w:rPr>
+                <w:rFonts w:ascii="Times New Roman" w:hAnsi="Times New Roman" w:cs="Times New Roman" w:eastAsia="Times New Roman"/>
+                <w:b w:val="0"/>
+                <w:i w:val="0"/>
+                <w:sz w:val="17"/>
+              </w:rPr>
+              <w:t>−781.86 mV</w:t>
+            </w:r>
+          </w:p>
+        </w:tc>
+        <w:tc>
+          <w:tcPr>
+            <w:tcW w:type="dxa" w:w="1474"/>
+            <w:tcBorders>
+              <w:top w:val="single" w:sz="4" w:space="0" w:color="000000"/>
+              <w:left w:val="single" w:sz="4" w:space="0" w:color="000000"/>
+              <w:bottom w:val="single" w:sz="4" w:space="0" w:color="000000"/>
+              <w:right w:val="single" w:sz="4" w:space="0" w:color="000000"/>
+            </w:tcBorders>
+          </w:tcPr>
+          <w:p>
+            <w:pPr>
+              <w:keepNext w:val="0"/>
+              <w:spacing w:line="240" w:lineRule="auto" w:after="20"/>
+              <w:jc w:val="center"/>
+            </w:pPr>
+            <w:r>
+              <w:rPr>
+                <w:rFonts w:ascii="Times New Roman" w:hAnsi="Times New Roman" w:cs="Times New Roman" w:eastAsia="Times New Roman"/>
+                <w:b w:val="0"/>
+                <w:i w:val="0"/>
+                <w:sz w:val="17"/>
+              </w:rPr>
+              <w:t>+0.010%</w:t>
+            </w:r>
+          </w:p>
+        </w:tc>
+      </w:tr>
+    </w:tbl>
+    <w:p>
+      <w:pPr>
+        <w:spacing w:after="120"/>
+      </w:pPr>
+    </w:p>
+    <w:p>
+      <w:r>
+        <w:rPr>
+          <w:rFonts w:ascii="Times New Roman" w:hAnsi="Times New Roman" w:cs="Times New Roman" w:eastAsia="Times New Roman"/>
+          <w:b w:val="0"/>
+          <w:i w:val="0"/>
+        </w:rPr>
+        <w:t xml:space="preserve">The LTspice result for this case is shown in </w:t>
+      </w:r>
+      <w:r>
+        <w:rPr>
+          <w:rFonts w:ascii="Times New Roman" w:hAnsi="Times New Roman" w:cs="Times New Roman" w:eastAsia="Times New Roman"/>
+          <w:b w:val="0"/>
+          <w:i w:val="0"/>
+        </w:rPr>
+        <w:t>Figure 2.1.6</w:t>
+      </w:r>
+      <w:r>
+        <w:rPr>
+          <w:rFonts w:ascii="Times New Roman" w:hAnsi="Times New Roman" w:cs="Times New Roman" w:eastAsia="Times New Roman"/>
+          <w:b w:val="0"/>
+          <w:i w:val="0"/>
+        </w:rPr>
+        <w:t xml:space="preserve"> and the cursor comparison is given in </w:t>
+      </w:r>
+      <w:r>
+        <w:rPr>
+          <w:rFonts w:ascii="Times New Roman" w:hAnsi="Times New Roman" w:cs="Times New Roman" w:eastAsia="Times New Roman"/>
+          <w:b w:val="0"/>
+          <w:i w:val="0"/>
+        </w:rPr>
+        <w:t>Table 2.1.7</w:t>
+      </w:r>
+      <w:r>
+        <w:rPr>
+          <w:rFonts w:ascii="Times New Roman" w:hAnsi="Times New Roman" w:cs="Times New Roman" w:eastAsia="Times New Roman"/>
+          <w:b w:val="0"/>
+          <w:i w:val="0"/>
+        </w:rPr>
+        <w:t>.</w:t>
+      </w:r>
+    </w:p>
+    <w:p>
+      <w:pPr>
+        <w:keepNext/>
+        <w:spacing w:line="240" w:lineRule="auto"/>
+        <w:jc w:val="center"/>
+      </w:pPr>
+      <w:r>
+        <w:drawing>
+          <wp:inline xmlns:a="http://schemas.openxmlformats.org/drawingml/2006/main" xmlns:pic="http://schemas.openxmlformats.org/drawingml/2006/picture">
+            <wp:extent cx="5580000" cy="3487500"/>
+            <wp:docPr id="6" name="Picture 6"/>
+            <wp:cNvGraphicFramePr>
+              <a:graphicFrameLocks noChangeAspect="1"/>
+            </wp:cNvGraphicFramePr>
+            <a:graphic>
+              <a:graphicData uri="http://schemas.openxmlformats.org/drawingml/2006/picture">
+                <pic:pic>
+                  <pic:nvPicPr>
+                    <pic:cNvPr id="0" name="lt_e3_tran_0z.png"/>
+                    <pic:cNvPicPr/>
+                  </pic:nvPicPr>
+                  <pic:blipFill>
+                    <a:blip r:embed="rId15"/>
+                    <a:stretch>
+                      <a:fillRect/>
+                    </a:stretch>
+                  </pic:blipFill>
+                  <pic:spPr>
+                    <a:xfrm>
+                      <a:off x="0" y="0"/>
+                      <a:ext cx="5580000" cy="3487500"/>
+                    </a:xfrm>
+                    <a:prstGeom prst="rect"/>
+                  </pic:spPr>
+                </pic:pic>
+              </a:graphicData>
+            </a:graphic>
+          </wp:inline>
+        </w:drawing>
+      </w:r>
+    </w:p>
+    <w:p>
+      <w:pPr>
+        <w:spacing w:line="240" w:lineRule="auto" w:after="240"/>
+        <w:jc w:val="center"/>
+      </w:pPr>
+      <w:r>
+        <w:rPr>
+          <w:rFonts w:ascii="Times New Roman" w:hAnsi="Times New Roman" w:cs="Times New Roman" w:eastAsia="Times New Roman"/>
+          <w:b w:val="0"/>
+          <w:i w:val="0"/>
+          <w:sz w:val="20"/>
+        </w:rPr>
+        <w:t>Figure 2.1.6  LTspice transient result of the common-source amplifier without the bypass capacitor (</w:t>
+      </w:r>
+      <m:oMath>
+        <m:sSub>
+          <m:e>
+            <m:r>
+              <m:t>V</m:t>
+            </m:r>
+          </m:e>
+          <m:sub>
+            <m:r>
+              <m:t>i</m:t>
+            </m:r>
+            <m:r>
+              <m:t>n</m:t>
+            </m:r>
+          </m:sub>
+        </m:sSub>
+      </m:oMath>
+      <w:r>
+        <w:rPr>
+          <w:rFonts w:ascii="Times New Roman" w:hAnsi="Times New Roman" w:cs="Times New Roman" w:eastAsia="Times New Roman"/>
+          <w:b w:val="0"/>
+          <w:i w:val="0"/>
+          <w:sz w:val="20"/>
+        </w:rPr>
+        <w:t xml:space="preserve">: green, </w:t>
+      </w:r>
+      <m:oMath>
+        <m:sSub>
+          <m:e>
+            <m:r>
+              <m:t>V</m:t>
+            </m:r>
+          </m:e>
+          <m:sub>
+            <m:r>
+              <m:t>O</m:t>
+            </m:r>
+          </m:sub>
+        </m:sSub>
+      </m:oMath>
+      <w:r>
+        <w:rPr>
+          <w:rFonts w:ascii="Times New Roman" w:hAnsi="Times New Roman" w:cs="Times New Roman" w:eastAsia="Times New Roman"/>
+          <w:b w:val="0"/>
+          <w:i w:val="0"/>
+          <w:sz w:val="20"/>
+        </w:rPr>
+        <w:t>: blue); the time axis starts at 7 ms (device serial number: TOBB-7K3Q-0421)</w:t>
+      </w:r>
+    </w:p>
+    <w:p>
+      <w:pPr>
+        <w:keepNext/>
+        <w:spacing w:line="240" w:lineRule="auto" w:after="80"/>
+        <w:jc w:val="center"/>
+      </w:pPr>
+      <w:r>
+        <w:rPr>
+          <w:rFonts w:ascii="Times New Roman" w:hAnsi="Times New Roman" w:cs="Times New Roman" w:eastAsia="Times New Roman"/>
+          <w:b w:val="0"/>
+          <w:i w:val="0"/>
+          <w:sz w:val="20"/>
+        </w:rPr>
+        <w:t xml:space="preserve">Table 2.1.7  Cursor coordinates read in </w:t>
+      </w:r>
+      <w:r>
+        <w:rPr>
+          <w:rFonts w:ascii="Times New Roman" w:hAnsi="Times New Roman" w:cs="Times New Roman" w:eastAsia="Times New Roman"/>
+          <w:b w:val="0"/>
+          <w:i w:val="0"/>
+          <w:sz w:val="20"/>
+        </w:rPr>
+        <w:t>Figure 2.1.6</w:t>
+      </w:r>
+      <w:r>
+        <w:rPr>
+          <w:rFonts w:ascii="Times New Roman" w:hAnsi="Times New Roman" w:cs="Times New Roman" w:eastAsia="Times New Roman"/>
+          <w:b w:val="0"/>
+          <w:i w:val="0"/>
+          <w:sz w:val="20"/>
+        </w:rPr>
+        <w:t xml:space="preserve"> and the ngspice values at the same x</w:t>
+      </w:r>
+    </w:p>
+    <w:tbl>
+      <w:tblPr>
+        <w:tblW w:type="auto" w:w="0"/>
+        <w:jc w:val="center"/>
+        <w:tblLayout w:type="fixed"/>
+        <w:tblLook w:firstColumn="1" w:firstRow="1" w:lastColumn="0" w:lastRow="0" w:noHBand="0" w:noVBand="1" w:val="04A0"/>
+      </w:tblPr>
+      <w:tblGrid>
+        <w:gridCol w:w="794"/>
+        <w:gridCol w:w="1928"/>
+        <w:gridCol w:w="1247"/>
+        <w:gridCol w:w="1701"/>
+        <w:gridCol w:w="1701"/>
+        <w:gridCol w:w="1474"/>
+      </w:tblGrid>
+      <w:tr>
+        <w:trPr>
+          <w:tblHeader/>
+          <w:cantSplit/>
+        </w:trPr>
+        <w:tc>
+          <w:tcPr>
+            <w:tcW w:type="dxa" w:w="794"/>
+            <w:tcBorders>
+              <w:top w:val="single" w:sz="4" w:space="0" w:color="000000"/>
+              <w:left w:val="single" w:sz="4" w:space="0" w:color="000000"/>
+              <w:bottom w:val="single" w:sz="4" w:space="0" w:color="000000"/>
+              <w:right w:val="single" w:sz="4" w:space="0" w:color="000000"/>
+            </w:tcBorders>
+            <w:shd w:val="clear" w:color="auto" w:fill="D9D9D9"/>
+          </w:tcPr>
+          <w:p>
+            <w:pPr>
+              <w:keepNext/>
+              <w:spacing w:line="240" w:lineRule="auto" w:after="20"/>
+              <w:jc w:val="left"/>
+            </w:pPr>
+            <w:r>
+              <w:rPr>
+                <w:rFonts w:ascii="Times New Roman" w:hAnsi="Times New Roman" w:cs="Times New Roman" w:eastAsia="Times New Roman"/>
+                <w:b/>
+                <w:i w:val="0"/>
+                <w:sz w:val="17"/>
+              </w:rPr>
+              <w:t>Cursor</w:t>
+            </w:r>
+          </w:p>
+        </w:tc>
+        <w:tc>
+          <w:tcPr>
+            <w:tcW w:type="dxa" w:w="1928"/>
+            <w:tcBorders>
+              <w:top w:val="single" w:sz="4" w:space="0" w:color="000000"/>
+              <w:left w:val="single" w:sz="4" w:space="0" w:color="000000"/>
+              <w:bottom w:val="single" w:sz="4" w:space="0" w:color="000000"/>
+              <w:right w:val="single" w:sz="4" w:space="0" w:color="000000"/>
+            </w:tcBorders>
+            <w:shd w:val="clear" w:color="auto" w:fill="D9D9D9"/>
+          </w:tcPr>
+          <w:p>
+            <w:pPr>
+              <w:keepNext/>
+              <w:spacing w:line="240" w:lineRule="auto" w:after="20"/>
+              <w:jc w:val="center"/>
+            </w:pPr>
+            <w:r>
+              <w:rPr>
+                <w:rFonts w:ascii="Times New Roman" w:hAnsi="Times New Roman" w:cs="Times New Roman" w:eastAsia="Times New Roman"/>
+                <w:b/>
+                <w:i w:val="0"/>
+                <w:sz w:val="17"/>
+              </w:rPr>
+              <w:t>x coordinate</w:t>
+            </w:r>
+          </w:p>
+        </w:tc>
+        <w:tc>
+          <w:tcPr>
+            <w:tcW w:type="dxa" w:w="1247"/>
+            <w:tcBorders>
+              <w:top w:val="single" w:sz="4" w:space="0" w:color="000000"/>
+              <w:left w:val="single" w:sz="4" w:space="0" w:color="000000"/>
+              <w:bottom w:val="single" w:sz="4" w:space="0" w:color="000000"/>
+              <w:right w:val="single" w:sz="4" w:space="0" w:color="000000"/>
+            </w:tcBorders>
+            <w:shd w:val="clear" w:color="auto" w:fill="D9D9D9"/>
+          </w:tcPr>
+          <w:p>
+            <w:pPr>
+              <w:keepNext/>
+              <w:spacing w:line="240" w:lineRule="auto" w:after="20"/>
+              <w:jc w:val="center"/>
+            </w:pPr>
+            <w:r>
+              <w:rPr>
+                <w:rFonts w:ascii="Times New Roman" w:hAnsi="Times New Roman" w:cs="Times New Roman" w:eastAsia="Times New Roman"/>
+                <w:b/>
+                <w:i w:val="0"/>
+                <w:sz w:val="17"/>
+              </w:rPr>
+              <w:t>Quantity</w:t>
+            </w:r>
+          </w:p>
+        </w:tc>
+        <w:tc>
+          <w:tcPr>
+            <w:tcW w:type="dxa" w:w="1701"/>
+            <w:tcBorders>
+              <w:top w:val="single" w:sz="4" w:space="0" w:color="000000"/>
+              <w:left w:val="single" w:sz="4" w:space="0" w:color="000000"/>
+              <w:bottom w:val="single" w:sz="4" w:space="0" w:color="000000"/>
+              <w:right w:val="single" w:sz="4" w:space="0" w:color="000000"/>
+            </w:tcBorders>
+            <w:shd w:val="clear" w:color="auto" w:fill="D9D9D9"/>
+          </w:tcPr>
+          <w:p>
+            <w:pPr>
+              <w:keepNext/>
+              <w:spacing w:line="240" w:lineRule="auto" w:after="20"/>
+              <w:jc w:val="center"/>
+            </w:pPr>
+            <w:r>
+              <w:rPr>
+                <w:rFonts w:ascii="Times New Roman" w:hAnsi="Times New Roman" w:cs="Times New Roman" w:eastAsia="Times New Roman"/>
+                <w:b/>
+                <w:i w:val="0"/>
+                <w:sz w:val="17"/>
+              </w:rPr>
+              <w:t>LTspice</w:t>
+            </w:r>
+          </w:p>
+        </w:tc>
+        <w:tc>
+          <w:tcPr>
+            <w:tcW w:type="dxa" w:w="1701"/>
+            <w:tcBorders>
+              <w:top w:val="single" w:sz="4" w:space="0" w:color="000000"/>
+              <w:left w:val="single" w:sz="4" w:space="0" w:color="000000"/>
+              <w:bottom w:val="single" w:sz="4" w:space="0" w:color="000000"/>
+              <w:right w:val="single" w:sz="4" w:space="0" w:color="000000"/>
+            </w:tcBorders>
+            <w:shd w:val="clear" w:color="auto" w:fill="D9D9D9"/>
+          </w:tcPr>
+          <w:p>
+            <w:pPr>
+              <w:keepNext/>
+              <w:spacing w:line="240" w:lineRule="auto" w:after="20"/>
+              <w:jc w:val="center"/>
+            </w:pPr>
+            <w:r>
+              <w:rPr>
+                <w:rFonts w:ascii="Times New Roman" w:hAnsi="Times New Roman" w:cs="Times New Roman" w:eastAsia="Times New Roman"/>
+                <w:b/>
+                <w:i w:val="0"/>
+                <w:sz w:val="17"/>
+              </w:rPr>
+              <w:t>ngspice</w:t>
+            </w:r>
+          </w:p>
+        </w:tc>
+        <w:tc>
+          <w:tcPr>
+            <w:tcW w:type="dxa" w:w="1474"/>
+            <w:tcBorders>
+              <w:top w:val="single" w:sz="4" w:space="0" w:color="000000"/>
+              <w:left w:val="single" w:sz="4" w:space="0" w:color="000000"/>
+              <w:bottom w:val="single" w:sz="4" w:space="0" w:color="000000"/>
+              <w:right w:val="single" w:sz="4" w:space="0" w:color="000000"/>
+            </w:tcBorders>
+            <w:shd w:val="clear" w:color="auto" w:fill="D9D9D9"/>
+          </w:tcPr>
+          <w:p>
+            <w:pPr>
+              <w:keepNext/>
+              <w:spacing w:line="240" w:lineRule="auto" w:after="20"/>
+              <w:jc w:val="center"/>
+            </w:pPr>
+            <w:r>
+              <w:rPr>
+                <w:rFonts w:ascii="Times New Roman" w:hAnsi="Times New Roman" w:cs="Times New Roman" w:eastAsia="Times New Roman"/>
+                <w:b/>
+                <w:i w:val="0"/>
+                <w:sz w:val="17"/>
+              </w:rPr>
+              <w:t>Difference</w:t>
+            </w:r>
+          </w:p>
+        </w:tc>
+      </w:tr>
+      <w:tr>
+        <w:trPr>
+          <w:cantSplit/>
+        </w:trPr>
+        <w:tc>
+          <w:tcPr>
+            <w:tcW w:type="dxa" w:w="794"/>
+            <w:tcBorders>
+              <w:top w:val="single" w:sz="4" w:space="0" w:color="000000"/>
+              <w:left w:val="single" w:sz="4" w:space="0" w:color="000000"/>
+              <w:bottom w:val="single" w:sz="4" w:space="0" w:color="000000"/>
+              <w:right w:val="single" w:sz="4" w:space="0" w:color="000000"/>
+            </w:tcBorders>
+          </w:tcPr>
+          <w:p>
+            <w:pPr>
+              <w:keepNext/>
+              <w:spacing w:line="240" w:lineRule="auto" w:after="20"/>
+              <w:jc w:val="left"/>
+            </w:pPr>
+            <w:r>
+              <w:rPr>
+                <w:rFonts w:ascii="Times New Roman" w:hAnsi="Times New Roman" w:cs="Times New Roman" w:eastAsia="Times New Roman"/>
+                <w:b w:val="0"/>
+                <w:i w:val="0"/>
+                <w:sz w:val="17"/>
+              </w:rPr>
+              <w:t>1</w:t>
+            </w:r>
+          </w:p>
+        </w:tc>
+        <w:tc>
+          <w:tcPr>
+            <w:tcW w:type="dxa" w:w="1928"/>
+            <w:tcBorders>
+              <w:top w:val="single" w:sz="4" w:space="0" w:color="000000"/>
+              <w:left w:val="single" w:sz="4" w:space="0" w:color="000000"/>
+              <w:bottom w:val="single" w:sz="4" w:space="0" w:color="000000"/>
+              <w:right w:val="single" w:sz="4" w:space="0" w:color="000000"/>
+            </w:tcBorders>
+          </w:tcPr>
+          <w:p>
+            <w:pPr>
+              <w:keepNext/>
+              <w:spacing w:line="240" w:lineRule="auto" w:after="20"/>
+              <w:jc w:val="center"/>
+            </w:pPr>
+            <w:r>
+              <w:rPr>
+                <w:rFonts w:ascii="Times New Roman" w:hAnsi="Times New Roman" w:cs="Times New Roman" w:eastAsia="Times New Roman"/>
+                <w:b w:val="0"/>
+                <w:i w:val="0"/>
+                <w:sz w:val="17"/>
+              </w:rPr>
+              <w:t>t = 7 ms + 50.16 µs</w:t>
+            </w:r>
+          </w:p>
+        </w:tc>
+        <w:tc>
+          <w:tcPr>
+            <w:tcW w:type="dxa" w:w="1247"/>
+            <w:tcBorders>
+              <w:top w:val="single" w:sz="4" w:space="0" w:color="000000"/>
+              <w:left w:val="single" w:sz="4" w:space="0" w:color="000000"/>
+              <w:bottom w:val="single" w:sz="4" w:space="0" w:color="000000"/>
+              <w:right w:val="single" w:sz="4" w:space="0" w:color="000000"/>
+            </w:tcBorders>
+          </w:tcPr>
+          <w:p>
+            <w:pPr>
+              <w:keepNext/>
+              <w:spacing w:line="240" w:lineRule="auto" w:after="20"/>
+              <w:jc w:val="center"/>
+            </w:pPr>
+            <m:oMath>
+              <m:sSub>
+                <m:e>
+                  <m:r>
+                    <m:t>V</m:t>
+                  </m:r>
+                </m:e>
+                <m:sub>
+                  <m:r>
+                    <m:t>O</m:t>
+                  </m:r>
+                </m:sub>
+              </m:sSub>
+            </m:oMath>
+          </w:p>
+        </w:tc>
+        <w:tc>
+          <w:tcPr>
+            <w:tcW w:type="dxa" w:w="1701"/>
+            <w:tcBorders>
+              <w:top w:val="single" w:sz="4" w:space="0" w:color="000000"/>
+              <w:left w:val="single" w:sz="4" w:space="0" w:color="000000"/>
+              <w:bottom w:val="single" w:sz="4" w:space="0" w:color="000000"/>
+              <w:right w:val="single" w:sz="4" w:space="0" w:color="000000"/>
+            </w:tcBorders>
+          </w:tcPr>
+          <w:p>
+            <w:pPr>
+              <w:keepNext/>
+              <w:spacing w:line="240" w:lineRule="auto" w:after="20"/>
+              <w:jc w:val="center"/>
+            </w:pPr>
+            <w:r>
+              <w:rPr>
+                <w:rFonts w:ascii="Times New Roman" w:hAnsi="Times New Roman" w:cs="Times New Roman" w:eastAsia="Times New Roman"/>
+                <w:b w:val="0"/>
+                <w:i w:val="0"/>
+                <w:sz w:val="17"/>
+              </w:rPr>
+              <w:t>18.389 mV</w:t>
+            </w:r>
+          </w:p>
+        </w:tc>
+        <w:tc>
+          <w:tcPr>
+            <w:tcW w:type="dxa" w:w="1701"/>
+            <w:tcBorders>
+              <w:top w:val="single" w:sz="4" w:space="0" w:color="000000"/>
+              <w:left w:val="single" w:sz="4" w:space="0" w:color="000000"/>
+              <w:bottom w:val="single" w:sz="4" w:space="0" w:color="000000"/>
+              <w:right w:val="single" w:sz="4" w:space="0" w:color="000000"/>
+            </w:tcBorders>
+          </w:tcPr>
+          <w:p>
+            <w:pPr>
+              <w:keepNext/>
+              <w:spacing w:line="240" w:lineRule="auto" w:after="20"/>
+              <w:jc w:val="center"/>
+            </w:pPr>
+            <w:r>
+              <w:rPr>
+                <w:rFonts w:ascii="Times New Roman" w:hAnsi="Times New Roman" w:cs="Times New Roman" w:eastAsia="Times New Roman"/>
+                <w:b w:val="0"/>
+                <w:i w:val="0"/>
+                <w:sz w:val="17"/>
+              </w:rPr>
+              <w:t>18.38 mV</w:t>
+            </w:r>
+          </w:p>
+        </w:tc>
+        <w:tc>
+          <w:tcPr>
+            <w:tcW w:type="dxa" w:w="1474"/>
+            <w:tcBorders>
+              <w:top w:val="single" w:sz="4" w:space="0" w:color="000000"/>
+              <w:left w:val="single" w:sz="4" w:space="0" w:color="000000"/>
+              <w:bottom w:val="single" w:sz="4" w:space="0" w:color="000000"/>
+              <w:right w:val="single" w:sz="4" w:space="0" w:color="000000"/>
+            </w:tcBorders>
+          </w:tcPr>
+          <w:p>
+            <w:pPr>
+              <w:keepNext/>
+              <w:spacing w:line="240" w:lineRule="auto" w:after="20"/>
+              <w:jc w:val="center"/>
+            </w:pPr>
+            <w:r>
+              <w:rPr>
+                <w:rFonts w:ascii="Times New Roman" w:hAnsi="Times New Roman" w:cs="Times New Roman" w:eastAsia="Times New Roman"/>
+                <w:b w:val="0"/>
+                <w:i w:val="0"/>
+                <w:sz w:val="17"/>
+              </w:rPr>
+              <w:t>+0.050%</w:t>
+            </w:r>
+          </w:p>
+        </w:tc>
+      </w:tr>
+      <w:tr>
+        <w:trPr>
+          <w:cantSplit/>
+        </w:trPr>
+        <w:tc>
+          <w:tcPr>
+            <w:tcW w:type="dxa" w:w="794"/>
+            <w:tcBorders>
+              <w:top w:val="single" w:sz="4" w:space="0" w:color="000000"/>
+              <w:left w:val="single" w:sz="4" w:space="0" w:color="000000"/>
+              <w:bottom w:val="single" w:sz="4" w:space="0" w:color="000000"/>
+              <w:right w:val="single" w:sz="4" w:space="0" w:color="000000"/>
+            </w:tcBorders>
+          </w:tcPr>
+          <w:p>
+            <w:pPr>
+              <w:keepNext w:val="0"/>
+              <w:spacing w:line="240" w:lineRule="auto" w:after="20"/>
+              <w:jc w:val="left"/>
+            </w:pPr>
+            <w:r>
+              <w:rPr>
+                <w:rFonts w:ascii="Times New Roman" w:hAnsi="Times New Roman" w:cs="Times New Roman" w:eastAsia="Times New Roman"/>
+                <w:b w:val="0"/>
+                <w:i w:val="0"/>
+                <w:sz w:val="17"/>
+              </w:rPr>
+              <w:t>2</w:t>
+            </w:r>
+          </w:p>
+        </w:tc>
+        <w:tc>
+          <w:tcPr>
+            <w:tcW w:type="dxa" w:w="1928"/>
+            <w:tcBorders>
+              <w:top w:val="single" w:sz="4" w:space="0" w:color="000000"/>
+              <w:left w:val="single" w:sz="4" w:space="0" w:color="000000"/>
+              <w:bottom w:val="single" w:sz="4" w:space="0" w:color="000000"/>
+              <w:right w:val="single" w:sz="4" w:space="0" w:color="000000"/>
+            </w:tcBorders>
+          </w:tcPr>
+          <w:p>
+            <w:pPr>
+              <w:keepNext w:val="0"/>
+              <w:spacing w:line="240" w:lineRule="auto" w:after="20"/>
+              <w:jc w:val="center"/>
+            </w:pPr>
+            <w:r>
+              <w:rPr>
+                <w:rFonts w:ascii="Times New Roman" w:hAnsi="Times New Roman" w:cs="Times New Roman" w:eastAsia="Times New Roman"/>
+                <w:b w:val="0"/>
+                <w:i w:val="0"/>
+                <w:sz w:val="17"/>
+              </w:rPr>
+              <w:t>t = 7 ms + 100 µs</w:t>
+            </w:r>
+          </w:p>
+        </w:tc>
+        <w:tc>
+          <w:tcPr>
+            <w:tcW w:type="dxa" w:w="1247"/>
+            <w:tcBorders>
+              <w:top w:val="single" w:sz="4" w:space="0" w:color="000000"/>
+              <w:left w:val="single" w:sz="4" w:space="0" w:color="000000"/>
+              <w:bottom w:val="single" w:sz="4" w:space="0" w:color="000000"/>
+              <w:right w:val="single" w:sz="4" w:space="0" w:color="000000"/>
+            </w:tcBorders>
+          </w:tcPr>
+          <w:p>
+            <w:pPr>
+              <w:keepNext w:val="0"/>
+              <w:spacing w:line="240" w:lineRule="auto" w:after="20"/>
+              <w:jc w:val="center"/>
+            </w:pPr>
+            <m:oMath>
+              <m:sSub>
+                <m:e>
+                  <m:r>
+                    <m:t>V</m:t>
+                  </m:r>
+                </m:e>
+                <m:sub>
+                  <m:r>
+                    <m:t>O</m:t>
+                  </m:r>
+                </m:sub>
+              </m:sSub>
+            </m:oMath>
+          </w:p>
+        </w:tc>
+        <w:tc>
+          <w:tcPr>
+            <w:tcW w:type="dxa" w:w="1701"/>
+            <w:tcBorders>
+              <w:top w:val="single" w:sz="4" w:space="0" w:color="000000"/>
+              <w:left w:val="single" w:sz="4" w:space="0" w:color="000000"/>
+              <w:bottom w:val="single" w:sz="4" w:space="0" w:color="000000"/>
+              <w:right w:val="single" w:sz="4" w:space="0" w:color="000000"/>
+            </w:tcBorders>
+          </w:tcPr>
+          <w:p>
+            <w:pPr>
+              <w:keepNext w:val="0"/>
+              <w:spacing w:line="240" w:lineRule="auto" w:after="20"/>
+              <w:jc w:val="center"/>
+            </w:pPr>
+            <w:r>
+              <w:rPr>
+                <w:rFonts w:ascii="Times New Roman" w:hAnsi="Times New Roman" w:cs="Times New Roman" w:eastAsia="Times New Roman"/>
+                <w:b w:val="0"/>
+                <w:i w:val="0"/>
+                <w:sz w:val="17"/>
+              </w:rPr>
+              <w:t>−17.826 mV</w:t>
+            </w:r>
+          </w:p>
+        </w:tc>
+        <w:tc>
+          <w:tcPr>
+            <w:tcW w:type="dxa" w:w="1701"/>
+            <w:tcBorders>
+              <w:top w:val="single" w:sz="4" w:space="0" w:color="000000"/>
+              <w:left w:val="single" w:sz="4" w:space="0" w:color="000000"/>
+              <w:bottom w:val="single" w:sz="4" w:space="0" w:color="000000"/>
+              <w:right w:val="single" w:sz="4" w:space="0" w:color="000000"/>
+            </w:tcBorders>
+          </w:tcPr>
+          <w:p>
+            <w:pPr>
+              <w:keepNext w:val="0"/>
+              <w:spacing w:line="240" w:lineRule="auto" w:after="20"/>
+              <w:jc w:val="center"/>
+            </w:pPr>
+            <w:r>
+              <w:rPr>
+                <w:rFonts w:ascii="Times New Roman" w:hAnsi="Times New Roman" w:cs="Times New Roman" w:eastAsia="Times New Roman"/>
+                <w:b w:val="0"/>
+                <w:i w:val="0"/>
+                <w:sz w:val="17"/>
+              </w:rPr>
+              <w:t>−17.828 mV</w:t>
+            </w:r>
+          </w:p>
+        </w:tc>
+        <w:tc>
+          <w:tcPr>
+            <w:tcW w:type="dxa" w:w="1474"/>
+            <w:tcBorders>
+              <w:top w:val="single" w:sz="4" w:space="0" w:color="000000"/>
+              <w:left w:val="single" w:sz="4" w:space="0" w:color="000000"/>
+              <w:bottom w:val="single" w:sz="4" w:space="0" w:color="000000"/>
+              <w:right w:val="single" w:sz="4" w:space="0" w:color="000000"/>
+            </w:tcBorders>
+          </w:tcPr>
+          <w:p>
+            <w:pPr>
+              <w:keepNext w:val="0"/>
+              <w:spacing w:line="240" w:lineRule="auto" w:after="20"/>
+              <w:jc w:val="center"/>
+            </w:pPr>
+            <w:r>
+              <w:rPr>
+                <w:rFonts w:ascii="Times New Roman" w:hAnsi="Times New Roman" w:cs="Times New Roman" w:eastAsia="Times New Roman"/>
+                <w:b w:val="0"/>
+                <w:i w:val="0"/>
+                <w:sz w:val="17"/>
+              </w:rPr>
+              <w:t>+0.011%</w:t>
+            </w:r>
+          </w:p>
+        </w:tc>
+      </w:tr>
+    </w:tbl>
+    <w:p>
+      <w:pPr>
+        <w:spacing w:after="120"/>
+      </w:pPr>
+    </w:p>
+    <w:p>
+      <w:r>
+        <w:rPr>
+          <w:rFonts w:ascii="Times New Roman" w:hAnsi="Times New Roman" w:cs="Times New Roman" w:eastAsia="Times New Roman"/>
+          <w:b w:val="0"/>
+          <w:i w:val="0"/>
+        </w:rPr>
+        <w:t xml:space="preserve">The LTspice result for this case is shown in </w:t>
+      </w:r>
+      <w:r>
+        <w:rPr>
+          <w:rFonts w:ascii="Times New Roman" w:hAnsi="Times New Roman" w:cs="Times New Roman" w:eastAsia="Times New Roman"/>
+          <w:b w:val="0"/>
+          <w:i w:val="0"/>
+        </w:rPr>
+        <w:t>Figure 2.1.7</w:t>
+      </w:r>
+      <w:r>
+        <w:rPr>
+          <w:rFonts w:ascii="Times New Roman" w:hAnsi="Times New Roman" w:cs="Times New Roman" w:eastAsia="Times New Roman"/>
+          <w:b w:val="0"/>
+          <w:i w:val="0"/>
+        </w:rPr>
+        <w:t xml:space="preserve"> and the cursor comparison is given in </w:t>
+      </w:r>
+      <w:r>
+        <w:rPr>
+          <w:rFonts w:ascii="Times New Roman" w:hAnsi="Times New Roman" w:cs="Times New Roman" w:eastAsia="Times New Roman"/>
+          <w:b w:val="0"/>
+          <w:i w:val="0"/>
+        </w:rPr>
+        <w:t>Table 2.1.8</w:t>
+      </w:r>
+      <w:r>
+        <w:rPr>
+          <w:rFonts w:ascii="Times New Roman" w:hAnsi="Times New Roman" w:cs="Times New Roman" w:eastAsia="Times New Roman"/>
+          <w:b w:val="0"/>
+          <w:i w:val="0"/>
+        </w:rPr>
+        <w:t>.</w:t>
+      </w:r>
+    </w:p>
+    <w:p>
+      <w:pPr>
+        <w:keepNext/>
+        <w:spacing w:line="240" w:lineRule="auto"/>
+        <w:jc w:val="center"/>
+      </w:pPr>
+      <w:r>
+        <w:drawing>
+          <wp:inline xmlns:a="http://schemas.openxmlformats.org/drawingml/2006/main" xmlns:pic="http://schemas.openxmlformats.org/drawingml/2006/picture">
+            <wp:extent cx="5580000" cy="3487500"/>
+            <wp:docPr id="7" name="Picture 7"/>
+            <wp:cNvGraphicFramePr>
+              <a:graphicFrameLocks noChangeAspect="1"/>
+            </wp:cNvGraphicFramePr>
+            <a:graphic>
+              <a:graphicData uri="http://schemas.openxmlformats.org/drawingml/2006/picture">
+                <pic:pic>
+                  <pic:nvPicPr>
+                    <pic:cNvPr id="0" name="lt_e3_ac_1.png"/>
+                    <pic:cNvPicPr/>
+                  </pic:nvPicPr>
+                  <pic:blipFill>
+                    <a:blip r:embed="rId16"/>
+                    <a:stretch>
+                      <a:fillRect/>
+                    </a:stretch>
+                  </pic:blipFill>
+                  <pic:spPr>
+                    <a:xfrm>
+                      <a:off x="0" y="0"/>
+                      <a:ext cx="5580000" cy="3487500"/>
+                    </a:xfrm>
+                    <a:prstGeom prst="rect"/>
+                  </pic:spPr>
+                </pic:pic>
+              </a:graphicData>
+            </a:graphic>
+          </wp:inline>
+        </w:drawing>
+      </w:r>
+    </w:p>
+    <w:p>
+      <w:pPr>
+        <w:spacing w:line="240" w:lineRule="auto" w:after="240"/>
+        <w:jc w:val="center"/>
+      </w:pPr>
+      <w:r>
+        <w:rPr>
+          <w:rFonts w:ascii="Times New Roman" w:hAnsi="Times New Roman" w:cs="Times New Roman" w:eastAsia="Times New Roman"/>
+          <w:b w:val="0"/>
+          <w:i w:val="0"/>
+          <w:sz w:val="20"/>
+        </w:rPr>
+        <w:t xml:space="preserve">Figure 2.1.7  LTspice AC analysis of the common-source amplifier with </w:t>
+      </w:r>
+      <m:oMath>
+        <m:sSub>
+          <m:e>
+            <m:r>
+              <m:t>C</m:t>
+            </m:r>
+          </m:e>
+          <m:sub>
+            <m:r>
+              <m:t>S</m:t>
+            </m:r>
+          </m:sub>
+        </m:sSub>
+      </m:oMath>
+      <w:r>
+        <w:rPr>
+          <w:rFonts w:ascii="Times New Roman" w:hAnsi="Times New Roman" w:cs="Times New Roman" w:eastAsia="Times New Roman"/>
+          <w:b w:val="0"/>
+          <w:i w:val="0"/>
+          <w:sz w:val="20"/>
+        </w:rPr>
+        <w:t xml:space="preserve"> (magnitude and phase of </w:t>
+      </w:r>
+      <m:oMath>
+        <m:sSub>
+          <m:e>
+            <m:r>
+              <m:t>V</m:t>
+            </m:r>
+          </m:e>
+          <m:sub>
+            <m:r>
+              <m:t>O</m:t>
+            </m:r>
+          </m:sub>
+        </m:sSub>
+      </m:oMath>
+      <w:r>
+        <w:rPr>
+          <w:rFonts w:ascii="Times New Roman" w:hAnsi="Times New Roman" w:cs="Times New Roman" w:eastAsia="Times New Roman"/>
+          <w:b w:val="0"/>
+          <w:i w:val="0"/>
+          <w:sz w:val="20"/>
+        </w:rPr>
+        <w:t xml:space="preserve"> for </w:t>
+      </w:r>
+      <m:oMath>
+        <m:sSub>
+          <m:e>
+            <m:r>
+              <m:t>V</m:t>
+            </m:r>
+          </m:e>
+          <m:sub>
+            <m:r>
+              <m:t>i</m:t>
+            </m:r>
+          </m:sub>
+        </m:sSub>
+        <m:r>
+          <m:rPr>
+            <m:sty m:val="p"/>
+          </m:rPr>
+          <m:t>=</m:t>
+        </m:r>
+        <m:r>
+          <m:t>1</m:t>
+        </m:r>
+      </m:oMath>
+      <w:r>
+        <w:rPr>
+          <w:rFonts w:ascii="Times New Roman" w:hAnsi="Times New Roman" w:cs="Times New Roman" w:eastAsia="Times New Roman"/>
+          <w:b w:val="0"/>
+          <w:i w:val="0"/>
+          <w:sz w:val="20"/>
+        </w:rPr>
+        <w:t xml:space="preserve"> V) (device serial number: TOBB-7K3Q-0421)</w:t>
+      </w:r>
+    </w:p>
+    <w:p>
+      <w:pPr>
+        <w:keepNext/>
+        <w:spacing w:line="240" w:lineRule="auto" w:after="80"/>
+        <w:jc w:val="center"/>
+      </w:pPr>
+      <w:r>
+        <w:rPr>
+          <w:rFonts w:ascii="Times New Roman" w:hAnsi="Times New Roman" w:cs="Times New Roman" w:eastAsia="Times New Roman"/>
+          <w:b w:val="0"/>
+          <w:i w:val="0"/>
+          <w:sz w:val="20"/>
+        </w:rPr>
+        <w:t xml:space="preserve">Table 2.1.8  Cursor coordinates read in </w:t>
+      </w:r>
+      <w:r>
+        <w:rPr>
+          <w:rFonts w:ascii="Times New Roman" w:hAnsi="Times New Roman" w:cs="Times New Roman" w:eastAsia="Times New Roman"/>
+          <w:b w:val="0"/>
+          <w:i w:val="0"/>
+          <w:sz w:val="20"/>
+        </w:rPr>
+        <w:t>Figure 2.1.7</w:t>
+      </w:r>
+      <w:r>
+        <w:rPr>
+          <w:rFonts w:ascii="Times New Roman" w:hAnsi="Times New Roman" w:cs="Times New Roman" w:eastAsia="Times New Roman"/>
+          <w:b w:val="0"/>
+          <w:i w:val="0"/>
+          <w:sz w:val="20"/>
+        </w:rPr>
+        <w:t xml:space="preserve"> and the ngspice values at the same x</w:t>
+      </w:r>
+    </w:p>
+    <w:tbl>
+      <w:tblPr>
+        <w:tblW w:type="auto" w:w="0"/>
+        <w:jc w:val="center"/>
+        <w:tblLayout w:type="fixed"/>
+        <w:tblLook w:firstColumn="1" w:firstRow="1" w:lastColumn="0" w:lastRow="0" w:noHBand="0" w:noVBand="1" w:val="04A0"/>
+      </w:tblPr>
+      <w:tblGrid>
+        <w:gridCol w:w="794"/>
+        <w:gridCol w:w="1928"/>
+        <w:gridCol w:w="1247"/>
+        <w:gridCol w:w="1701"/>
+        <w:gridCol w:w="1701"/>
+        <w:gridCol w:w="1474"/>
+      </w:tblGrid>
+      <w:tr>
+        <w:trPr>
+          <w:tblHeader/>
+          <w:cantSplit/>
+        </w:trPr>
+        <w:tc>
+          <w:tcPr>
+            <w:tcW w:type="dxa" w:w="794"/>
+            <w:tcBorders>
+              <w:top w:val="single" w:sz="4" w:space="0" w:color="000000"/>
+              <w:left w:val="single" w:sz="4" w:space="0" w:color="000000"/>
+              <w:bottom w:val="single" w:sz="4" w:space="0" w:color="000000"/>
+              <w:right w:val="single" w:sz="4" w:space="0" w:color="000000"/>
+            </w:tcBorders>
+            <w:shd w:val="clear" w:color="auto" w:fill="D9D9D9"/>
+          </w:tcPr>
+          <w:p>
+            <w:pPr>
+              <w:keepNext/>
+              <w:spacing w:line="240" w:lineRule="auto" w:after="20"/>
+              <w:jc w:val="left"/>
+            </w:pPr>
+            <w:r>
+              <w:rPr>
+                <w:rFonts w:ascii="Times New Roman" w:hAnsi="Times New Roman" w:cs="Times New Roman" w:eastAsia="Times New Roman"/>
+                <w:b/>
+                <w:i w:val="0"/>
+                <w:sz w:val="17"/>
+              </w:rPr>
+              <w:t>Cursor</w:t>
+            </w:r>
+          </w:p>
+        </w:tc>
+        <w:tc>
+          <w:tcPr>
+            <w:tcW w:type="dxa" w:w="1928"/>
+            <w:tcBorders>
+              <w:top w:val="single" w:sz="4" w:space="0" w:color="000000"/>
+              <w:left w:val="single" w:sz="4" w:space="0" w:color="000000"/>
+              <w:bottom w:val="single" w:sz="4" w:space="0" w:color="000000"/>
+              <w:right w:val="single" w:sz="4" w:space="0" w:color="000000"/>
+            </w:tcBorders>
+            <w:shd w:val="clear" w:color="auto" w:fill="D9D9D9"/>
+          </w:tcPr>
+          <w:p>
+            <w:pPr>
+              <w:keepNext/>
+              <w:spacing w:line="240" w:lineRule="auto" w:after="20"/>
+              <w:jc w:val="center"/>
+            </w:pPr>
+            <w:r>
+              <w:rPr>
+                <w:rFonts w:ascii="Times New Roman" w:hAnsi="Times New Roman" w:cs="Times New Roman" w:eastAsia="Times New Roman"/>
+                <w:b/>
+                <w:i w:val="0"/>
+                <w:sz w:val="17"/>
+              </w:rPr>
+              <w:t>x coordinate</w:t>
+            </w:r>
+          </w:p>
+        </w:tc>
+        <w:tc>
+          <w:tcPr>
+            <w:tcW w:type="dxa" w:w="1247"/>
+            <w:tcBorders>
+              <w:top w:val="single" w:sz="4" w:space="0" w:color="000000"/>
+              <w:left w:val="single" w:sz="4" w:space="0" w:color="000000"/>
+              <w:bottom w:val="single" w:sz="4" w:space="0" w:color="000000"/>
+              <w:right w:val="single" w:sz="4" w:space="0" w:color="000000"/>
+            </w:tcBorders>
+            <w:shd w:val="clear" w:color="auto" w:fill="D9D9D9"/>
+          </w:tcPr>
+          <w:p>
+            <w:pPr>
+              <w:keepNext/>
+              <w:spacing w:line="240" w:lineRule="auto" w:after="20"/>
+              <w:jc w:val="center"/>
+            </w:pPr>
+            <w:r>
+              <w:rPr>
+                <w:rFonts w:ascii="Times New Roman" w:hAnsi="Times New Roman" w:cs="Times New Roman" w:eastAsia="Times New Roman"/>
+                <w:b/>
+                <w:i w:val="0"/>
+                <w:sz w:val="17"/>
+              </w:rPr>
+              <w:t>Quantity</w:t>
+            </w:r>
+          </w:p>
+        </w:tc>
+        <w:tc>
+          <w:tcPr>
+            <w:tcW w:type="dxa" w:w="1701"/>
+            <w:tcBorders>
+              <w:top w:val="single" w:sz="4" w:space="0" w:color="000000"/>
+              <w:left w:val="single" w:sz="4" w:space="0" w:color="000000"/>
+              <w:bottom w:val="single" w:sz="4" w:space="0" w:color="000000"/>
+              <w:right w:val="single" w:sz="4" w:space="0" w:color="000000"/>
+            </w:tcBorders>
+            <w:shd w:val="clear" w:color="auto" w:fill="D9D9D9"/>
+          </w:tcPr>
+          <w:p>
+            <w:pPr>
+              <w:keepNext/>
+              <w:spacing w:line="240" w:lineRule="auto" w:after="20"/>
+              <w:jc w:val="center"/>
+            </w:pPr>
+            <w:r>
+              <w:rPr>
+                <w:rFonts w:ascii="Times New Roman" w:hAnsi="Times New Roman" w:cs="Times New Roman" w:eastAsia="Times New Roman"/>
+                <w:b/>
+                <w:i w:val="0"/>
+                <w:sz w:val="17"/>
+              </w:rPr>
+              <w:t>LTspice</w:t>
+            </w:r>
+          </w:p>
+        </w:tc>
+        <w:tc>
+          <w:tcPr>
+            <w:tcW w:type="dxa" w:w="1701"/>
+            <w:tcBorders>
+              <w:top w:val="single" w:sz="4" w:space="0" w:color="000000"/>
+              <w:left w:val="single" w:sz="4" w:space="0" w:color="000000"/>
+              <w:bottom w:val="single" w:sz="4" w:space="0" w:color="000000"/>
+              <w:right w:val="single" w:sz="4" w:space="0" w:color="000000"/>
+            </w:tcBorders>
+            <w:shd w:val="clear" w:color="auto" w:fill="D9D9D9"/>
+          </w:tcPr>
+          <w:p>
+            <w:pPr>
+              <w:keepNext/>
+              <w:spacing w:line="240" w:lineRule="auto" w:after="20"/>
+              <w:jc w:val="center"/>
+            </w:pPr>
+            <w:r>
+              <w:rPr>
+                <w:rFonts w:ascii="Times New Roman" w:hAnsi="Times New Roman" w:cs="Times New Roman" w:eastAsia="Times New Roman"/>
+                <w:b/>
+                <w:i w:val="0"/>
+                <w:sz w:val="17"/>
+              </w:rPr>
+              <w:t>ngspice</w:t>
+            </w:r>
+          </w:p>
+        </w:tc>
+        <w:tc>
+          <w:tcPr>
+            <w:tcW w:type="dxa" w:w="1474"/>
+            <w:tcBorders>
+              <w:top w:val="single" w:sz="4" w:space="0" w:color="000000"/>
+              <w:left w:val="single" w:sz="4" w:space="0" w:color="000000"/>
+              <w:bottom w:val="single" w:sz="4" w:space="0" w:color="000000"/>
+              <w:right w:val="single" w:sz="4" w:space="0" w:color="000000"/>
+            </w:tcBorders>
+            <w:shd w:val="clear" w:color="auto" w:fill="D9D9D9"/>
+          </w:tcPr>
+          <w:p>
+            <w:pPr>
+              <w:keepNext/>
+              <w:spacing w:line="240" w:lineRule="auto" w:after="20"/>
+              <w:jc w:val="center"/>
+            </w:pPr>
+            <w:r>
+              <w:rPr>
+                <w:rFonts w:ascii="Times New Roman" w:hAnsi="Times New Roman" w:cs="Times New Roman" w:eastAsia="Times New Roman"/>
+                <w:b/>
+                <w:i w:val="0"/>
+                <w:sz w:val="17"/>
+              </w:rPr>
+              <w:t>Difference</w:t>
+            </w:r>
+          </w:p>
+        </w:tc>
+      </w:tr>
+      <w:tr>
+        <w:trPr>
+          <w:cantSplit/>
+        </w:trPr>
+        <w:tc>
+          <w:tcPr>
+            <w:tcW w:type="dxa" w:w="794"/>
+            <w:tcBorders>
+              <w:top w:val="single" w:sz="4" w:space="0" w:color="000000"/>
+              <w:left w:val="single" w:sz="4" w:space="0" w:color="000000"/>
+              <w:bottom w:val="single" w:sz="4" w:space="0" w:color="000000"/>
+              <w:right w:val="single" w:sz="4" w:space="0" w:color="000000"/>
+            </w:tcBorders>
+          </w:tcPr>
+          <w:p>
+            <w:pPr>
+              <w:keepNext/>
+              <w:spacing w:line="240" w:lineRule="auto" w:after="20"/>
+              <w:jc w:val="left"/>
+            </w:pPr>
+            <w:r>
+              <w:rPr>
+                <w:rFonts w:ascii="Times New Roman" w:hAnsi="Times New Roman" w:cs="Times New Roman" w:eastAsia="Times New Roman"/>
+                <w:b w:val="0"/>
+                <w:i w:val="0"/>
+                <w:sz w:val="17"/>
+              </w:rPr>
+              <w:t>1</w:t>
+            </w:r>
+          </w:p>
+        </w:tc>
+        <w:tc>
+          <w:tcPr>
+            <w:tcW w:type="dxa" w:w="1928"/>
+            <w:tcBorders>
+              <w:top w:val="single" w:sz="4" w:space="0" w:color="000000"/>
+              <w:left w:val="single" w:sz="4" w:space="0" w:color="000000"/>
+              <w:bottom w:val="single" w:sz="4" w:space="0" w:color="000000"/>
+              <w:right w:val="single" w:sz="4" w:space="0" w:color="000000"/>
+            </w:tcBorders>
+          </w:tcPr>
+          <w:p>
+            <w:pPr>
+              <w:keepNext/>
+              <w:spacing w:line="240" w:lineRule="auto" w:after="20"/>
+              <w:jc w:val="center"/>
+            </w:pPr>
+            <w:r>
+              <w:rPr>
+                <w:rFonts w:ascii="Times New Roman" w:hAnsi="Times New Roman" w:cs="Times New Roman" w:eastAsia="Times New Roman"/>
+                <w:b w:val="0"/>
+                <w:i w:val="0"/>
+                <w:sz w:val="17"/>
+              </w:rPr>
+              <w:t>f = 10.0306 kHz</w:t>
+            </w:r>
+          </w:p>
+        </w:tc>
+        <w:tc>
+          <w:tcPr>
+            <w:tcW w:type="dxa" w:w="1247"/>
+            <w:tcBorders>
+              <w:top w:val="single" w:sz="4" w:space="0" w:color="000000"/>
+              <w:left w:val="single" w:sz="4" w:space="0" w:color="000000"/>
+              <w:bottom w:val="single" w:sz="4" w:space="0" w:color="000000"/>
+              <w:right w:val="single" w:sz="4" w:space="0" w:color="000000"/>
+            </w:tcBorders>
+          </w:tcPr>
+          <w:p>
+            <w:pPr>
+              <w:keepNext/>
+              <w:spacing w:line="240" w:lineRule="auto" w:after="20"/>
+              <w:jc w:val="center"/>
+            </w:pPr>
+            <m:oMath>
+              <m:d>
+                <m:dPr>
+                  <m:begChr m:val="|"/>
+                  <m:endChr m:val="|"/>
+                  <m:sepChr m:val=""/>
+                  <m:grow/>
+                </m:dPr>
+                <m:e>
+                  <m:sSub>
+                    <m:e>
+                      <m:r>
+                        <m:t>V</m:t>
+                      </m:r>
+                    </m:e>
+                    <m:sub>
+                      <m:r>
+                        <m:t>O</m:t>
+                      </m:r>
+                    </m:sub>
+                  </m:sSub>
+                </m:e>
+              </m:d>
+            </m:oMath>
+          </w:p>
+        </w:tc>
+        <w:tc>
+          <w:tcPr>
+            <w:tcW w:type="dxa" w:w="1701"/>
+            <w:tcBorders>
+              <w:top w:val="single" w:sz="4" w:space="0" w:color="000000"/>
+              <w:left w:val="single" w:sz="4" w:space="0" w:color="000000"/>
+              <w:bottom w:val="single" w:sz="4" w:space="0" w:color="000000"/>
+              <w:right w:val="single" w:sz="4" w:space="0" w:color="000000"/>
+            </w:tcBorders>
+          </w:tcPr>
+          <w:p>
+            <w:pPr>
+              <w:keepNext/>
+              <w:spacing w:line="240" w:lineRule="auto" w:after="20"/>
+              <w:jc w:val="center"/>
+            </w:pPr>
+            <w:r>
+              <w:rPr>
+                <w:rFonts w:ascii="Times New Roman" w:hAnsi="Times New Roman" w:cs="Times New Roman" w:eastAsia="Times New Roman"/>
+                <w:b w:val="0"/>
+                <w:i w:val="0"/>
+                <w:sz w:val="17"/>
+              </w:rPr>
+              <w:t>17.845 dB</w:t>
+            </w:r>
+          </w:p>
+        </w:tc>
+        <w:tc>
+          <w:tcPr>
+            <w:tcW w:type="dxa" w:w="1701"/>
+            <w:tcBorders>
+              <w:top w:val="single" w:sz="4" w:space="0" w:color="000000"/>
+              <w:left w:val="single" w:sz="4" w:space="0" w:color="000000"/>
+              <w:bottom w:val="single" w:sz="4" w:space="0" w:color="000000"/>
+              <w:right w:val="single" w:sz="4" w:space="0" w:color="000000"/>
+            </w:tcBorders>
+          </w:tcPr>
+          <w:p>
+            <w:pPr>
+              <w:keepNext/>
+              <w:spacing w:line="240" w:lineRule="auto" w:after="20"/>
+              <w:jc w:val="center"/>
+            </w:pPr>
+            <w:r>
+              <w:rPr>
+                <w:rFonts w:ascii="Times New Roman" w:hAnsi="Times New Roman" w:cs="Times New Roman" w:eastAsia="Times New Roman"/>
+                <w:b w:val="0"/>
+                <w:i w:val="0"/>
+                <w:sz w:val="17"/>
+              </w:rPr>
+              <w:t>17.845 dB</w:t>
+            </w:r>
+          </w:p>
+        </w:tc>
+        <w:tc>
+          <w:tcPr>
+            <w:tcW w:type="dxa" w:w="1474"/>
+            <w:tcBorders>
+              <w:top w:val="single" w:sz="4" w:space="0" w:color="000000"/>
+              <w:left w:val="single" w:sz="4" w:space="0" w:color="000000"/>
+              <w:bottom w:val="single" w:sz="4" w:space="0" w:color="000000"/>
+              <w:right w:val="single" w:sz="4" w:space="0" w:color="000000"/>
+            </w:tcBorders>
+          </w:tcPr>
+          <w:p>
+            <w:pPr>
+              <w:keepNext/>
+              <w:spacing w:line="240" w:lineRule="auto" w:after="20"/>
+              <w:jc w:val="center"/>
+            </w:pPr>
+            <w:r>
+              <w:rPr>
+                <w:rFonts w:ascii="Times New Roman" w:hAnsi="Times New Roman" w:cs="Times New Roman" w:eastAsia="Times New Roman"/>
+                <w:b w:val="0"/>
+                <w:i w:val="0"/>
+                <w:sz w:val="17"/>
+              </w:rPr>
+              <w:t>+0.000 dB</w:t>
+            </w:r>
+          </w:p>
+        </w:tc>
+      </w:tr>
+      <w:tr>
+        <w:trPr>
+          <w:cantSplit/>
+        </w:trPr>
+        <w:tc>
+          <w:tcPr>
+            <w:tcW w:type="dxa" w:w="794"/>
+            <w:tcBorders>
+              <w:top w:val="single" w:sz="4" w:space="0" w:color="000000"/>
+              <w:left w:val="single" w:sz="4" w:space="0" w:color="000000"/>
+              <w:bottom w:val="single" w:sz="4" w:space="0" w:color="000000"/>
+              <w:right w:val="single" w:sz="4" w:space="0" w:color="000000"/>
+            </w:tcBorders>
+          </w:tcPr>
+          <w:p>
+            <w:pPr>
+              <w:keepNext/>
+              <w:spacing w:line="240" w:lineRule="auto" w:after="20"/>
+              <w:jc w:val="left"/>
+            </w:pPr>
+            <w:r>
+              <w:rPr>
+                <w:rFonts w:ascii="Times New Roman" w:hAnsi="Times New Roman" w:cs="Times New Roman" w:eastAsia="Times New Roman"/>
+                <w:b w:val="0"/>
+                <w:i w:val="0"/>
+                <w:sz w:val="17"/>
+              </w:rPr>
+              <w:t>1</w:t>
+            </w:r>
+          </w:p>
+        </w:tc>
+        <w:tc>
+          <w:tcPr>
+            <w:tcW w:type="dxa" w:w="1928"/>
+            <w:tcBorders>
+              <w:top w:val="single" w:sz="4" w:space="0" w:color="000000"/>
+              <w:left w:val="single" w:sz="4" w:space="0" w:color="000000"/>
+              <w:bottom w:val="single" w:sz="4" w:space="0" w:color="000000"/>
+              <w:right w:val="single" w:sz="4" w:space="0" w:color="000000"/>
+            </w:tcBorders>
+          </w:tcPr>
+          <w:p>
+            <w:pPr>
+              <w:keepNext/>
+              <w:spacing w:line="240" w:lineRule="auto" w:after="20"/>
+              <w:jc w:val="center"/>
+            </w:pPr>
+            <w:r>
+              <w:rPr>
+                <w:rFonts w:ascii="Times New Roman" w:hAnsi="Times New Roman" w:cs="Times New Roman" w:eastAsia="Times New Roman"/>
+                <w:b w:val="0"/>
+                <w:i w:val="0"/>
+                <w:sz w:val="17"/>
+              </w:rPr>
+              <w:t>f = 10.0306 kHz</w:t>
+            </w:r>
+          </w:p>
+        </w:tc>
+        <w:tc>
+          <w:tcPr>
+            <w:tcW w:type="dxa" w:w="1247"/>
+            <w:tcBorders>
+              <w:top w:val="single" w:sz="4" w:space="0" w:color="000000"/>
+              <w:left w:val="single" w:sz="4" w:space="0" w:color="000000"/>
+              <w:bottom w:val="single" w:sz="4" w:space="0" w:color="000000"/>
+              <w:right w:val="single" w:sz="4" w:space="0" w:color="000000"/>
+            </w:tcBorders>
+          </w:tcPr>
+          <w:p>
+            <w:pPr>
+              <w:keepNext/>
+              <w:spacing w:line="240" w:lineRule="auto" w:after="20"/>
+              <w:jc w:val="center"/>
+            </w:pPr>
+            <m:oMath>
+              <m:r>
+                <m:rPr>
+                  <m:sty m:val="p"/>
+                </m:rPr>
+                <m:t>∠</m:t>
+              </m:r>
+              <m:sSub>
+                <m:e>
+                  <m:r>
+                    <m:t>V</m:t>
+                  </m:r>
+                </m:e>
+                <m:sub>
+                  <m:r>
+                    <m:t>O</m:t>
+                  </m:r>
+                </m:sub>
+              </m:sSub>
+            </m:oMath>
+          </w:p>
+        </w:tc>
+        <w:tc>
+          <w:tcPr>
+            <w:tcW w:type="dxa" w:w="1701"/>
+            <w:tcBorders>
+              <w:top w:val="single" w:sz="4" w:space="0" w:color="000000"/>
+              <w:left w:val="single" w:sz="4" w:space="0" w:color="000000"/>
+              <w:bottom w:val="single" w:sz="4" w:space="0" w:color="000000"/>
+              <w:right w:val="single" w:sz="4" w:space="0" w:color="000000"/>
+            </w:tcBorders>
+          </w:tcPr>
+          <w:p>
+            <w:pPr>
+              <w:keepNext/>
+              <w:spacing w:line="240" w:lineRule="auto" w:after="20"/>
+              <w:jc w:val="center"/>
+            </w:pPr>
+            <w:r>
+              <w:rPr>
+                <w:rFonts w:ascii="Times New Roman" w:hAnsi="Times New Roman" w:cs="Times New Roman" w:eastAsia="Times New Roman"/>
+                <w:b w:val="0"/>
+                <w:i w:val="0"/>
+                <w:sz w:val="17"/>
+              </w:rPr>
+              <w:t>−85.413 °</w:t>
+            </w:r>
+          </w:p>
+        </w:tc>
+        <w:tc>
+          <w:tcPr>
+            <w:tcW w:type="dxa" w:w="1701"/>
+            <w:tcBorders>
+              <w:top w:val="single" w:sz="4" w:space="0" w:color="000000"/>
+              <w:left w:val="single" w:sz="4" w:space="0" w:color="000000"/>
+              <w:bottom w:val="single" w:sz="4" w:space="0" w:color="000000"/>
+              <w:right w:val="single" w:sz="4" w:space="0" w:color="000000"/>
+            </w:tcBorders>
+          </w:tcPr>
+          <w:p>
+            <w:pPr>
+              <w:keepNext/>
+              <w:spacing w:line="240" w:lineRule="auto" w:after="20"/>
+              <w:jc w:val="center"/>
+            </w:pPr>
+            <w:r>
+              <w:rPr>
+                <w:rFonts w:ascii="Times New Roman" w:hAnsi="Times New Roman" w:cs="Times New Roman" w:eastAsia="Times New Roman"/>
+                <w:b w:val="0"/>
+                <w:i w:val="0"/>
+                <w:sz w:val="17"/>
+              </w:rPr>
+              <w:t>−85.411 °</w:t>
+            </w:r>
+          </w:p>
+        </w:tc>
+        <w:tc>
+          <w:tcPr>
+            <w:tcW w:type="dxa" w:w="1474"/>
+            <w:tcBorders>
+              <w:top w:val="single" w:sz="4" w:space="0" w:color="000000"/>
+              <w:left w:val="single" w:sz="4" w:space="0" w:color="000000"/>
+              <w:bottom w:val="single" w:sz="4" w:space="0" w:color="000000"/>
+              <w:right w:val="single" w:sz="4" w:space="0" w:color="000000"/>
+            </w:tcBorders>
+          </w:tcPr>
+          <w:p>
+            <w:pPr>
+              <w:keepNext/>
+              <w:spacing w:line="240" w:lineRule="auto" w:after="20"/>
+              <w:jc w:val="center"/>
+            </w:pPr>
+            <w:r>
+              <w:rPr>
+                <w:rFonts w:ascii="Times New Roman" w:hAnsi="Times New Roman" w:cs="Times New Roman" w:eastAsia="Times New Roman"/>
+                <w:b w:val="0"/>
+                <w:i w:val="0"/>
+                <w:sz w:val="17"/>
+              </w:rPr>
+              <w:t>-0.002 °</w:t>
+            </w:r>
+          </w:p>
+        </w:tc>
+      </w:tr>
+      <w:tr>
+        <w:trPr>
+          <w:cantSplit/>
+        </w:trPr>
+        <w:tc>
+          <w:tcPr>
+            <w:tcW w:type="dxa" w:w="794"/>
+            <w:tcBorders>
+              <w:top w:val="single" w:sz="4" w:space="0" w:color="000000"/>
+              <w:left w:val="single" w:sz="4" w:space="0" w:color="000000"/>
+              <w:bottom w:val="single" w:sz="4" w:space="0" w:color="000000"/>
+              <w:right w:val="single" w:sz="4" w:space="0" w:color="000000"/>
+            </w:tcBorders>
+          </w:tcPr>
+          <w:p>
+            <w:pPr>
+              <w:keepNext/>
+              <w:spacing w:line="240" w:lineRule="auto" w:after="20"/>
+              <w:jc w:val="left"/>
+            </w:pPr>
+            <w:r>
+              <w:rPr>
+                <w:rFonts w:ascii="Times New Roman" w:hAnsi="Times New Roman" w:cs="Times New Roman" w:eastAsia="Times New Roman"/>
+                <w:b w:val="0"/>
+                <w:i w:val="0"/>
+                <w:sz w:val="17"/>
+              </w:rPr>
+              <w:t>2</w:t>
+            </w:r>
+          </w:p>
+        </w:tc>
+        <w:tc>
+          <w:tcPr>
+            <w:tcW w:type="dxa" w:w="1928"/>
+            <w:tcBorders>
+              <w:top w:val="single" w:sz="4" w:space="0" w:color="000000"/>
+              <w:left w:val="single" w:sz="4" w:space="0" w:color="000000"/>
+              <w:bottom w:val="single" w:sz="4" w:space="0" w:color="000000"/>
+              <w:right w:val="single" w:sz="4" w:space="0" w:color="000000"/>
+            </w:tcBorders>
+          </w:tcPr>
+          <w:p>
+            <w:pPr>
+              <w:keepNext/>
+              <w:spacing w:line="240" w:lineRule="auto" w:after="20"/>
+              <w:jc w:val="center"/>
+            </w:pPr>
+            <w:r>
+              <w:rPr>
+                <w:rFonts w:ascii="Times New Roman" w:hAnsi="Times New Roman" w:cs="Times New Roman" w:eastAsia="Times New Roman"/>
+                <w:b w:val="0"/>
+                <w:i w:val="0"/>
+                <w:sz w:val="17"/>
+              </w:rPr>
+              <w:t>f = 998.48 Hz</w:t>
+            </w:r>
+          </w:p>
+        </w:tc>
+        <w:tc>
+          <w:tcPr>
+            <w:tcW w:type="dxa" w:w="1247"/>
+            <w:tcBorders>
+              <w:top w:val="single" w:sz="4" w:space="0" w:color="000000"/>
+              <w:left w:val="single" w:sz="4" w:space="0" w:color="000000"/>
+              <w:bottom w:val="single" w:sz="4" w:space="0" w:color="000000"/>
+              <w:right w:val="single" w:sz="4" w:space="0" w:color="000000"/>
+            </w:tcBorders>
+          </w:tcPr>
+          <w:p>
+            <w:pPr>
+              <w:keepNext/>
+              <w:spacing w:line="240" w:lineRule="auto" w:after="20"/>
+              <w:jc w:val="center"/>
+            </w:pPr>
+            <m:oMath>
+              <m:d>
+                <m:dPr>
+                  <m:begChr m:val="|"/>
+                  <m:endChr m:val="|"/>
+                  <m:sepChr m:val=""/>
+                  <m:grow/>
+                </m:dPr>
+                <m:e>
+                  <m:sSub>
+                    <m:e>
+                      <m:r>
+                        <m:t>V</m:t>
+                      </m:r>
+                    </m:e>
+                    <m:sub>
+                      <m:r>
+                        <m:t>O</m:t>
+                      </m:r>
+                    </m:sub>
+                  </m:sSub>
+                </m:e>
+              </m:d>
+            </m:oMath>
+          </w:p>
+        </w:tc>
+        <w:tc>
+          <w:tcPr>
+            <w:tcW w:type="dxa" w:w="1701"/>
+            <w:tcBorders>
+              <w:top w:val="single" w:sz="4" w:space="0" w:color="000000"/>
+              <w:left w:val="single" w:sz="4" w:space="0" w:color="000000"/>
+              <w:bottom w:val="single" w:sz="4" w:space="0" w:color="000000"/>
+              <w:right w:val="single" w:sz="4" w:space="0" w:color="000000"/>
+            </w:tcBorders>
+          </w:tcPr>
+          <w:p>
+            <w:pPr>
+              <w:keepNext/>
+              <w:spacing w:line="240" w:lineRule="auto" w:after="20"/>
+              <w:jc w:val="center"/>
+            </w:pPr>
+            <w:r>
+              <w:rPr>
+                <w:rFonts w:ascii="Times New Roman" w:hAnsi="Times New Roman" w:cs="Times New Roman" w:eastAsia="Times New Roman"/>
+                <w:b w:val="0"/>
+                <w:i w:val="0"/>
+                <w:sz w:val="17"/>
+              </w:rPr>
+              <w:t>−10.211 dB</w:t>
+            </w:r>
+          </w:p>
+        </w:tc>
+        <w:tc>
+          <w:tcPr>
+            <w:tcW w:type="dxa" w:w="1701"/>
+            <w:tcBorders>
+              <w:top w:val="single" w:sz="4" w:space="0" w:color="000000"/>
+              <w:left w:val="single" w:sz="4" w:space="0" w:color="000000"/>
+              <w:bottom w:val="single" w:sz="4" w:space="0" w:color="000000"/>
+              <w:right w:val="single" w:sz="4" w:space="0" w:color="000000"/>
+            </w:tcBorders>
+          </w:tcPr>
+          <w:p>
+            <w:pPr>
+              <w:keepNext/>
+              <w:spacing w:line="240" w:lineRule="auto" w:after="20"/>
+              <w:jc w:val="center"/>
+            </w:pPr>
+            <w:r>
+              <w:rPr>
+                <w:rFonts w:ascii="Times New Roman" w:hAnsi="Times New Roman" w:cs="Times New Roman" w:eastAsia="Times New Roman"/>
+                <w:b w:val="0"/>
+                <w:i w:val="0"/>
+                <w:sz w:val="17"/>
+              </w:rPr>
+              <w:t>−10.211 dB</w:t>
+            </w:r>
+          </w:p>
+        </w:tc>
+        <w:tc>
+          <w:tcPr>
+            <w:tcW w:type="dxa" w:w="1474"/>
+            <w:tcBorders>
+              <w:top w:val="single" w:sz="4" w:space="0" w:color="000000"/>
+              <w:left w:val="single" w:sz="4" w:space="0" w:color="000000"/>
+              <w:bottom w:val="single" w:sz="4" w:space="0" w:color="000000"/>
+              <w:right w:val="single" w:sz="4" w:space="0" w:color="000000"/>
+            </w:tcBorders>
+          </w:tcPr>
+          <w:p>
+            <w:pPr>
+              <w:keepNext/>
+              <w:spacing w:line="240" w:lineRule="auto" w:after="20"/>
+              <w:jc w:val="center"/>
+            </w:pPr>
+            <w:r>
+              <w:rPr>
+                <w:rFonts w:ascii="Times New Roman" w:hAnsi="Times New Roman" w:cs="Times New Roman" w:eastAsia="Times New Roman"/>
+                <w:b w:val="0"/>
+                <w:i w:val="0"/>
+                <w:sz w:val="17"/>
+              </w:rPr>
+              <w:t>+0.000 dB</w:t>
+            </w:r>
+          </w:p>
+        </w:tc>
+      </w:tr>
+      <w:tr>
+        <w:trPr>
+          <w:cantSplit/>
+        </w:trPr>
+        <w:tc>
+          <w:tcPr>
+            <w:tcW w:type="dxa" w:w="794"/>
+            <w:tcBorders>
+              <w:top w:val="single" w:sz="4" w:space="0" w:color="000000"/>
+              <w:left w:val="single" w:sz="4" w:space="0" w:color="000000"/>
+              <w:bottom w:val="single" w:sz="4" w:space="0" w:color="000000"/>
+              <w:right w:val="single" w:sz="4" w:space="0" w:color="000000"/>
+            </w:tcBorders>
+          </w:tcPr>
+          <w:p>
+            <w:pPr>
+              <w:keepNext w:val="0"/>
+              <w:spacing w:line="240" w:lineRule="auto" w:after="20"/>
+              <w:jc w:val="left"/>
+            </w:pPr>
+            <w:r>
+              <w:rPr>
+                <w:rFonts w:ascii="Times New Roman" w:hAnsi="Times New Roman" w:cs="Times New Roman" w:eastAsia="Times New Roman"/>
+                <w:b w:val="0"/>
+                <w:i w:val="0"/>
+                <w:sz w:val="17"/>
+              </w:rPr>
+              <w:t>2</w:t>
+            </w:r>
+          </w:p>
+        </w:tc>
+        <w:tc>
+          <w:tcPr>
+            <w:tcW w:type="dxa" w:w="1928"/>
+            <w:tcBorders>
+              <w:top w:val="single" w:sz="4" w:space="0" w:color="000000"/>
+              <w:left w:val="single" w:sz="4" w:space="0" w:color="000000"/>
+              <w:bottom w:val="single" w:sz="4" w:space="0" w:color="000000"/>
+              <w:right w:val="single" w:sz="4" w:space="0" w:color="000000"/>
+            </w:tcBorders>
+          </w:tcPr>
+          <w:p>
+            <w:pPr>
+              <w:keepNext w:val="0"/>
+              <w:spacing w:line="240" w:lineRule="auto" w:after="20"/>
+              <w:jc w:val="center"/>
+            </w:pPr>
+            <w:r>
+              <w:rPr>
+                <w:rFonts w:ascii="Times New Roman" w:hAnsi="Times New Roman" w:cs="Times New Roman" w:eastAsia="Times New Roman"/>
+                <w:b w:val="0"/>
+                <w:i w:val="0"/>
+                <w:sz w:val="17"/>
+              </w:rPr>
+              <w:t>f = 998.48 Hz</w:t>
+            </w:r>
+          </w:p>
+        </w:tc>
+        <w:tc>
+          <w:tcPr>
+            <w:tcW w:type="dxa" w:w="1247"/>
+            <w:tcBorders>
+              <w:top w:val="single" w:sz="4" w:space="0" w:color="000000"/>
+              <w:left w:val="single" w:sz="4" w:space="0" w:color="000000"/>
+              <w:bottom w:val="single" w:sz="4" w:space="0" w:color="000000"/>
+              <w:right w:val="single" w:sz="4" w:space="0" w:color="000000"/>
+            </w:tcBorders>
+          </w:tcPr>
+          <w:p>
+            <w:pPr>
+              <w:keepNext w:val="0"/>
+              <w:spacing w:line="240" w:lineRule="auto" w:after="20"/>
+              <w:jc w:val="center"/>
+            </w:pPr>
+            <m:oMath>
+              <m:r>
+                <m:rPr>
+                  <m:sty m:val="p"/>
+                </m:rPr>
+                <m:t>∠</m:t>
+              </m:r>
+              <m:sSub>
+                <m:e>
+                  <m:r>
+                    <m:t>V</m:t>
+                  </m:r>
+                </m:e>
+                <m:sub>
+                  <m:r>
+                    <m:t>O</m:t>
+                  </m:r>
+                </m:sub>
+              </m:sSub>
+            </m:oMath>
+          </w:p>
+        </w:tc>
+        <w:tc>
+          <w:tcPr>
+            <w:tcW w:type="dxa" w:w="1701"/>
+            <w:tcBorders>
+              <w:top w:val="single" w:sz="4" w:space="0" w:color="000000"/>
+              <w:left w:val="single" w:sz="4" w:space="0" w:color="000000"/>
+              <w:bottom w:val="single" w:sz="4" w:space="0" w:color="000000"/>
+              <w:right w:val="single" w:sz="4" w:space="0" w:color="000000"/>
+            </w:tcBorders>
+          </w:tcPr>
+          <w:p>
+            <w:pPr>
+              <w:keepNext w:val="0"/>
+              <w:spacing w:line="240" w:lineRule="auto" w:after="20"/>
+              <w:jc w:val="center"/>
+            </w:pPr>
+            <w:r>
+              <w:rPr>
+                <w:rFonts w:ascii="Times New Roman" w:hAnsi="Times New Roman" w:cs="Times New Roman" w:eastAsia="Times New Roman"/>
+                <w:b w:val="0"/>
+                <w:i w:val="0"/>
+                <w:sz w:val="17"/>
+              </w:rPr>
+              <w:t>−35.426 °</w:t>
+            </w:r>
+          </w:p>
+        </w:tc>
+        <w:tc>
+          <w:tcPr>
+            <w:tcW w:type="dxa" w:w="1701"/>
+            <w:tcBorders>
+              <w:top w:val="single" w:sz="4" w:space="0" w:color="000000"/>
+              <w:left w:val="single" w:sz="4" w:space="0" w:color="000000"/>
+              <w:bottom w:val="single" w:sz="4" w:space="0" w:color="000000"/>
+              <w:right w:val="single" w:sz="4" w:space="0" w:color="000000"/>
+            </w:tcBorders>
+          </w:tcPr>
+          <w:p>
+            <w:pPr>
+              <w:keepNext w:val="0"/>
+              <w:spacing w:line="240" w:lineRule="auto" w:after="20"/>
+              <w:jc w:val="center"/>
+            </w:pPr>
+            <w:r>
+              <w:rPr>
+                <w:rFonts w:ascii="Times New Roman" w:hAnsi="Times New Roman" w:cs="Times New Roman" w:eastAsia="Times New Roman"/>
+                <w:b w:val="0"/>
+                <w:i w:val="0"/>
+                <w:sz w:val="17"/>
+              </w:rPr>
+              <w:t>−35.426 °</w:t>
+            </w:r>
+          </w:p>
+        </w:tc>
+        <w:tc>
+          <w:tcPr>
+            <w:tcW w:type="dxa" w:w="1474"/>
+            <w:tcBorders>
+              <w:top w:val="single" w:sz="4" w:space="0" w:color="000000"/>
+              <w:left w:val="single" w:sz="4" w:space="0" w:color="000000"/>
+              <w:bottom w:val="single" w:sz="4" w:space="0" w:color="000000"/>
+              <w:right w:val="single" w:sz="4" w:space="0" w:color="000000"/>
+            </w:tcBorders>
+          </w:tcPr>
+          <w:p>
+            <w:pPr>
+              <w:keepNext w:val="0"/>
+              <w:spacing w:line="240" w:lineRule="auto" w:after="20"/>
+              <w:jc w:val="center"/>
+            </w:pPr>
+            <w:r>
+              <w:rPr>
+                <w:rFonts w:ascii="Times New Roman" w:hAnsi="Times New Roman" w:cs="Times New Roman" w:eastAsia="Times New Roman"/>
+                <w:b w:val="0"/>
+                <w:i w:val="0"/>
+                <w:sz w:val="17"/>
+              </w:rPr>
+              <w:t>-0.000 °</w:t>
+            </w:r>
+          </w:p>
+        </w:tc>
+      </w:tr>
+    </w:tbl>
+    <w:p>
+      <w:pPr>
+        <w:spacing w:after="120"/>
+      </w:pPr>
+    </w:p>
+    <w:p>
+      <w:r>
+        <w:rPr>
+          <w:rFonts w:ascii="Times New Roman" w:hAnsi="Times New Roman" w:cs="Times New Roman" w:eastAsia="Times New Roman"/>
+          <w:b w:val="0"/>
+          <w:i w:val="0"/>
+        </w:rPr>
+        <w:t xml:space="preserve">The LTspice result for this case is shown in </w:t>
+      </w:r>
+      <w:r>
+        <w:rPr>
+          <w:rFonts w:ascii="Times New Roman" w:hAnsi="Times New Roman" w:cs="Times New Roman" w:eastAsia="Times New Roman"/>
+          <w:b w:val="0"/>
+          <w:i w:val="0"/>
+        </w:rPr>
+        <w:t>Figure 2.1.8</w:t>
+      </w:r>
+      <w:r>
+        <w:rPr>
+          <w:rFonts w:ascii="Times New Roman" w:hAnsi="Times New Roman" w:cs="Times New Roman" w:eastAsia="Times New Roman"/>
+          <w:b w:val="0"/>
+          <w:i w:val="0"/>
+        </w:rPr>
+        <w:t xml:space="preserve"> and the cursor comparison is given in </w:t>
+      </w:r>
+      <w:r>
+        <w:rPr>
+          <w:rFonts w:ascii="Times New Roman" w:hAnsi="Times New Roman" w:cs="Times New Roman" w:eastAsia="Times New Roman"/>
+          <w:b w:val="0"/>
+          <w:i w:val="0"/>
+        </w:rPr>
+        <w:t>Table 2.1.9</w:t>
+      </w:r>
+      <w:r>
+        <w:rPr>
+          <w:rFonts w:ascii="Times New Roman" w:hAnsi="Times New Roman" w:cs="Times New Roman" w:eastAsia="Times New Roman"/>
+          <w:b w:val="0"/>
+          <w:i w:val="0"/>
+        </w:rPr>
+        <w:t>.</w:t>
+      </w:r>
+    </w:p>
+    <w:p>
+      <w:pPr>
+        <w:keepNext/>
+        <w:spacing w:line="240" w:lineRule="auto"/>
+        <w:jc w:val="center"/>
+      </w:pPr>
+      <w:r>
+        <w:drawing>
+          <wp:inline xmlns:a="http://schemas.openxmlformats.org/drawingml/2006/main" xmlns:pic="http://schemas.openxmlformats.org/drawingml/2006/picture">
+            <wp:extent cx="5580000" cy="3487500"/>
+            <wp:docPr id="8" name="Picture 8"/>
+            <wp:cNvGraphicFramePr>
+              <a:graphicFrameLocks noChangeAspect="1"/>
+            </wp:cNvGraphicFramePr>
+            <a:graphic>
+              <a:graphicData uri="http://schemas.openxmlformats.org/drawingml/2006/picture">
+                <pic:pic>
+                  <pic:nvPicPr>
+                    <pic:cNvPr id="0" name="lt_e3_ac_0.png"/>
+                    <pic:cNvPicPr/>
+                  </pic:nvPicPr>
+                  <pic:blipFill>
+                    <a:blip r:embed="rId17"/>
+                    <a:stretch>
+                      <a:fillRect/>
+                    </a:stretch>
+                  </pic:blipFill>
+                  <pic:spPr>
+                    <a:xfrm>
+                      <a:off x="0" y="0"/>
+                      <a:ext cx="5580000" cy="3487500"/>
+                    </a:xfrm>
+                    <a:prstGeom prst="rect"/>
+                  </pic:spPr>
+                </pic:pic>
+              </a:graphicData>
+            </a:graphic>
+          </wp:inline>
+        </w:drawing>
+      </w:r>
+    </w:p>
+    <w:p>
+      <w:pPr>
+        <w:spacing w:line="240" w:lineRule="auto" w:after="240"/>
+        <w:jc w:val="center"/>
+      </w:pPr>
+      <w:r>
+        <w:rPr>
+          <w:rFonts w:ascii="Times New Roman" w:hAnsi="Times New Roman" w:cs="Times New Roman" w:eastAsia="Times New Roman"/>
+          <w:b w:val="0"/>
+          <w:i w:val="0"/>
+          <w:sz w:val="20"/>
+        </w:rPr>
+        <w:t xml:space="preserve">Figure 2.1.8  LTspice AC analysis of the common-source amplifier without </w:t>
+      </w:r>
+      <m:oMath>
+        <m:sSub>
+          <m:e>
+            <m:r>
+              <m:t>C</m:t>
+            </m:r>
+          </m:e>
+          <m:sub>
+            <m:r>
+              <m:t>S</m:t>
+            </m:r>
+          </m:sub>
+        </m:sSub>
+      </m:oMath>
+      <w:r>
+        <w:rPr>
+          <w:rFonts w:ascii="Times New Roman" w:hAnsi="Times New Roman" w:cs="Times New Roman" w:eastAsia="Times New Roman"/>
+          <w:b w:val="0"/>
+          <w:i w:val="0"/>
+          <w:sz w:val="20"/>
+        </w:rPr>
+        <w:t xml:space="preserve"> (device serial number: TOBB-7K3Q-0421)</w:t>
+      </w:r>
+    </w:p>
+    <w:p>
+      <w:pPr>
+        <w:keepNext/>
+        <w:spacing w:line="240" w:lineRule="auto" w:after="80"/>
+        <w:jc w:val="center"/>
+      </w:pPr>
+      <w:r>
+        <w:rPr>
+          <w:rFonts w:ascii="Times New Roman" w:hAnsi="Times New Roman" w:cs="Times New Roman" w:eastAsia="Times New Roman"/>
+          <w:b w:val="0"/>
+          <w:i w:val="0"/>
+          <w:sz w:val="20"/>
+        </w:rPr>
+        <w:t xml:space="preserve">Table 2.1.9  Cursor coordinates read in </w:t>
+      </w:r>
+      <w:r>
+        <w:rPr>
+          <w:rFonts w:ascii="Times New Roman" w:hAnsi="Times New Roman" w:cs="Times New Roman" w:eastAsia="Times New Roman"/>
+          <w:b w:val="0"/>
+          <w:i w:val="0"/>
+          <w:sz w:val="20"/>
+        </w:rPr>
+        <w:t>Figure 2.1.8</w:t>
+      </w:r>
+      <w:r>
+        <w:rPr>
+          <w:rFonts w:ascii="Times New Roman" w:hAnsi="Times New Roman" w:cs="Times New Roman" w:eastAsia="Times New Roman"/>
+          <w:b w:val="0"/>
+          <w:i w:val="0"/>
+          <w:sz w:val="20"/>
+        </w:rPr>
+        <w:t xml:space="preserve"> and the ngspice values at the same x</w:t>
+      </w:r>
+    </w:p>
+    <w:tbl>
+      <w:tblPr>
+        <w:tblW w:type="auto" w:w="0"/>
+        <w:jc w:val="center"/>
+        <w:tblLayout w:type="fixed"/>
+        <w:tblLook w:firstColumn="1" w:firstRow="1" w:lastColumn="0" w:lastRow="0" w:noHBand="0" w:noVBand="1" w:val="04A0"/>
+      </w:tblPr>
+      <w:tblGrid>
+        <w:gridCol w:w="794"/>
+        <w:gridCol w:w="1928"/>
+        <w:gridCol w:w="1247"/>
+        <w:gridCol w:w="1701"/>
+        <w:gridCol w:w="1701"/>
+        <w:gridCol w:w="1474"/>
+      </w:tblGrid>
+      <w:tr>
+        <w:trPr>
+          <w:tblHeader/>
+          <w:cantSplit/>
+        </w:trPr>
+        <w:tc>
+          <w:tcPr>
+            <w:tcW w:type="dxa" w:w="794"/>
+            <w:tcBorders>
+              <w:top w:val="single" w:sz="4" w:space="0" w:color="000000"/>
+              <w:left w:val="single" w:sz="4" w:space="0" w:color="000000"/>
+              <w:bottom w:val="single" w:sz="4" w:space="0" w:color="000000"/>
+              <w:right w:val="single" w:sz="4" w:space="0" w:color="000000"/>
+            </w:tcBorders>
+            <w:shd w:val="clear" w:color="auto" w:fill="D9D9D9"/>
+          </w:tcPr>
+          <w:p>
+            <w:pPr>
+              <w:keepNext/>
+              <w:spacing w:line="240" w:lineRule="auto" w:after="20"/>
+              <w:jc w:val="left"/>
+            </w:pPr>
+            <w:r>
+              <w:rPr>
+                <w:rFonts w:ascii="Times New Roman" w:hAnsi="Times New Roman" w:cs="Times New Roman" w:eastAsia="Times New Roman"/>
+                <w:b/>
+                <w:i w:val="0"/>
+                <w:sz w:val="17"/>
+              </w:rPr>
+              <w:t>Cursor</w:t>
+            </w:r>
+          </w:p>
+        </w:tc>
+        <w:tc>
+          <w:tcPr>
+            <w:tcW w:type="dxa" w:w="1928"/>
+            <w:tcBorders>
+              <w:top w:val="single" w:sz="4" w:space="0" w:color="000000"/>
+              <w:left w:val="single" w:sz="4" w:space="0" w:color="000000"/>
+              <w:bottom w:val="single" w:sz="4" w:space="0" w:color="000000"/>
+              <w:right w:val="single" w:sz="4" w:space="0" w:color="000000"/>
+            </w:tcBorders>
+            <w:shd w:val="clear" w:color="auto" w:fill="D9D9D9"/>
+          </w:tcPr>
+          <w:p>
+            <w:pPr>
+              <w:keepNext/>
+              <w:spacing w:line="240" w:lineRule="auto" w:after="20"/>
+              <w:jc w:val="center"/>
+            </w:pPr>
+            <w:r>
+              <w:rPr>
+                <w:rFonts w:ascii="Times New Roman" w:hAnsi="Times New Roman" w:cs="Times New Roman" w:eastAsia="Times New Roman"/>
+                <w:b/>
+                <w:i w:val="0"/>
+                <w:sz w:val="17"/>
+              </w:rPr>
+              <w:t>x coordinate</w:t>
+            </w:r>
+          </w:p>
+        </w:tc>
+        <w:tc>
+          <w:tcPr>
+            <w:tcW w:type="dxa" w:w="1247"/>
+            <w:tcBorders>
+              <w:top w:val="single" w:sz="4" w:space="0" w:color="000000"/>
+              <w:left w:val="single" w:sz="4" w:space="0" w:color="000000"/>
+              <w:bottom w:val="single" w:sz="4" w:space="0" w:color="000000"/>
+              <w:right w:val="single" w:sz="4" w:space="0" w:color="000000"/>
+            </w:tcBorders>
+            <w:shd w:val="clear" w:color="auto" w:fill="D9D9D9"/>
+          </w:tcPr>
+          <w:p>
+            <w:pPr>
+              <w:keepNext/>
+              <w:spacing w:line="240" w:lineRule="auto" w:after="20"/>
+              <w:jc w:val="center"/>
+            </w:pPr>
+            <w:r>
+              <w:rPr>
+                <w:rFonts w:ascii="Times New Roman" w:hAnsi="Times New Roman" w:cs="Times New Roman" w:eastAsia="Times New Roman"/>
+                <w:b/>
+                <w:i w:val="0"/>
+                <w:sz w:val="17"/>
+              </w:rPr>
+              <w:t>Quantity</w:t>
+            </w:r>
+          </w:p>
+        </w:tc>
+        <w:tc>
+          <w:tcPr>
+            <w:tcW w:type="dxa" w:w="1701"/>
+            <w:tcBorders>
+              <w:top w:val="single" w:sz="4" w:space="0" w:color="000000"/>
+              <w:left w:val="single" w:sz="4" w:space="0" w:color="000000"/>
+              <w:bottom w:val="single" w:sz="4" w:space="0" w:color="000000"/>
+              <w:right w:val="single" w:sz="4" w:space="0" w:color="000000"/>
+            </w:tcBorders>
+            <w:shd w:val="clear" w:color="auto" w:fill="D9D9D9"/>
+          </w:tcPr>
+          <w:p>
+            <w:pPr>
+              <w:keepNext/>
+              <w:spacing w:line="240" w:lineRule="auto" w:after="20"/>
+              <w:jc w:val="center"/>
+            </w:pPr>
+            <w:r>
+              <w:rPr>
+                <w:rFonts w:ascii="Times New Roman" w:hAnsi="Times New Roman" w:cs="Times New Roman" w:eastAsia="Times New Roman"/>
+                <w:b/>
+                <w:i w:val="0"/>
+                <w:sz w:val="17"/>
+              </w:rPr>
+              <w:t>LTspice</w:t>
+            </w:r>
+          </w:p>
+        </w:tc>
+        <w:tc>
+          <w:tcPr>
+            <w:tcW w:type="dxa" w:w="1701"/>
+            <w:tcBorders>
+              <w:top w:val="single" w:sz="4" w:space="0" w:color="000000"/>
+              <w:left w:val="single" w:sz="4" w:space="0" w:color="000000"/>
+              <w:bottom w:val="single" w:sz="4" w:space="0" w:color="000000"/>
+              <w:right w:val="single" w:sz="4" w:space="0" w:color="000000"/>
+            </w:tcBorders>
+            <w:shd w:val="clear" w:color="auto" w:fill="D9D9D9"/>
+          </w:tcPr>
+          <w:p>
+            <w:pPr>
+              <w:keepNext/>
+              <w:spacing w:line="240" w:lineRule="auto" w:after="20"/>
+              <w:jc w:val="center"/>
+            </w:pPr>
+            <w:r>
+              <w:rPr>
+                <w:rFonts w:ascii="Times New Roman" w:hAnsi="Times New Roman" w:cs="Times New Roman" w:eastAsia="Times New Roman"/>
+                <w:b/>
+                <w:i w:val="0"/>
+                <w:sz w:val="17"/>
+              </w:rPr>
+              <w:t>ngspice</w:t>
+            </w:r>
+          </w:p>
+        </w:tc>
+        <w:tc>
+          <w:tcPr>
+            <w:tcW w:type="dxa" w:w="1474"/>
+            <w:tcBorders>
+              <w:top w:val="single" w:sz="4" w:space="0" w:color="000000"/>
+              <w:left w:val="single" w:sz="4" w:space="0" w:color="000000"/>
+              <w:bottom w:val="single" w:sz="4" w:space="0" w:color="000000"/>
+              <w:right w:val="single" w:sz="4" w:space="0" w:color="000000"/>
+            </w:tcBorders>
+            <w:shd w:val="clear" w:color="auto" w:fill="D9D9D9"/>
+          </w:tcPr>
+          <w:p>
+            <w:pPr>
+              <w:keepNext/>
+              <w:spacing w:line="240" w:lineRule="auto" w:after="20"/>
+              <w:jc w:val="center"/>
+            </w:pPr>
+            <w:r>
+              <w:rPr>
+                <w:rFonts w:ascii="Times New Roman" w:hAnsi="Times New Roman" w:cs="Times New Roman" w:eastAsia="Times New Roman"/>
+                <w:b/>
+                <w:i w:val="0"/>
+                <w:sz w:val="17"/>
+              </w:rPr>
+              <w:t>Difference</w:t>
+            </w:r>
+          </w:p>
+        </w:tc>
+      </w:tr>
+      <w:tr>
+        <w:trPr>
+          <w:cantSplit/>
+        </w:trPr>
+        <w:tc>
+          <w:tcPr>
+            <w:tcW w:type="dxa" w:w="794"/>
+            <w:tcBorders>
+              <w:top w:val="single" w:sz="4" w:space="0" w:color="000000"/>
+              <w:left w:val="single" w:sz="4" w:space="0" w:color="000000"/>
+              <w:bottom w:val="single" w:sz="4" w:space="0" w:color="000000"/>
+              <w:right w:val="single" w:sz="4" w:space="0" w:color="000000"/>
+            </w:tcBorders>
+          </w:tcPr>
+          <w:p>
+            <w:pPr>
+              <w:keepNext/>
+              <w:spacing w:line="240" w:lineRule="auto" w:after="20"/>
+              <w:jc w:val="left"/>
+            </w:pPr>
+            <w:r>
+              <w:rPr>
+                <w:rFonts w:ascii="Times New Roman" w:hAnsi="Times New Roman" w:cs="Times New Roman" w:eastAsia="Times New Roman"/>
+                <w:b w:val="0"/>
+                <w:i w:val="0"/>
+                <w:sz w:val="17"/>
+              </w:rPr>
+              <w:t>1</w:t>
+            </w:r>
+          </w:p>
+        </w:tc>
+        <w:tc>
+          <w:tcPr>
+            <w:tcW w:type="dxa" w:w="1928"/>
+            <w:tcBorders>
+              <w:top w:val="single" w:sz="4" w:space="0" w:color="000000"/>
+              <w:left w:val="single" w:sz="4" w:space="0" w:color="000000"/>
+              <w:bottom w:val="single" w:sz="4" w:space="0" w:color="000000"/>
+              <w:right w:val="single" w:sz="4" w:space="0" w:color="000000"/>
+            </w:tcBorders>
+          </w:tcPr>
+          <w:p>
+            <w:pPr>
+              <w:keepNext/>
+              <w:spacing w:line="240" w:lineRule="auto" w:after="20"/>
+              <w:jc w:val="center"/>
+            </w:pPr>
+            <w:r>
+              <w:rPr>
+                <w:rFonts w:ascii="Times New Roman" w:hAnsi="Times New Roman" w:cs="Times New Roman" w:eastAsia="Times New Roman"/>
+                <w:b w:val="0"/>
+                <w:i w:val="0"/>
+                <w:sz w:val="17"/>
+              </w:rPr>
+              <w:t>f = 10.0306 kHz</w:t>
+            </w:r>
+          </w:p>
+        </w:tc>
+        <w:tc>
+          <w:tcPr>
+            <w:tcW w:type="dxa" w:w="1247"/>
+            <w:tcBorders>
+              <w:top w:val="single" w:sz="4" w:space="0" w:color="000000"/>
+              <w:left w:val="single" w:sz="4" w:space="0" w:color="000000"/>
+              <w:bottom w:val="single" w:sz="4" w:space="0" w:color="000000"/>
+              <w:right w:val="single" w:sz="4" w:space="0" w:color="000000"/>
+            </w:tcBorders>
+          </w:tcPr>
+          <w:p>
+            <w:pPr>
+              <w:keepNext/>
+              <w:spacing w:line="240" w:lineRule="auto" w:after="20"/>
+              <w:jc w:val="center"/>
+            </w:pPr>
+            <m:oMath>
+              <m:d>
+                <m:dPr>
+                  <m:begChr m:val="|"/>
+                  <m:endChr m:val="|"/>
+                  <m:sepChr m:val=""/>
+                  <m:grow/>
+                </m:dPr>
+                <m:e>
+                  <m:sSub>
+                    <m:e>
+                      <m:r>
+                        <m:t>V</m:t>
+                      </m:r>
+                    </m:e>
+                    <m:sub>
+                      <m:r>
+                        <m:t>O</m:t>
+                      </m:r>
+                    </m:sub>
+                  </m:sSub>
+                </m:e>
+              </m:d>
+            </m:oMath>
+          </w:p>
+        </w:tc>
+        <w:tc>
+          <w:tcPr>
+            <w:tcW w:type="dxa" w:w="1701"/>
+            <w:tcBorders>
+              <w:top w:val="single" w:sz="4" w:space="0" w:color="000000"/>
+              <w:left w:val="single" w:sz="4" w:space="0" w:color="000000"/>
+              <w:bottom w:val="single" w:sz="4" w:space="0" w:color="000000"/>
+              <w:right w:val="single" w:sz="4" w:space="0" w:color="000000"/>
+            </w:tcBorders>
+          </w:tcPr>
+          <w:p>
+            <w:pPr>
+              <w:keepNext/>
+              <w:spacing w:line="240" w:lineRule="auto" w:after="20"/>
+              <w:jc w:val="center"/>
+            </w:pPr>
+            <w:r>
+              <w:rPr>
+                <w:rFonts w:ascii="Times New Roman" w:hAnsi="Times New Roman" w:cs="Times New Roman" w:eastAsia="Times New Roman"/>
+                <w:b w:val="0"/>
+                <w:i w:val="0"/>
+                <w:sz w:val="17"/>
+              </w:rPr>
+              <w:t>−4.8958 dB</w:t>
+            </w:r>
+          </w:p>
+        </w:tc>
+        <w:tc>
+          <w:tcPr>
+            <w:tcW w:type="dxa" w:w="1701"/>
+            <w:tcBorders>
+              <w:top w:val="single" w:sz="4" w:space="0" w:color="000000"/>
+              <w:left w:val="single" w:sz="4" w:space="0" w:color="000000"/>
+              <w:bottom w:val="single" w:sz="4" w:space="0" w:color="000000"/>
+              <w:right w:val="single" w:sz="4" w:space="0" w:color="000000"/>
+            </w:tcBorders>
+          </w:tcPr>
+          <w:p>
+            <w:pPr>
+              <w:keepNext/>
+              <w:spacing w:line="240" w:lineRule="auto" w:after="20"/>
+              <w:jc w:val="center"/>
+            </w:pPr>
+            <w:r>
+              <w:rPr>
+                <w:rFonts w:ascii="Times New Roman" w:hAnsi="Times New Roman" w:cs="Times New Roman" w:eastAsia="Times New Roman"/>
+                <w:b w:val="0"/>
+                <w:i w:val="0"/>
+                <w:sz w:val="17"/>
+              </w:rPr>
+              <w:t>−4.8959 dB</w:t>
+            </w:r>
+          </w:p>
+        </w:tc>
+        <w:tc>
+          <w:tcPr>
+            <w:tcW w:type="dxa" w:w="1474"/>
+            <w:tcBorders>
+              <w:top w:val="single" w:sz="4" w:space="0" w:color="000000"/>
+              <w:left w:val="single" w:sz="4" w:space="0" w:color="000000"/>
+              <w:bottom w:val="single" w:sz="4" w:space="0" w:color="000000"/>
+              <w:right w:val="single" w:sz="4" w:space="0" w:color="000000"/>
+            </w:tcBorders>
+          </w:tcPr>
+          <w:p>
+            <w:pPr>
+              <w:keepNext/>
+              <w:spacing w:line="240" w:lineRule="auto" w:after="20"/>
+              <w:jc w:val="center"/>
+            </w:pPr>
+            <w:r>
+              <w:rPr>
+                <w:rFonts w:ascii="Times New Roman" w:hAnsi="Times New Roman" w:cs="Times New Roman" w:eastAsia="Times New Roman"/>
+                <w:b w:val="0"/>
+                <w:i w:val="0"/>
+                <w:sz w:val="17"/>
+              </w:rPr>
+              <w:t>+0.000 dB</w:t>
+            </w:r>
+          </w:p>
+        </w:tc>
+      </w:tr>
+      <w:tr>
+        <w:trPr>
+          <w:cantSplit/>
+        </w:trPr>
+        <w:tc>
+          <w:tcPr>
+            <w:tcW w:type="dxa" w:w="794"/>
+            <w:tcBorders>
+              <w:top w:val="single" w:sz="4" w:space="0" w:color="000000"/>
+              <w:left w:val="single" w:sz="4" w:space="0" w:color="000000"/>
+              <w:bottom w:val="single" w:sz="4" w:space="0" w:color="000000"/>
+              <w:right w:val="single" w:sz="4" w:space="0" w:color="000000"/>
+            </w:tcBorders>
+          </w:tcPr>
+          <w:p>
+            <w:pPr>
+              <w:keepNext/>
+              <w:spacing w:line="240" w:lineRule="auto" w:after="20"/>
+              <w:jc w:val="left"/>
+            </w:pPr>
+            <w:r>
+              <w:rPr>
+                <w:rFonts w:ascii="Times New Roman" w:hAnsi="Times New Roman" w:cs="Times New Roman" w:eastAsia="Times New Roman"/>
+                <w:b w:val="0"/>
+                <w:i w:val="0"/>
+                <w:sz w:val="17"/>
+              </w:rPr>
+              <w:t>1</w:t>
+            </w:r>
+          </w:p>
+        </w:tc>
+        <w:tc>
+          <w:tcPr>
+            <w:tcW w:type="dxa" w:w="1928"/>
+            <w:tcBorders>
+              <w:top w:val="single" w:sz="4" w:space="0" w:color="000000"/>
+              <w:left w:val="single" w:sz="4" w:space="0" w:color="000000"/>
+              <w:bottom w:val="single" w:sz="4" w:space="0" w:color="000000"/>
+              <w:right w:val="single" w:sz="4" w:space="0" w:color="000000"/>
+            </w:tcBorders>
+          </w:tcPr>
+          <w:p>
+            <w:pPr>
+              <w:keepNext/>
+              <w:spacing w:line="240" w:lineRule="auto" w:after="20"/>
+              <w:jc w:val="center"/>
+            </w:pPr>
+            <w:r>
+              <w:rPr>
+                <w:rFonts w:ascii="Times New Roman" w:hAnsi="Times New Roman" w:cs="Times New Roman" w:eastAsia="Times New Roman"/>
+                <w:b w:val="0"/>
+                <w:i w:val="0"/>
+                <w:sz w:val="17"/>
+              </w:rPr>
+              <w:t>f = 10.0306 kHz</w:t>
+            </w:r>
+          </w:p>
+        </w:tc>
+        <w:tc>
+          <w:tcPr>
+            <w:tcW w:type="dxa" w:w="1247"/>
+            <w:tcBorders>
+              <w:top w:val="single" w:sz="4" w:space="0" w:color="000000"/>
+              <w:left w:val="single" w:sz="4" w:space="0" w:color="000000"/>
+              <w:bottom w:val="single" w:sz="4" w:space="0" w:color="000000"/>
+              <w:right w:val="single" w:sz="4" w:space="0" w:color="000000"/>
+            </w:tcBorders>
+          </w:tcPr>
+          <w:p>
+            <w:pPr>
+              <w:keepNext/>
+              <w:spacing w:line="240" w:lineRule="auto" w:after="20"/>
+              <w:jc w:val="center"/>
+            </w:pPr>
+            <m:oMath>
+              <m:r>
+                <m:rPr>
+                  <m:sty m:val="p"/>
+                </m:rPr>
+                <m:t>∠</m:t>
+              </m:r>
+              <m:sSub>
+                <m:e>
+                  <m:r>
+                    <m:t>V</m:t>
+                  </m:r>
+                </m:e>
+                <m:sub>
+                  <m:r>
+                    <m:t>O</m:t>
+                  </m:r>
+                </m:sub>
+              </m:sSub>
+            </m:oMath>
+          </w:p>
+        </w:tc>
+        <w:tc>
+          <w:tcPr>
+            <w:tcW w:type="dxa" w:w="1701"/>
+            <w:tcBorders>
+              <w:top w:val="single" w:sz="4" w:space="0" w:color="000000"/>
+              <w:left w:val="single" w:sz="4" w:space="0" w:color="000000"/>
+              <w:bottom w:val="single" w:sz="4" w:space="0" w:color="000000"/>
+              <w:right w:val="single" w:sz="4" w:space="0" w:color="000000"/>
+            </w:tcBorders>
+          </w:tcPr>
+          <w:p>
+            <w:pPr>
+              <w:keepNext/>
+              <w:spacing w:line="240" w:lineRule="auto" w:after="20"/>
+              <w:jc w:val="center"/>
+            </w:pPr>
+            <w:r>
+              <w:rPr>
+                <w:rFonts w:ascii="Times New Roman" w:hAnsi="Times New Roman" w:cs="Times New Roman" w:eastAsia="Times New Roman"/>
+                <w:b w:val="0"/>
+                <w:i w:val="0"/>
+                <w:sz w:val="17"/>
+              </w:rPr>
+              <w:t>−161.78 °</w:t>
+            </w:r>
+          </w:p>
+        </w:tc>
+        <w:tc>
+          <w:tcPr>
+            <w:tcW w:type="dxa" w:w="1701"/>
+            <w:tcBorders>
+              <w:top w:val="single" w:sz="4" w:space="0" w:color="000000"/>
+              <w:left w:val="single" w:sz="4" w:space="0" w:color="000000"/>
+              <w:bottom w:val="single" w:sz="4" w:space="0" w:color="000000"/>
+              <w:right w:val="single" w:sz="4" w:space="0" w:color="000000"/>
+            </w:tcBorders>
+          </w:tcPr>
+          <w:p>
+            <w:pPr>
+              <w:keepNext/>
+              <w:spacing w:line="240" w:lineRule="auto" w:after="20"/>
+              <w:jc w:val="center"/>
+            </w:pPr>
+            <w:r>
+              <w:rPr>
+                <w:rFonts w:ascii="Times New Roman" w:hAnsi="Times New Roman" w:cs="Times New Roman" w:eastAsia="Times New Roman"/>
+                <w:b w:val="0"/>
+                <w:i w:val="0"/>
+                <w:sz w:val="17"/>
+              </w:rPr>
+              <w:t>−161.78 °</w:t>
+            </w:r>
+          </w:p>
+        </w:tc>
+        <w:tc>
+          <w:tcPr>
+            <w:tcW w:type="dxa" w:w="1474"/>
+            <w:tcBorders>
+              <w:top w:val="single" w:sz="4" w:space="0" w:color="000000"/>
+              <w:left w:val="single" w:sz="4" w:space="0" w:color="000000"/>
+              <w:bottom w:val="single" w:sz="4" w:space="0" w:color="000000"/>
+              <w:right w:val="single" w:sz="4" w:space="0" w:color="000000"/>
+            </w:tcBorders>
+          </w:tcPr>
+          <w:p>
+            <w:pPr>
+              <w:keepNext/>
+              <w:spacing w:line="240" w:lineRule="auto" w:after="20"/>
+              <w:jc w:val="center"/>
+            </w:pPr>
+            <w:r>
+              <w:rPr>
+                <w:rFonts w:ascii="Times New Roman" w:hAnsi="Times New Roman" w:cs="Times New Roman" w:eastAsia="Times New Roman"/>
+                <w:b w:val="0"/>
+                <w:i w:val="0"/>
+                <w:sz w:val="17"/>
+              </w:rPr>
+              <w:t>-0.001 °</w:t>
+            </w:r>
+          </w:p>
+        </w:tc>
+      </w:tr>
+      <w:tr>
+        <w:trPr>
+          <w:cantSplit/>
+        </w:trPr>
+        <w:tc>
+          <w:tcPr>
+            <w:tcW w:type="dxa" w:w="794"/>
+            <w:tcBorders>
+              <w:top w:val="single" w:sz="4" w:space="0" w:color="000000"/>
+              <w:left w:val="single" w:sz="4" w:space="0" w:color="000000"/>
+              <w:bottom w:val="single" w:sz="4" w:space="0" w:color="000000"/>
+              <w:right w:val="single" w:sz="4" w:space="0" w:color="000000"/>
+            </w:tcBorders>
+          </w:tcPr>
+          <w:p>
+            <w:pPr>
+              <w:keepNext/>
+              <w:spacing w:line="240" w:lineRule="auto" w:after="20"/>
+              <w:jc w:val="left"/>
+            </w:pPr>
+            <w:r>
+              <w:rPr>
+                <w:rFonts w:ascii="Times New Roman" w:hAnsi="Times New Roman" w:cs="Times New Roman" w:eastAsia="Times New Roman"/>
+                <w:b w:val="0"/>
+                <w:i w:val="0"/>
+                <w:sz w:val="17"/>
+              </w:rPr>
+              <w:t>2</w:t>
+            </w:r>
+          </w:p>
+        </w:tc>
+        <w:tc>
+          <w:tcPr>
+            <w:tcW w:type="dxa" w:w="1928"/>
+            <w:tcBorders>
+              <w:top w:val="single" w:sz="4" w:space="0" w:color="000000"/>
+              <w:left w:val="single" w:sz="4" w:space="0" w:color="000000"/>
+              <w:bottom w:val="single" w:sz="4" w:space="0" w:color="000000"/>
+              <w:right w:val="single" w:sz="4" w:space="0" w:color="000000"/>
+            </w:tcBorders>
+          </w:tcPr>
+          <w:p>
+            <w:pPr>
+              <w:keepNext/>
+              <w:spacing w:line="240" w:lineRule="auto" w:after="20"/>
+              <w:jc w:val="center"/>
+            </w:pPr>
+            <w:r>
+              <w:rPr>
+                <w:rFonts w:ascii="Times New Roman" w:hAnsi="Times New Roman" w:cs="Times New Roman" w:eastAsia="Times New Roman"/>
+                <w:b w:val="0"/>
+                <w:i w:val="0"/>
+                <w:sz w:val="17"/>
+              </w:rPr>
+              <w:t>f = 998.48 Hz</w:t>
+            </w:r>
+          </w:p>
+        </w:tc>
+        <w:tc>
+          <w:tcPr>
+            <w:tcW w:type="dxa" w:w="1247"/>
+            <w:tcBorders>
+              <w:top w:val="single" w:sz="4" w:space="0" w:color="000000"/>
+              <w:left w:val="single" w:sz="4" w:space="0" w:color="000000"/>
+              <w:bottom w:val="single" w:sz="4" w:space="0" w:color="000000"/>
+              <w:right w:val="single" w:sz="4" w:space="0" w:color="000000"/>
+            </w:tcBorders>
+          </w:tcPr>
+          <w:p>
+            <w:pPr>
+              <w:keepNext/>
+              <w:spacing w:line="240" w:lineRule="auto" w:after="20"/>
+              <w:jc w:val="center"/>
+            </w:pPr>
+            <m:oMath>
+              <m:d>
+                <m:dPr>
+                  <m:begChr m:val="|"/>
+                  <m:endChr m:val="|"/>
+                  <m:sepChr m:val=""/>
+                  <m:grow/>
+                </m:dPr>
+                <m:e>
+                  <m:sSub>
+                    <m:e>
+                      <m:r>
+                        <m:t>V</m:t>
+                      </m:r>
+                    </m:e>
+                    <m:sub>
+                      <m:r>
+                        <m:t>O</m:t>
+                      </m:r>
+                    </m:sub>
+                  </m:sSub>
+                </m:e>
+              </m:d>
+            </m:oMath>
+          </w:p>
+        </w:tc>
+        <w:tc>
+          <w:tcPr>
+            <w:tcW w:type="dxa" w:w="1701"/>
+            <w:tcBorders>
+              <w:top w:val="single" w:sz="4" w:space="0" w:color="000000"/>
+              <w:left w:val="single" w:sz="4" w:space="0" w:color="000000"/>
+              <w:bottom w:val="single" w:sz="4" w:space="0" w:color="000000"/>
+              <w:right w:val="single" w:sz="4" w:space="0" w:color="000000"/>
+            </w:tcBorders>
+          </w:tcPr>
+          <w:p>
+            <w:pPr>
+              <w:keepNext/>
+              <w:spacing w:line="240" w:lineRule="auto" w:after="20"/>
+              <w:jc w:val="center"/>
+            </w:pPr>
+            <w:r>
+              <w:rPr>
+                <w:rFonts w:ascii="Times New Roman" w:hAnsi="Times New Roman" w:cs="Times New Roman" w:eastAsia="Times New Roman"/>
+                <w:b w:val="0"/>
+                <w:i w:val="0"/>
+                <w:sz w:val="17"/>
+              </w:rPr>
+              <w:t>−14.841 dB</w:t>
+            </w:r>
+          </w:p>
+        </w:tc>
+        <w:tc>
+          <w:tcPr>
+            <w:tcW w:type="dxa" w:w="1701"/>
+            <w:tcBorders>
+              <w:top w:val="single" w:sz="4" w:space="0" w:color="000000"/>
+              <w:left w:val="single" w:sz="4" w:space="0" w:color="000000"/>
+              <w:bottom w:val="single" w:sz="4" w:space="0" w:color="000000"/>
+              <w:right w:val="single" w:sz="4" w:space="0" w:color="000000"/>
+            </w:tcBorders>
+          </w:tcPr>
+          <w:p>
+            <w:pPr>
+              <w:keepNext/>
+              <w:spacing w:line="240" w:lineRule="auto" w:after="20"/>
+              <w:jc w:val="center"/>
+            </w:pPr>
+            <w:r>
+              <w:rPr>
+                <w:rFonts w:ascii="Times New Roman" w:hAnsi="Times New Roman" w:cs="Times New Roman" w:eastAsia="Times New Roman"/>
+                <w:b w:val="0"/>
+                <w:i w:val="0"/>
+                <w:sz w:val="17"/>
+              </w:rPr>
+              <w:t>−14.842 dB</w:t>
+            </w:r>
+          </w:p>
+        </w:tc>
+        <w:tc>
+          <w:tcPr>
+            <w:tcW w:type="dxa" w:w="1474"/>
+            <w:tcBorders>
+              <w:top w:val="single" w:sz="4" w:space="0" w:color="000000"/>
+              <w:left w:val="single" w:sz="4" w:space="0" w:color="000000"/>
+              <w:bottom w:val="single" w:sz="4" w:space="0" w:color="000000"/>
+              <w:right w:val="single" w:sz="4" w:space="0" w:color="000000"/>
+            </w:tcBorders>
+          </w:tcPr>
+          <w:p>
+            <w:pPr>
+              <w:keepNext/>
+              <w:spacing w:line="240" w:lineRule="auto" w:after="20"/>
+              <w:jc w:val="center"/>
+            </w:pPr>
+            <w:r>
+              <w:rPr>
+                <w:rFonts w:ascii="Times New Roman" w:hAnsi="Times New Roman" w:cs="Times New Roman" w:eastAsia="Times New Roman"/>
+                <w:b w:val="0"/>
+                <w:i w:val="0"/>
+                <w:sz w:val="17"/>
+              </w:rPr>
+              <w:t>+0.000 dB</w:t>
+            </w:r>
+          </w:p>
+        </w:tc>
+      </w:tr>
+      <w:tr>
+        <w:trPr>
+          <w:cantSplit/>
+        </w:trPr>
+        <w:tc>
+          <w:tcPr>
+            <w:tcW w:type="dxa" w:w="794"/>
+            <w:tcBorders>
+              <w:top w:val="single" w:sz="4" w:space="0" w:color="000000"/>
+              <w:left w:val="single" w:sz="4" w:space="0" w:color="000000"/>
+              <w:bottom w:val="single" w:sz="4" w:space="0" w:color="000000"/>
+              <w:right w:val="single" w:sz="4" w:space="0" w:color="000000"/>
+            </w:tcBorders>
+          </w:tcPr>
+          <w:p>
+            <w:pPr>
+              <w:keepNext w:val="0"/>
+              <w:spacing w:line="240" w:lineRule="auto" w:after="20"/>
+              <w:jc w:val="left"/>
+            </w:pPr>
+            <w:r>
+              <w:rPr>
+                <w:rFonts w:ascii="Times New Roman" w:hAnsi="Times New Roman" w:cs="Times New Roman" w:eastAsia="Times New Roman"/>
+                <w:b w:val="0"/>
+                <w:i w:val="0"/>
+                <w:sz w:val="17"/>
+              </w:rPr>
+              <w:t>2</w:t>
+            </w:r>
+          </w:p>
+        </w:tc>
+        <w:tc>
+          <w:tcPr>
+            <w:tcW w:type="dxa" w:w="1928"/>
+            <w:tcBorders>
+              <w:top w:val="single" w:sz="4" w:space="0" w:color="000000"/>
+              <w:left w:val="single" w:sz="4" w:space="0" w:color="000000"/>
+              <w:bottom w:val="single" w:sz="4" w:space="0" w:color="000000"/>
+              <w:right w:val="single" w:sz="4" w:space="0" w:color="000000"/>
+            </w:tcBorders>
+          </w:tcPr>
+          <w:p>
+            <w:pPr>
+              <w:keepNext w:val="0"/>
+              <w:spacing w:line="240" w:lineRule="auto" w:after="20"/>
+              <w:jc w:val="center"/>
+            </w:pPr>
+            <w:r>
+              <w:rPr>
+                <w:rFonts w:ascii="Times New Roman" w:hAnsi="Times New Roman" w:cs="Times New Roman" w:eastAsia="Times New Roman"/>
+                <w:b w:val="0"/>
+                <w:i w:val="0"/>
+                <w:sz w:val="17"/>
+              </w:rPr>
+              <w:t>f = 998.48 Hz</w:t>
+            </w:r>
+          </w:p>
+        </w:tc>
+        <w:tc>
+          <w:tcPr>
+            <w:tcW w:type="dxa" w:w="1247"/>
+            <w:tcBorders>
+              <w:top w:val="single" w:sz="4" w:space="0" w:color="000000"/>
+              <w:left w:val="single" w:sz="4" w:space="0" w:color="000000"/>
+              <w:bottom w:val="single" w:sz="4" w:space="0" w:color="000000"/>
+              <w:right w:val="single" w:sz="4" w:space="0" w:color="000000"/>
+            </w:tcBorders>
+          </w:tcPr>
+          <w:p>
+            <w:pPr>
+              <w:keepNext w:val="0"/>
+              <w:spacing w:line="240" w:lineRule="auto" w:after="20"/>
+              <w:jc w:val="center"/>
+            </w:pPr>
+            <m:oMath>
+              <m:r>
+                <m:rPr>
+                  <m:sty m:val="p"/>
+                </m:rPr>
+                <m:t>∠</m:t>
+              </m:r>
+              <m:sSub>
+                <m:e>
+                  <m:r>
+                    <m:t>V</m:t>
+                  </m:r>
+                </m:e>
+                <m:sub>
+                  <m:r>
+                    <m:t>O</m:t>
+                  </m:r>
+                </m:sub>
+              </m:sSub>
+            </m:oMath>
+          </w:p>
+        </w:tc>
+        <w:tc>
+          <w:tcPr>
+            <w:tcW w:type="dxa" w:w="1701"/>
+            <w:tcBorders>
+              <w:top w:val="single" w:sz="4" w:space="0" w:color="000000"/>
+              <w:left w:val="single" w:sz="4" w:space="0" w:color="000000"/>
+              <w:bottom w:val="single" w:sz="4" w:space="0" w:color="000000"/>
+              <w:right w:val="single" w:sz="4" w:space="0" w:color="000000"/>
+            </w:tcBorders>
+          </w:tcPr>
+          <w:p>
+            <w:pPr>
+              <w:keepNext w:val="0"/>
+              <w:spacing w:line="240" w:lineRule="auto" w:after="20"/>
+              <w:jc w:val="center"/>
+            </w:pPr>
+            <w:r>
+              <w:rPr>
+                <w:rFonts w:ascii="Times New Roman" w:hAnsi="Times New Roman" w:cs="Times New Roman" w:eastAsia="Times New Roman"/>
+                <w:b w:val="0"/>
+                <w:i w:val="0"/>
+                <w:sz w:val="17"/>
+              </w:rPr>
+              <w:t>−88.546 °</w:t>
+            </w:r>
+          </w:p>
+        </w:tc>
+        <w:tc>
+          <w:tcPr>
+            <w:tcW w:type="dxa" w:w="1701"/>
+            <w:tcBorders>
+              <w:top w:val="single" w:sz="4" w:space="0" w:color="000000"/>
+              <w:left w:val="single" w:sz="4" w:space="0" w:color="000000"/>
+              <w:bottom w:val="single" w:sz="4" w:space="0" w:color="000000"/>
+              <w:right w:val="single" w:sz="4" w:space="0" w:color="000000"/>
+            </w:tcBorders>
+          </w:tcPr>
+          <w:p>
+            <w:pPr>
+              <w:keepNext w:val="0"/>
+              <w:spacing w:line="240" w:lineRule="auto" w:after="20"/>
+              <w:jc w:val="center"/>
+            </w:pPr>
+            <w:r>
+              <w:rPr>
+                <w:rFonts w:ascii="Times New Roman" w:hAnsi="Times New Roman" w:cs="Times New Roman" w:eastAsia="Times New Roman"/>
+                <w:b w:val="0"/>
+                <w:i w:val="0"/>
+                <w:sz w:val="17"/>
+              </w:rPr>
+              <w:t>−88.544 °</w:t>
+            </w:r>
+          </w:p>
+        </w:tc>
+        <w:tc>
+          <w:tcPr>
+            <w:tcW w:type="dxa" w:w="1474"/>
+            <w:tcBorders>
+              <w:top w:val="single" w:sz="4" w:space="0" w:color="000000"/>
+              <w:left w:val="single" w:sz="4" w:space="0" w:color="000000"/>
+              <w:bottom w:val="single" w:sz="4" w:space="0" w:color="000000"/>
+              <w:right w:val="single" w:sz="4" w:space="0" w:color="000000"/>
+            </w:tcBorders>
+          </w:tcPr>
+          <w:p>
+            <w:pPr>
+              <w:keepNext w:val="0"/>
+              <w:spacing w:line="240" w:lineRule="auto" w:after="20"/>
+              <w:jc w:val="center"/>
+            </w:pPr>
+            <w:r>
+              <w:rPr>
+                <w:rFonts w:ascii="Times New Roman" w:hAnsi="Times New Roman" w:cs="Times New Roman" w:eastAsia="Times New Roman"/>
+                <w:b w:val="0"/>
+                <w:i w:val="0"/>
+                <w:sz w:val="17"/>
+              </w:rPr>
+              <w:t>-0.001 °</w:t>
+            </w:r>
+          </w:p>
+        </w:tc>
+      </w:tr>
+    </w:tbl>
+    <w:p>
+      <w:pPr>
+        <w:spacing w:after="120"/>
+      </w:pPr>
+    </w:p>
+    <w:p>
+      <w:r>
+        <w:rPr>
+          <w:rFonts w:ascii="Times New Roman" w:hAnsi="Times New Roman" w:cs="Times New Roman" w:eastAsia="Times New Roman"/>
           <w:b/>
           <w:i w:val="0"/>
         </w:rPr>
@@ -8089,7 +11747,7 @@
         <w:drawing>
           <wp:inline xmlns:a="http://schemas.openxmlformats.org/drawingml/2006/main" xmlns:pic="http://schemas.openxmlformats.org/drawingml/2006/picture">
             <wp:extent cx="3600000" cy="2433693"/>
-            <wp:docPr id="5" name="Picture 5"/>
+            <wp:docPr id="9" name="Picture 9"/>
             <wp:cNvGraphicFramePr>
               <a:graphicFrameLocks noChangeAspect="1"/>
             </wp:cNvGraphicFramePr>
@@ -8101,7 +11759,7 @@
                     <pic:cNvPicPr/>
                   </pic:nvPicPr>
                   <pic:blipFill>
-                    <a:blip r:embed="rId14"/>
+                    <a:blip r:embed="rId18"/>
                     <a:stretch>
                       <a:fillRect/>
                     </a:stretch>
@@ -10594,7 +14252,7 @@
         <w:drawing>
           <wp:inline xmlns:a="http://schemas.openxmlformats.org/drawingml/2006/main" xmlns:pic="http://schemas.openxmlformats.org/drawingml/2006/picture">
             <wp:extent cx="5580000" cy="2130545"/>
-            <wp:docPr id="6" name="Picture 6"/>
+            <wp:docPr id="10" name="Picture 10"/>
             <wp:cNvGraphicFramePr>
               <a:graphicFrameLocks noChangeAspect="1"/>
             </wp:cNvGraphicFramePr>
@@ -10606,7 +14264,7 @@
                     <pic:cNvPicPr/>
                   </pic:nvPicPr>
                   <pic:blipFill>
-                    <a:blip r:embed="rId15"/>
+                    <a:blip r:embed="rId19"/>
                     <a:stretch>
                       <a:fillRect/>
                     </a:stretch>
@@ -11090,6 +14748,877 @@
                 <w:sz w:val="18"/>
               </w:rPr>
               <w:t>Current = 14.66 mA</w:t>
+            </w:r>
+          </w:p>
+        </w:tc>
+      </w:tr>
+    </w:tbl>
+    <w:p>
+      <w:pPr>
+        <w:spacing w:after="120"/>
+      </w:pPr>
+    </w:p>
+    <w:p>
+      <w:r>
+        <w:rPr>
+          <w:rFonts w:ascii="Times New Roman" w:hAnsi="Times New Roman" w:cs="Times New Roman" w:eastAsia="Times New Roman"/>
+          <w:b w:val="0"/>
+          <w:i w:val="0"/>
+        </w:rPr>
+        <w:t xml:space="preserve">The LTspice result for this case is shown in </w:t>
+      </w:r>
+      <w:r>
+        <w:rPr>
+          <w:rFonts w:ascii="Times New Roman" w:hAnsi="Times New Roman" w:cs="Times New Roman" w:eastAsia="Times New Roman"/>
+          <w:b w:val="0"/>
+          <w:i w:val="0"/>
+        </w:rPr>
+        <w:t>Figure 2.2.3</w:t>
+      </w:r>
+      <w:r>
+        <w:rPr>
+          <w:rFonts w:ascii="Times New Roman" w:hAnsi="Times New Roman" w:cs="Times New Roman" w:eastAsia="Times New Roman"/>
+          <w:b w:val="0"/>
+          <w:i w:val="0"/>
+        </w:rPr>
+        <w:t xml:space="preserve"> and the cursor comparison is given in </w:t>
+      </w:r>
+      <w:r>
+        <w:rPr>
+          <w:rFonts w:ascii="Times New Roman" w:hAnsi="Times New Roman" w:cs="Times New Roman" w:eastAsia="Times New Roman"/>
+          <w:b w:val="0"/>
+          <w:i w:val="0"/>
+        </w:rPr>
+        <w:t>Table 2.2.3</w:t>
+      </w:r>
+      <w:r>
+        <w:rPr>
+          <w:rFonts w:ascii="Times New Roman" w:hAnsi="Times New Roman" w:cs="Times New Roman" w:eastAsia="Times New Roman"/>
+          <w:b w:val="0"/>
+          <w:i w:val="0"/>
+        </w:rPr>
+        <w:t>.</w:t>
+      </w:r>
+    </w:p>
+    <w:p>
+      <w:pPr>
+        <w:keepNext/>
+        <w:spacing w:line="240" w:lineRule="auto"/>
+        <w:jc w:val="center"/>
+      </w:pPr>
+      <w:r>
+        <w:drawing>
+          <wp:inline xmlns:a="http://schemas.openxmlformats.org/drawingml/2006/main" xmlns:pic="http://schemas.openxmlformats.org/drawingml/2006/picture">
+            <wp:extent cx="5580000" cy="3487500"/>
+            <wp:docPr id="11" name="Picture 11"/>
+            <wp:cNvGraphicFramePr>
+              <a:graphicFrameLocks noChangeAspect="1"/>
+            </wp:cNvGraphicFramePr>
+            <a:graphic>
+              <a:graphicData uri="http://schemas.openxmlformats.org/drawingml/2006/picture">
+                <pic:pic>
+                  <pic:nvPicPr>
+                    <pic:cNvPr id="0" name="lt_e3_mirror_dc.png"/>
+                    <pic:cNvPicPr/>
+                  </pic:nvPicPr>
+                  <pic:blipFill>
+                    <a:blip r:embed="rId20"/>
+                    <a:stretch>
+                      <a:fillRect/>
+                    </a:stretch>
+                  </pic:blipFill>
+                  <pic:spPr>
+                    <a:xfrm>
+                      <a:off x="0" y="0"/>
+                      <a:ext cx="5580000" cy="3487500"/>
+                    </a:xfrm>
+                    <a:prstGeom prst="rect"/>
+                  </pic:spPr>
+                </pic:pic>
+              </a:graphicData>
+            </a:graphic>
+          </wp:inline>
+        </w:drawing>
+      </w:r>
+    </w:p>
+    <w:p>
+      <w:pPr>
+        <w:spacing w:line="240" w:lineRule="auto" w:after="240"/>
+        <w:jc w:val="center"/>
+      </w:pPr>
+      <w:r>
+        <w:rPr>
+          <w:rFonts w:ascii="Times New Roman" w:hAnsi="Times New Roman" w:cs="Times New Roman" w:eastAsia="Times New Roman"/>
+          <w:b w:val="0"/>
+          <w:i w:val="0"/>
+          <w:sz w:val="20"/>
+        </w:rPr>
+        <w:t xml:space="preserve">Figure 2.2.3  LTspice DC sweep of the current mirror: reference-branch current </w:t>
+      </w:r>
+      <m:oMath>
+        <m:sSub>
+          <m:e>
+            <m:r>
+              <m:t>I</m:t>
+            </m:r>
+          </m:e>
+          <m:sub>
+            <m:r>
+              <m:t>D</m:t>
+            </m:r>
+          </m:sub>
+        </m:sSub>
+        <m:d>
+          <m:dPr>
+            <m:begChr m:val="("/>
+            <m:endChr m:val=")"/>
+            <m:sepChr m:val=""/>
+            <m:grow/>
+          </m:dPr>
+          <m:e>
+            <m:r>
+              <m:t>M</m:t>
+            </m:r>
+            <m:r>
+              <m:t>1</m:t>
+            </m:r>
+          </m:e>
+        </m:d>
+      </m:oMath>
+      <w:r>
+        <w:rPr>
+          <w:rFonts w:ascii="Times New Roman" w:hAnsi="Times New Roman" w:cs="Times New Roman" w:eastAsia="Times New Roman"/>
+          <w:b w:val="0"/>
+          <w:i w:val="0"/>
+          <w:sz w:val="20"/>
+        </w:rPr>
+        <w:t xml:space="preserve"> (blue) and output current </w:t>
+      </w:r>
+      <m:oMath>
+        <m:sSub>
+          <m:e>
+            <m:r>
+              <m:t>I</m:t>
+            </m:r>
+          </m:e>
+          <m:sub>
+            <m:r>
+              <m:t>D</m:t>
+            </m:r>
+          </m:sub>
+        </m:sSub>
+        <m:d>
+          <m:dPr>
+            <m:begChr m:val="("/>
+            <m:endChr m:val=")"/>
+            <m:sepChr m:val=""/>
+            <m:grow/>
+          </m:dPr>
+          <m:e>
+            <m:r>
+              <m:t>M</m:t>
+            </m:r>
+            <m:r>
+              <m:t>2</m:t>
+            </m:r>
+          </m:e>
+        </m:d>
+      </m:oMath>
+      <w:r>
+        <w:rPr>
+          <w:rFonts w:ascii="Times New Roman" w:hAnsi="Times New Roman" w:cs="Times New Roman" w:eastAsia="Times New Roman"/>
+          <w:b w:val="0"/>
+          <w:i w:val="0"/>
+          <w:sz w:val="20"/>
+        </w:rPr>
+        <w:t xml:space="preserve"> (green) versus </w:t>
+      </w:r>
+      <m:oMath>
+        <m:sSub>
+          <m:e>
+            <m:r>
+              <m:t>V</m:t>
+            </m:r>
+          </m:e>
+          <m:sub>
+            <m:r>
+              <m:t>i</m:t>
+            </m:r>
+          </m:sub>
+        </m:sSub>
+      </m:oMath>
+      <w:r>
+        <w:rPr>
+          <w:rFonts w:ascii="Times New Roman" w:hAnsi="Times New Roman" w:cs="Times New Roman" w:eastAsia="Times New Roman"/>
+          <w:b w:val="0"/>
+          <w:i w:val="0"/>
+          <w:sz w:val="20"/>
+        </w:rPr>
+        <w:t xml:space="preserve">; the cursors read </w:t>
+      </w:r>
+      <m:oMath>
+        <m:sSub>
+          <m:e>
+            <m:r>
+              <m:t>I</m:t>
+            </m:r>
+          </m:e>
+          <m:sub>
+            <m:r>
+              <m:t>D</m:t>
+            </m:r>
+          </m:sub>
+        </m:sSub>
+        <m:d>
+          <m:dPr>
+            <m:begChr m:val="("/>
+            <m:endChr m:val=")"/>
+            <m:sepChr m:val=""/>
+            <m:grow/>
+          </m:dPr>
+          <m:e>
+            <m:r>
+              <m:t>M</m:t>
+            </m:r>
+            <m:r>
+              <m:t>1</m:t>
+            </m:r>
+          </m:e>
+        </m:d>
+      </m:oMath>
+      <w:r>
+        <w:rPr>
+          <w:rFonts w:ascii="Times New Roman" w:hAnsi="Times New Roman" w:cs="Times New Roman" w:eastAsia="Times New Roman"/>
+          <w:b w:val="0"/>
+          <w:i w:val="0"/>
+          <w:sz w:val="20"/>
+        </w:rPr>
+        <w:t xml:space="preserve"> (device serial number: TOBB-7K3Q-0421)</w:t>
+      </w:r>
+    </w:p>
+    <w:p>
+      <w:pPr>
+        <w:keepNext/>
+        <w:spacing w:line="240" w:lineRule="auto" w:after="80"/>
+        <w:jc w:val="center"/>
+      </w:pPr>
+      <w:r>
+        <w:rPr>
+          <w:rFonts w:ascii="Times New Roman" w:hAnsi="Times New Roman" w:cs="Times New Roman" w:eastAsia="Times New Roman"/>
+          <w:b w:val="0"/>
+          <w:i w:val="0"/>
+          <w:sz w:val="20"/>
+        </w:rPr>
+        <w:t xml:space="preserve">Table 2.2.3  Cursor coordinates read in </w:t>
+      </w:r>
+      <w:r>
+        <w:rPr>
+          <w:rFonts w:ascii="Times New Roman" w:hAnsi="Times New Roman" w:cs="Times New Roman" w:eastAsia="Times New Roman"/>
+          <w:b w:val="0"/>
+          <w:i w:val="0"/>
+          <w:sz w:val="20"/>
+        </w:rPr>
+        <w:t>Figure 2.2.3</w:t>
+      </w:r>
+      <w:r>
+        <w:rPr>
+          <w:rFonts w:ascii="Times New Roman" w:hAnsi="Times New Roman" w:cs="Times New Roman" w:eastAsia="Times New Roman"/>
+          <w:b w:val="0"/>
+          <w:i w:val="0"/>
+          <w:sz w:val="20"/>
+        </w:rPr>
+        <w:t xml:space="preserve"> and the ngspice values at the same x</w:t>
+      </w:r>
+    </w:p>
+    <w:tbl>
+      <w:tblPr>
+        <w:tblW w:type="auto" w:w="0"/>
+        <w:jc w:val="center"/>
+        <w:tblLayout w:type="fixed"/>
+        <w:tblLook w:firstColumn="1" w:firstRow="1" w:lastColumn="0" w:lastRow="0" w:noHBand="0" w:noVBand="1" w:val="04A0"/>
+      </w:tblPr>
+      <w:tblGrid>
+        <w:gridCol w:w="794"/>
+        <w:gridCol w:w="1928"/>
+        <w:gridCol w:w="1247"/>
+        <w:gridCol w:w="1701"/>
+        <w:gridCol w:w="1701"/>
+        <w:gridCol w:w="1474"/>
+      </w:tblGrid>
+      <w:tr>
+        <w:trPr>
+          <w:tblHeader/>
+          <w:cantSplit/>
+        </w:trPr>
+        <w:tc>
+          <w:tcPr>
+            <w:tcW w:type="dxa" w:w="794"/>
+            <w:tcBorders>
+              <w:top w:val="single" w:sz="4" w:space="0" w:color="000000"/>
+              <w:left w:val="single" w:sz="4" w:space="0" w:color="000000"/>
+              <w:bottom w:val="single" w:sz="4" w:space="0" w:color="000000"/>
+              <w:right w:val="single" w:sz="4" w:space="0" w:color="000000"/>
+            </w:tcBorders>
+            <w:shd w:val="clear" w:color="auto" w:fill="D9D9D9"/>
+          </w:tcPr>
+          <w:p>
+            <w:pPr>
+              <w:keepNext/>
+              <w:spacing w:line="240" w:lineRule="auto" w:after="20"/>
+              <w:jc w:val="left"/>
+            </w:pPr>
+            <w:r>
+              <w:rPr>
+                <w:rFonts w:ascii="Times New Roman" w:hAnsi="Times New Roman" w:cs="Times New Roman" w:eastAsia="Times New Roman"/>
+                <w:b/>
+                <w:i w:val="0"/>
+                <w:sz w:val="17"/>
+              </w:rPr>
+              <w:t>Cursor</w:t>
+            </w:r>
+          </w:p>
+        </w:tc>
+        <w:tc>
+          <w:tcPr>
+            <w:tcW w:type="dxa" w:w="1928"/>
+            <w:tcBorders>
+              <w:top w:val="single" w:sz="4" w:space="0" w:color="000000"/>
+              <w:left w:val="single" w:sz="4" w:space="0" w:color="000000"/>
+              <w:bottom w:val="single" w:sz="4" w:space="0" w:color="000000"/>
+              <w:right w:val="single" w:sz="4" w:space="0" w:color="000000"/>
+            </w:tcBorders>
+            <w:shd w:val="clear" w:color="auto" w:fill="D9D9D9"/>
+          </w:tcPr>
+          <w:p>
+            <w:pPr>
+              <w:keepNext/>
+              <w:spacing w:line="240" w:lineRule="auto" w:after="20"/>
+              <w:jc w:val="center"/>
+            </w:pPr>
+            <w:r>
+              <w:rPr>
+                <w:rFonts w:ascii="Times New Roman" w:hAnsi="Times New Roman" w:cs="Times New Roman" w:eastAsia="Times New Roman"/>
+                <w:b/>
+                <w:i w:val="0"/>
+                <w:sz w:val="17"/>
+              </w:rPr>
+              <w:t>x coordinate</w:t>
+            </w:r>
+          </w:p>
+        </w:tc>
+        <w:tc>
+          <w:tcPr>
+            <w:tcW w:type="dxa" w:w="1247"/>
+            <w:tcBorders>
+              <w:top w:val="single" w:sz="4" w:space="0" w:color="000000"/>
+              <w:left w:val="single" w:sz="4" w:space="0" w:color="000000"/>
+              <w:bottom w:val="single" w:sz="4" w:space="0" w:color="000000"/>
+              <w:right w:val="single" w:sz="4" w:space="0" w:color="000000"/>
+            </w:tcBorders>
+            <w:shd w:val="clear" w:color="auto" w:fill="D9D9D9"/>
+          </w:tcPr>
+          <w:p>
+            <w:pPr>
+              <w:keepNext/>
+              <w:spacing w:line="240" w:lineRule="auto" w:after="20"/>
+              <w:jc w:val="center"/>
+            </w:pPr>
+            <w:r>
+              <w:rPr>
+                <w:rFonts w:ascii="Times New Roman" w:hAnsi="Times New Roman" w:cs="Times New Roman" w:eastAsia="Times New Roman"/>
+                <w:b/>
+                <w:i w:val="0"/>
+                <w:sz w:val="17"/>
+              </w:rPr>
+              <w:t>Quantity</w:t>
+            </w:r>
+          </w:p>
+        </w:tc>
+        <w:tc>
+          <w:tcPr>
+            <w:tcW w:type="dxa" w:w="1701"/>
+            <w:tcBorders>
+              <w:top w:val="single" w:sz="4" w:space="0" w:color="000000"/>
+              <w:left w:val="single" w:sz="4" w:space="0" w:color="000000"/>
+              <w:bottom w:val="single" w:sz="4" w:space="0" w:color="000000"/>
+              <w:right w:val="single" w:sz="4" w:space="0" w:color="000000"/>
+            </w:tcBorders>
+            <w:shd w:val="clear" w:color="auto" w:fill="D9D9D9"/>
+          </w:tcPr>
+          <w:p>
+            <w:pPr>
+              <w:keepNext/>
+              <w:spacing w:line="240" w:lineRule="auto" w:after="20"/>
+              <w:jc w:val="center"/>
+            </w:pPr>
+            <w:r>
+              <w:rPr>
+                <w:rFonts w:ascii="Times New Roman" w:hAnsi="Times New Roman" w:cs="Times New Roman" w:eastAsia="Times New Roman"/>
+                <w:b/>
+                <w:i w:val="0"/>
+                <w:sz w:val="17"/>
+              </w:rPr>
+              <w:t>LTspice</w:t>
+            </w:r>
+          </w:p>
+        </w:tc>
+        <w:tc>
+          <w:tcPr>
+            <w:tcW w:type="dxa" w:w="1701"/>
+            <w:tcBorders>
+              <w:top w:val="single" w:sz="4" w:space="0" w:color="000000"/>
+              <w:left w:val="single" w:sz="4" w:space="0" w:color="000000"/>
+              <w:bottom w:val="single" w:sz="4" w:space="0" w:color="000000"/>
+              <w:right w:val="single" w:sz="4" w:space="0" w:color="000000"/>
+            </w:tcBorders>
+            <w:shd w:val="clear" w:color="auto" w:fill="D9D9D9"/>
+          </w:tcPr>
+          <w:p>
+            <w:pPr>
+              <w:keepNext/>
+              <w:spacing w:line="240" w:lineRule="auto" w:after="20"/>
+              <w:jc w:val="center"/>
+            </w:pPr>
+            <w:r>
+              <w:rPr>
+                <w:rFonts w:ascii="Times New Roman" w:hAnsi="Times New Roman" w:cs="Times New Roman" w:eastAsia="Times New Roman"/>
+                <w:b/>
+                <w:i w:val="0"/>
+                <w:sz w:val="17"/>
+              </w:rPr>
+              <w:t>ngspice</w:t>
+            </w:r>
+          </w:p>
+        </w:tc>
+        <w:tc>
+          <w:tcPr>
+            <w:tcW w:type="dxa" w:w="1474"/>
+            <w:tcBorders>
+              <w:top w:val="single" w:sz="4" w:space="0" w:color="000000"/>
+              <w:left w:val="single" w:sz="4" w:space="0" w:color="000000"/>
+              <w:bottom w:val="single" w:sz="4" w:space="0" w:color="000000"/>
+              <w:right w:val="single" w:sz="4" w:space="0" w:color="000000"/>
+            </w:tcBorders>
+            <w:shd w:val="clear" w:color="auto" w:fill="D9D9D9"/>
+          </w:tcPr>
+          <w:p>
+            <w:pPr>
+              <w:keepNext/>
+              <w:spacing w:line="240" w:lineRule="auto" w:after="20"/>
+              <w:jc w:val="center"/>
+            </w:pPr>
+            <w:r>
+              <w:rPr>
+                <w:rFonts w:ascii="Times New Roman" w:hAnsi="Times New Roman" w:cs="Times New Roman" w:eastAsia="Times New Roman"/>
+                <w:b/>
+                <w:i w:val="0"/>
+                <w:sz w:val="17"/>
+              </w:rPr>
+              <w:t>Difference</w:t>
+            </w:r>
+          </w:p>
+        </w:tc>
+      </w:tr>
+      <w:tr>
+        <w:trPr>
+          <w:cantSplit/>
+        </w:trPr>
+        <w:tc>
+          <w:tcPr>
+            <w:tcW w:type="dxa" w:w="794"/>
+            <w:tcBorders>
+              <w:top w:val="single" w:sz="4" w:space="0" w:color="000000"/>
+              <w:left w:val="single" w:sz="4" w:space="0" w:color="000000"/>
+              <w:bottom w:val="single" w:sz="4" w:space="0" w:color="000000"/>
+              <w:right w:val="single" w:sz="4" w:space="0" w:color="000000"/>
+            </w:tcBorders>
+          </w:tcPr>
+          <w:p>
+            <w:pPr>
+              <w:keepNext/>
+              <w:spacing w:line="240" w:lineRule="auto" w:after="20"/>
+              <w:jc w:val="left"/>
+            </w:pPr>
+            <w:r>
+              <w:rPr>
+                <w:rFonts w:ascii="Times New Roman" w:hAnsi="Times New Roman" w:cs="Times New Roman" w:eastAsia="Times New Roman"/>
+                <w:b w:val="0"/>
+                <w:i w:val="0"/>
+                <w:sz w:val="17"/>
+              </w:rPr>
+              <w:t>1</w:t>
+            </w:r>
+          </w:p>
+        </w:tc>
+        <w:tc>
+          <w:tcPr>
+            <w:tcW w:type="dxa" w:w="1928"/>
+            <w:tcBorders>
+              <w:top w:val="single" w:sz="4" w:space="0" w:color="000000"/>
+              <w:left w:val="single" w:sz="4" w:space="0" w:color="000000"/>
+              <w:bottom w:val="single" w:sz="4" w:space="0" w:color="000000"/>
+              <w:right w:val="single" w:sz="4" w:space="0" w:color="000000"/>
+            </w:tcBorders>
+          </w:tcPr>
+          <w:p>
+            <w:pPr>
+              <w:keepNext/>
+              <w:spacing w:line="240" w:lineRule="auto" w:after="20"/>
+              <w:jc w:val="center"/>
+            </w:pPr>
+            <m:oMath>
+              <m:sSub>
+                <m:e>
+                  <m:r>
+                    <m:t>V</m:t>
+                  </m:r>
+                </m:e>
+                <m:sub>
+                  <m:r>
+                    <m:t>i</m:t>
+                  </m:r>
+                </m:sub>
+              </m:sSub>
+            </m:oMath>
+            <w:r>
+              <w:rPr>
+                <w:rFonts w:ascii="Times New Roman" w:hAnsi="Times New Roman" w:cs="Times New Roman" w:eastAsia="Times New Roman"/>
+                <w:b w:val="0"/>
+                <w:i w:val="0"/>
+                <w:sz w:val="17"/>
+              </w:rPr>
+              <w:t xml:space="preserve"> = 5 V</w:t>
+            </w:r>
+          </w:p>
+        </w:tc>
+        <w:tc>
+          <w:tcPr>
+            <w:tcW w:type="dxa" w:w="1247"/>
+            <w:tcBorders>
+              <w:top w:val="single" w:sz="4" w:space="0" w:color="000000"/>
+              <w:left w:val="single" w:sz="4" w:space="0" w:color="000000"/>
+              <w:bottom w:val="single" w:sz="4" w:space="0" w:color="000000"/>
+              <w:right w:val="single" w:sz="4" w:space="0" w:color="000000"/>
+            </w:tcBorders>
+          </w:tcPr>
+          <w:p>
+            <w:pPr>
+              <w:keepNext/>
+              <w:spacing w:line="240" w:lineRule="auto" w:after="20"/>
+              <w:jc w:val="center"/>
+            </w:pPr>
+            <m:oMath>
+              <m:sSub>
+                <m:e>
+                  <m:r>
+                    <m:t>I</m:t>
+                  </m:r>
+                </m:e>
+                <m:sub>
+                  <m:r>
+                    <m:t>D</m:t>
+                  </m:r>
+                </m:sub>
+              </m:sSub>
+              <m:d>
+                <m:dPr>
+                  <m:begChr m:val="("/>
+                  <m:endChr m:val=")"/>
+                  <m:sepChr m:val=""/>
+                  <m:grow/>
+                </m:dPr>
+                <m:e>
+                  <m:r>
+                    <m:t>M</m:t>
+                  </m:r>
+                  <m:r>
+                    <m:t>1</m:t>
+                  </m:r>
+                </m:e>
+              </m:d>
+            </m:oMath>
+          </w:p>
+        </w:tc>
+        <w:tc>
+          <w:tcPr>
+            <w:tcW w:type="dxa" w:w="1701"/>
+            <w:tcBorders>
+              <w:top w:val="single" w:sz="4" w:space="0" w:color="000000"/>
+              <w:left w:val="single" w:sz="4" w:space="0" w:color="000000"/>
+              <w:bottom w:val="single" w:sz="4" w:space="0" w:color="000000"/>
+              <w:right w:val="single" w:sz="4" w:space="0" w:color="000000"/>
+            </w:tcBorders>
+          </w:tcPr>
+          <w:p>
+            <w:pPr>
+              <w:keepNext/>
+              <w:spacing w:line="240" w:lineRule="auto" w:after="20"/>
+              <w:jc w:val="center"/>
+            </w:pPr>
+            <w:r>
+              <w:rPr>
+                <w:rFonts w:ascii="Times New Roman" w:hAnsi="Times New Roman" w:cs="Times New Roman" w:eastAsia="Times New Roman"/>
+                <w:b w:val="0"/>
+                <w:i w:val="0"/>
+                <w:sz w:val="17"/>
+              </w:rPr>
+              <w:t>3.8865 mA</w:t>
+            </w:r>
+          </w:p>
+        </w:tc>
+        <w:tc>
+          <w:tcPr>
+            <w:tcW w:type="dxa" w:w="1701"/>
+            <w:tcBorders>
+              <w:top w:val="single" w:sz="4" w:space="0" w:color="000000"/>
+              <w:left w:val="single" w:sz="4" w:space="0" w:color="000000"/>
+              <w:bottom w:val="single" w:sz="4" w:space="0" w:color="000000"/>
+              <w:right w:val="single" w:sz="4" w:space="0" w:color="000000"/>
+            </w:tcBorders>
+          </w:tcPr>
+          <w:p>
+            <w:pPr>
+              <w:keepNext/>
+              <w:spacing w:line="240" w:lineRule="auto" w:after="20"/>
+              <w:jc w:val="center"/>
+            </w:pPr>
+            <w:r>
+              <w:rPr>
+                <w:rFonts w:ascii="Times New Roman" w:hAnsi="Times New Roman" w:cs="Times New Roman" w:eastAsia="Times New Roman"/>
+                <w:b w:val="0"/>
+                <w:i w:val="0"/>
+                <w:sz w:val="17"/>
+              </w:rPr>
+              <w:t>3.8869 mA</w:t>
+            </w:r>
+          </w:p>
+        </w:tc>
+        <w:tc>
+          <w:tcPr>
+            <w:tcW w:type="dxa" w:w="1474"/>
+            <w:tcBorders>
+              <w:top w:val="single" w:sz="4" w:space="0" w:color="000000"/>
+              <w:left w:val="single" w:sz="4" w:space="0" w:color="000000"/>
+              <w:bottom w:val="single" w:sz="4" w:space="0" w:color="000000"/>
+              <w:right w:val="single" w:sz="4" w:space="0" w:color="000000"/>
+            </w:tcBorders>
+          </w:tcPr>
+          <w:p>
+            <w:pPr>
+              <w:keepNext/>
+              <w:spacing w:line="240" w:lineRule="auto" w:after="20"/>
+              <w:jc w:val="center"/>
+            </w:pPr>
+            <w:r>
+              <w:rPr>
+                <w:rFonts w:ascii="Times New Roman" w:hAnsi="Times New Roman" w:cs="Times New Roman" w:eastAsia="Times New Roman"/>
+                <w:b w:val="0"/>
+                <w:i w:val="0"/>
+                <w:sz w:val="17"/>
+              </w:rPr>
+              <w:t>-0.010%</w:t>
+            </w:r>
+          </w:p>
+        </w:tc>
+      </w:tr>
+      <w:tr>
+        <w:trPr>
+          <w:cantSplit/>
+        </w:trPr>
+        <w:tc>
+          <w:tcPr>
+            <w:tcW w:type="dxa" w:w="794"/>
+            <w:tcBorders>
+              <w:top w:val="single" w:sz="4" w:space="0" w:color="000000"/>
+              <w:left w:val="single" w:sz="4" w:space="0" w:color="000000"/>
+              <w:bottom w:val="single" w:sz="4" w:space="0" w:color="000000"/>
+              <w:right w:val="single" w:sz="4" w:space="0" w:color="000000"/>
+            </w:tcBorders>
+          </w:tcPr>
+          <w:p>
+            <w:pPr>
+              <w:keepNext w:val="0"/>
+              <w:spacing w:line="240" w:lineRule="auto" w:after="20"/>
+              <w:jc w:val="left"/>
+            </w:pPr>
+            <w:r>
+              <w:rPr>
+                <w:rFonts w:ascii="Times New Roman" w:hAnsi="Times New Roman" w:cs="Times New Roman" w:eastAsia="Times New Roman"/>
+                <w:b w:val="0"/>
+                <w:i w:val="0"/>
+                <w:sz w:val="17"/>
+              </w:rPr>
+              <w:t>2</w:t>
+            </w:r>
+          </w:p>
+        </w:tc>
+        <w:tc>
+          <w:tcPr>
+            <w:tcW w:type="dxa" w:w="1928"/>
+            <w:tcBorders>
+              <w:top w:val="single" w:sz="4" w:space="0" w:color="000000"/>
+              <w:left w:val="single" w:sz="4" w:space="0" w:color="000000"/>
+              <w:bottom w:val="single" w:sz="4" w:space="0" w:color="000000"/>
+              <w:right w:val="single" w:sz="4" w:space="0" w:color="000000"/>
+            </w:tcBorders>
+          </w:tcPr>
+          <w:p>
+            <w:pPr>
+              <w:keepNext w:val="0"/>
+              <w:spacing w:line="240" w:lineRule="auto" w:after="20"/>
+              <w:jc w:val="center"/>
+            </w:pPr>
+            <m:oMath>
+              <m:sSub>
+                <m:e>
+                  <m:r>
+                    <m:t>V</m:t>
+                  </m:r>
+                </m:e>
+                <m:sub>
+                  <m:r>
+                    <m:t>i</m:t>
+                  </m:r>
+                </m:sub>
+              </m:sSub>
+            </m:oMath>
+            <w:r>
+              <w:rPr>
+                <w:rFonts w:ascii="Times New Roman" w:hAnsi="Times New Roman" w:cs="Times New Roman" w:eastAsia="Times New Roman"/>
+                <w:b w:val="0"/>
+                <w:i w:val="0"/>
+                <w:sz w:val="17"/>
+              </w:rPr>
+              <w:t xml:space="preserve"> = 15 V</w:t>
+            </w:r>
+          </w:p>
+        </w:tc>
+        <w:tc>
+          <w:tcPr>
+            <w:tcW w:type="dxa" w:w="1247"/>
+            <w:tcBorders>
+              <w:top w:val="single" w:sz="4" w:space="0" w:color="000000"/>
+              <w:left w:val="single" w:sz="4" w:space="0" w:color="000000"/>
+              <w:bottom w:val="single" w:sz="4" w:space="0" w:color="000000"/>
+              <w:right w:val="single" w:sz="4" w:space="0" w:color="000000"/>
+            </w:tcBorders>
+          </w:tcPr>
+          <w:p>
+            <w:pPr>
+              <w:keepNext w:val="0"/>
+              <w:spacing w:line="240" w:lineRule="auto" w:after="20"/>
+              <w:jc w:val="center"/>
+            </w:pPr>
+            <m:oMath>
+              <m:sSub>
+                <m:e>
+                  <m:r>
+                    <m:t>I</m:t>
+                  </m:r>
+                </m:e>
+                <m:sub>
+                  <m:r>
+                    <m:t>D</m:t>
+                  </m:r>
+                </m:sub>
+              </m:sSub>
+              <m:d>
+                <m:dPr>
+                  <m:begChr m:val="("/>
+                  <m:endChr m:val=")"/>
+                  <m:sepChr m:val=""/>
+                  <m:grow/>
+                </m:dPr>
+                <m:e>
+                  <m:r>
+                    <m:t>M</m:t>
+                  </m:r>
+                  <m:r>
+                    <m:t>1</m:t>
+                  </m:r>
+                </m:e>
+              </m:d>
+            </m:oMath>
+          </w:p>
+        </w:tc>
+        <w:tc>
+          <w:tcPr>
+            <w:tcW w:type="dxa" w:w="1701"/>
+            <w:tcBorders>
+              <w:top w:val="single" w:sz="4" w:space="0" w:color="000000"/>
+              <w:left w:val="single" w:sz="4" w:space="0" w:color="000000"/>
+              <w:bottom w:val="single" w:sz="4" w:space="0" w:color="000000"/>
+              <w:right w:val="single" w:sz="4" w:space="0" w:color="000000"/>
+            </w:tcBorders>
+          </w:tcPr>
+          <w:p>
+            <w:pPr>
+              <w:keepNext w:val="0"/>
+              <w:spacing w:line="240" w:lineRule="auto" w:after="20"/>
+              <w:jc w:val="center"/>
+            </w:pPr>
+            <w:r>
+              <w:rPr>
+                <w:rFonts w:ascii="Times New Roman" w:hAnsi="Times New Roman" w:cs="Times New Roman" w:eastAsia="Times New Roman"/>
+                <w:b w:val="0"/>
+                <w:i w:val="0"/>
+                <w:sz w:val="17"/>
+              </w:rPr>
+              <w:t>18.131 mA</w:t>
+            </w:r>
+          </w:p>
+        </w:tc>
+        <w:tc>
+          <w:tcPr>
+            <w:tcW w:type="dxa" w:w="1701"/>
+            <w:tcBorders>
+              <w:top w:val="single" w:sz="4" w:space="0" w:color="000000"/>
+              <w:left w:val="single" w:sz="4" w:space="0" w:color="000000"/>
+              <w:bottom w:val="single" w:sz="4" w:space="0" w:color="000000"/>
+              <w:right w:val="single" w:sz="4" w:space="0" w:color="000000"/>
+            </w:tcBorders>
+          </w:tcPr>
+          <w:p>
+            <w:pPr>
+              <w:keepNext w:val="0"/>
+              <w:spacing w:line="240" w:lineRule="auto" w:after="20"/>
+              <w:jc w:val="center"/>
+            </w:pPr>
+            <w:r>
+              <w:rPr>
+                <w:rFonts w:ascii="Times New Roman" w:hAnsi="Times New Roman" w:cs="Times New Roman" w:eastAsia="Times New Roman"/>
+                <w:b w:val="0"/>
+                <w:i w:val="0"/>
+                <w:sz w:val="17"/>
+              </w:rPr>
+              <w:t>18.131 mA</w:t>
+            </w:r>
+          </w:p>
+        </w:tc>
+        <w:tc>
+          <w:tcPr>
+            <w:tcW w:type="dxa" w:w="1474"/>
+            <w:tcBorders>
+              <w:top w:val="single" w:sz="4" w:space="0" w:color="000000"/>
+              <w:left w:val="single" w:sz="4" w:space="0" w:color="000000"/>
+              <w:bottom w:val="single" w:sz="4" w:space="0" w:color="000000"/>
+              <w:right w:val="single" w:sz="4" w:space="0" w:color="000000"/>
+            </w:tcBorders>
+          </w:tcPr>
+          <w:p>
+            <w:pPr>
+              <w:keepNext w:val="0"/>
+              <w:spacing w:line="240" w:lineRule="auto" w:after="20"/>
+              <w:jc w:val="center"/>
+            </w:pPr>
+            <w:r>
+              <w:rPr>
+                <w:rFonts w:ascii="Times New Roman" w:hAnsi="Times New Roman" w:cs="Times New Roman" w:eastAsia="Times New Roman"/>
+                <w:b w:val="0"/>
+                <w:i w:val="0"/>
+                <w:sz w:val="17"/>
+              </w:rPr>
+              <w:t>+0.000%</w:t>
             </w:r>
           </w:p>
         </w:tc>

--- a/ele224l_on_calisma/out/EN_Experiment3_Preliminary_Report.docx
+++ b/ele224l_on_calisma/out/EN_Experiment3_Preliminary_Report.docx
@@ -4,60 +4,106 @@
   <w:body>
     <w:p>
       <w:pPr>
-        <w:spacing w:line="276" w:lineRule="auto" w:after="40"/>
+        <w:jc w:val="center"/>
+      </w:pPr>
+      <w:r>
+        <w:drawing>
+          <wp:inline xmlns:a="http://schemas.openxmlformats.org/drawingml/2006/main" xmlns:pic="http://schemas.openxmlformats.org/drawingml/2006/picture">
+            <wp:extent cx="5580000" cy="2072571"/>
+            <wp:docPr id="1" name="Picture 1"/>
+            <wp:cNvGraphicFramePr>
+              <a:graphicFrameLocks noChangeAspect="1"/>
+            </wp:cNvGraphicFramePr>
+            <a:graphic>
+              <a:graphicData uri="http://schemas.openxmlformats.org/drawingml/2006/picture">
+                <pic:pic>
+                  <pic:nvPicPr>
+                    <pic:cNvPr id="0" name="cover_banner.png"/>
+                    <pic:cNvPicPr/>
+                  </pic:nvPicPr>
+                  <pic:blipFill>
+                    <a:blip r:embed="rId10"/>
+                    <a:stretch>
+                      <a:fillRect/>
+                    </a:stretch>
+                  </pic:blipFill>
+                  <pic:spPr>
+                    <a:xfrm>
+                      <a:off x="0" y="0"/>
+                      <a:ext cx="5580000" cy="2072571"/>
+                    </a:xfrm>
+                    <a:prstGeom prst="rect"/>
+                  </pic:spPr>
+                </pic:pic>
+              </a:graphicData>
+            </a:graphic>
+          </wp:inline>
+        </w:drawing>
+      </w:r>
+    </w:p>
+    <w:p/>
+    <w:p/>
+    <w:p/>
+    <w:p>
+      <w:pPr>
+        <w:spacing w:line="276" w:lineRule="auto" w:after="160"/>
         <w:jc w:val="center"/>
       </w:pPr>
       <w:r>
         <w:rPr>
           <w:rFonts w:ascii="Times New Roman" w:hAnsi="Times New Roman" w:cs="Times New Roman" w:eastAsia="Times New Roman"/>
           <w:b/>
-          <w:sz w:val="28"/>
+          <w:sz w:val="32"/>
         </w:rPr>
         <w:t>TOBB University of Economics and Technology</w:t>
       </w:r>
     </w:p>
     <w:p>
       <w:pPr>
-        <w:spacing w:line="276" w:lineRule="auto" w:after="40"/>
+        <w:spacing w:line="276" w:lineRule="auto" w:after="160"/>
         <w:jc w:val="center"/>
       </w:pPr>
       <w:r>
         <w:rPr>
           <w:rFonts w:ascii="Times New Roman" w:hAnsi="Times New Roman" w:cs="Times New Roman" w:eastAsia="Times New Roman"/>
           <w:b w:val="0"/>
-          <w:sz w:val="24"/>
+          <w:sz w:val="28"/>
         </w:rPr>
         <w:t>Department of Electrical and Electronics Engineering</w:t>
       </w:r>
     </w:p>
     <w:p>
       <w:pPr>
-        <w:spacing w:line="276" w:lineRule="auto" w:after="40"/>
+        <w:spacing w:line="276" w:lineRule="auto" w:after="160"/>
         <w:jc w:val="center"/>
       </w:pPr>
       <w:r>
         <w:rPr>
           <w:rFonts w:ascii="Times New Roman" w:hAnsi="Times New Roman" w:cs="Times New Roman" w:eastAsia="Times New Roman"/>
           <w:b w:val="0"/>
-          <w:sz w:val="24"/>
+          <w:sz w:val="28"/>
         </w:rPr>
         <w:t>ELE 224L – Electronic Circuits Laboratory</w:t>
       </w:r>
     </w:p>
     <w:p>
       <w:pPr>
-        <w:spacing w:line="276" w:lineRule="auto" w:after="40"/>
+        <w:spacing w:line="276" w:lineRule="auto" w:after="160"/>
         <w:jc w:val="center"/>
       </w:pPr>
       <w:r>
         <w:rPr>
           <w:rFonts w:ascii="Times New Roman" w:hAnsi="Times New Roman" w:cs="Times New Roman" w:eastAsia="Times New Roman"/>
           <w:b/>
-          <w:sz w:val="26"/>
+          <w:sz w:val="30"/>
         </w:rPr>
         <w:t>Experiment 3 – Preliminary Work: MOSFET Amplifiers</w:t>
       </w:r>
     </w:p>
+    <w:p/>
+    <w:p/>
+    <w:p/>
+    <w:p/>
     <w:tbl>
       <w:tblPr>
         <w:tblW w:type="auto" w:w="0"/>
@@ -81,13 +127,13 @@
           </w:tcPr>
           <w:p>
             <w:pPr>
-              <w:spacing w:line="276" w:lineRule="auto"/>
+              <w:spacing w:line="360" w:lineRule="auto"/>
             </w:pPr>
             <w:r>
               <w:rPr>
                 <w:rFonts w:ascii="Times New Roman" w:hAnsi="Times New Roman" w:cs="Times New Roman" w:eastAsia="Times New Roman"/>
                 <w:b/>
-                <w:sz w:val="24"/>
+                <w:sz w:val="26"/>
               </w:rPr>
               <w:t>Name Surname</w:t>
             </w:r>
@@ -105,14 +151,15 @@
           </w:tcPr>
           <w:p>
             <w:pPr>
-              <w:spacing w:line="276" w:lineRule="auto"/>
+              <w:spacing w:line="360" w:lineRule="auto"/>
             </w:pPr>
             <w:r>
               <w:rPr>
                 <w:rFonts w:ascii="Times New Roman" w:hAnsi="Times New Roman" w:cs="Times New Roman" w:eastAsia="Times New Roman"/>
                 <w:b w:val="0"/>
-                <w:sz w:val="24"/>
+                <w:sz w:val="26"/>
               </w:rPr>
+              <w:t>Beşir Kerem Üstüntürk</w:t>
             </w:r>
           </w:p>
         </w:tc>
@@ -130,13 +177,13 @@
           </w:tcPr>
           <w:p>
             <w:pPr>
-              <w:spacing w:line="276" w:lineRule="auto"/>
+              <w:spacing w:line="360" w:lineRule="auto"/>
             </w:pPr>
             <w:r>
               <w:rPr>
                 <w:rFonts w:ascii="Times New Roman" w:hAnsi="Times New Roman" w:cs="Times New Roman" w:eastAsia="Times New Roman"/>
                 <w:b/>
-                <w:sz w:val="24"/>
+                <w:sz w:val="26"/>
               </w:rPr>
               <w:t>Student ID</w:t>
             </w:r>
@@ -154,14 +201,15 @@
           </w:tcPr>
           <w:p>
             <w:pPr>
-              <w:spacing w:line="276" w:lineRule="auto"/>
+              <w:spacing w:line="360" w:lineRule="auto"/>
             </w:pPr>
             <w:r>
               <w:rPr>
                 <w:rFonts w:ascii="Times New Roman" w:hAnsi="Times New Roman" w:cs="Times New Roman" w:eastAsia="Times New Roman"/>
                 <w:b w:val="0"/>
-                <w:sz w:val="24"/>
+                <w:sz w:val="26"/>
               </w:rPr>
+              <w:t>251201037</w:t>
             </w:r>
           </w:p>
         </w:tc>
@@ -179,13 +227,13 @@
           </w:tcPr>
           <w:p>
             <w:pPr>
-              <w:spacing w:line="276" w:lineRule="auto"/>
+              <w:spacing w:line="360" w:lineRule="auto"/>
             </w:pPr>
             <w:r>
               <w:rPr>
                 <w:rFonts w:ascii="Times New Roman" w:hAnsi="Times New Roman" w:cs="Times New Roman" w:eastAsia="Times New Roman"/>
                 <w:b/>
-                <w:sz w:val="24"/>
+                <w:sz w:val="26"/>
               </w:rPr>
               <w:t>Date</w:t>
             </w:r>
@@ -203,20 +251,25 @@
           </w:tcPr>
           <w:p>
             <w:pPr>
-              <w:spacing w:line="276" w:lineRule="auto"/>
+              <w:spacing w:line="360" w:lineRule="auto"/>
             </w:pPr>
             <w:r>
               <w:rPr>
                 <w:rFonts w:ascii="Times New Roman" w:hAnsi="Times New Roman" w:cs="Times New Roman" w:eastAsia="Times New Roman"/>
                 <w:b w:val="0"/>
-                <w:sz w:val="24"/>
+                <w:sz w:val="26"/>
               </w:rPr>
+              <w:t>October 11, 2026</w:t>
             </w:r>
           </w:p>
         </w:tc>
       </w:tr>
     </w:tbl>
-    <w:p/>
+    <w:p>
+      <w:r>
+        <w:br w:type="page"/>
+      </w:r>
+    </w:p>
     <w:p>
       <w:pPr>
         <w:keepNext/>
@@ -880,7 +933,7 @@
         <w:drawing>
           <wp:inline xmlns:a="http://schemas.openxmlformats.org/drawingml/2006/main" xmlns:pic="http://schemas.openxmlformats.org/drawingml/2006/picture">
             <wp:extent cx="4680000" cy="3355618"/>
-            <wp:docPr id="1" name="Picture 1"/>
+            <wp:docPr id="2" name="Picture 2"/>
             <wp:cNvGraphicFramePr>
               <a:graphicFrameLocks noChangeAspect="1"/>
             </wp:cNvGraphicFramePr>
@@ -892,7 +945,7 @@
                     <pic:cNvPicPr/>
                   </pic:nvPicPr>
                   <pic:blipFill>
-                    <a:blip r:embed="rId10"/>
+                    <a:blip r:embed="rId11"/>
                     <a:stretch>
                       <a:fillRect/>
                     </a:stretch>
@@ -6017,7 +6070,7 @@
         <w:drawing>
           <wp:inline xmlns:a="http://schemas.openxmlformats.org/drawingml/2006/main" xmlns:pic="http://schemas.openxmlformats.org/drawingml/2006/picture">
             <wp:extent cx="4860000" cy="2892857"/>
-            <wp:docPr id="2" name="Picture 2"/>
+            <wp:docPr id="3" name="Picture 3"/>
             <wp:cNvGraphicFramePr>
               <a:graphicFrameLocks noChangeAspect="1"/>
             </wp:cNvGraphicFramePr>
@@ -6029,7 +6082,7 @@
                     <pic:cNvPicPr/>
                   </pic:nvPicPr>
                   <pic:blipFill>
-                    <a:blip r:embed="rId11"/>
+                    <a:blip r:embed="rId12"/>
                     <a:stretch>
                       <a:fillRect/>
                     </a:stretch>
@@ -6429,7 +6482,7 @@
         <w:drawing>
           <wp:inline xmlns:a="http://schemas.openxmlformats.org/drawingml/2006/main" xmlns:pic="http://schemas.openxmlformats.org/drawingml/2006/picture">
             <wp:extent cx="4860000" cy="2892857"/>
-            <wp:docPr id="3" name="Picture 3"/>
+            <wp:docPr id="4" name="Picture 4"/>
             <wp:cNvGraphicFramePr>
               <a:graphicFrameLocks noChangeAspect="1"/>
             </wp:cNvGraphicFramePr>
@@ -6441,7 +6494,7 @@
                     <pic:cNvPicPr/>
                   </pic:nvPicPr>
                   <pic:blipFill>
-                    <a:blip r:embed="rId12"/>
+                    <a:blip r:embed="rId13"/>
                     <a:stretch>
                       <a:fillRect/>
                     </a:stretch>
@@ -6841,7 +6894,7 @@
         <w:drawing>
           <wp:inline xmlns:a="http://schemas.openxmlformats.org/drawingml/2006/main" xmlns:pic="http://schemas.openxmlformats.org/drawingml/2006/picture">
             <wp:extent cx="4680000" cy="2511220"/>
-            <wp:docPr id="4" name="Picture 4"/>
+            <wp:docPr id="5" name="Picture 5"/>
             <wp:cNvGraphicFramePr>
               <a:graphicFrameLocks noChangeAspect="1"/>
             </wp:cNvGraphicFramePr>
@@ -6853,7 +6906,7 @@
                     <pic:cNvPicPr/>
                   </pic:nvPicPr>
                   <pic:blipFill>
-                    <a:blip r:embed="rId13"/>
+                    <a:blip r:embed="rId14"/>
                     <a:stretch>
                       <a:fillRect/>
                     </a:stretch>
@@ -7328,7 +7381,7 @@
         <w:drawing>
           <wp:inline xmlns:a="http://schemas.openxmlformats.org/drawingml/2006/main" xmlns:pic="http://schemas.openxmlformats.org/drawingml/2006/picture">
             <wp:extent cx="5580000" cy="3487500"/>
-            <wp:docPr id="5" name="Picture 5"/>
+            <wp:docPr id="6" name="Picture 6"/>
             <wp:cNvGraphicFramePr>
               <a:graphicFrameLocks noChangeAspect="1"/>
             </wp:cNvGraphicFramePr>
@@ -7340,7 +7393,7 @@
                     <pic:cNvPicPr/>
                   </pic:nvPicPr>
                   <pic:blipFill>
-                    <a:blip r:embed="rId14"/>
+                    <a:blip r:embed="rId15"/>
                     <a:stretch>
                       <a:fillRect/>
                     </a:stretch>
@@ -8071,7 +8124,7 @@
         <w:drawing>
           <wp:inline xmlns:a="http://schemas.openxmlformats.org/drawingml/2006/main" xmlns:pic="http://schemas.openxmlformats.org/drawingml/2006/picture">
             <wp:extent cx="5580000" cy="3487500"/>
-            <wp:docPr id="6" name="Picture 6"/>
+            <wp:docPr id="7" name="Picture 7"/>
             <wp:cNvGraphicFramePr>
               <a:graphicFrameLocks noChangeAspect="1"/>
             </wp:cNvGraphicFramePr>
@@ -8083,7 +8136,7 @@
                     <pic:cNvPicPr/>
                   </pic:nvPicPr>
                   <pic:blipFill>
-                    <a:blip r:embed="rId15"/>
+                    <a:blip r:embed="rId16"/>
                     <a:stretch>
                       <a:fillRect/>
                     </a:stretch>
@@ -8791,7 +8844,7 @@
         <w:drawing>
           <wp:inline xmlns:a="http://schemas.openxmlformats.org/drawingml/2006/main" xmlns:pic="http://schemas.openxmlformats.org/drawingml/2006/picture">
             <wp:extent cx="5580000" cy="3487500"/>
-            <wp:docPr id="7" name="Picture 7"/>
+            <wp:docPr id="8" name="Picture 8"/>
             <wp:cNvGraphicFramePr>
               <a:graphicFrameLocks noChangeAspect="1"/>
             </wp:cNvGraphicFramePr>
@@ -8803,7 +8856,7 @@
                     <pic:cNvPicPr/>
                   </pic:nvPicPr>
                   <pic:blipFill>
-                    <a:blip r:embed="rId16"/>
+                    <a:blip r:embed="rId17"/>
                     <a:stretch>
                       <a:fillRect/>
                     </a:stretch>
@@ -9916,7 +9969,7 @@
         <w:drawing>
           <wp:inline xmlns:a="http://schemas.openxmlformats.org/drawingml/2006/main" xmlns:pic="http://schemas.openxmlformats.org/drawingml/2006/picture">
             <wp:extent cx="5580000" cy="3487500"/>
-            <wp:docPr id="8" name="Picture 8"/>
+            <wp:docPr id="9" name="Picture 9"/>
             <wp:cNvGraphicFramePr>
               <a:graphicFrameLocks noChangeAspect="1"/>
             </wp:cNvGraphicFramePr>
@@ -9928,7 +9981,7 @@
                     <pic:cNvPicPr/>
                   </pic:nvPicPr>
                   <pic:blipFill>
-                    <a:blip r:embed="rId17"/>
+                    <a:blip r:embed="rId18"/>
                     <a:stretch>
                       <a:fillRect/>
                     </a:stretch>
@@ -11747,7 +11800,7 @@
         <w:drawing>
           <wp:inline xmlns:a="http://schemas.openxmlformats.org/drawingml/2006/main" xmlns:pic="http://schemas.openxmlformats.org/drawingml/2006/picture">
             <wp:extent cx="3600000" cy="2433693"/>
-            <wp:docPr id="9" name="Picture 9"/>
+            <wp:docPr id="10" name="Picture 10"/>
             <wp:cNvGraphicFramePr>
               <a:graphicFrameLocks noChangeAspect="1"/>
             </wp:cNvGraphicFramePr>
@@ -11759,7 +11812,7 @@
                     <pic:cNvPicPr/>
                   </pic:nvPicPr>
                   <pic:blipFill>
-                    <a:blip r:embed="rId18"/>
+                    <a:blip r:embed="rId19"/>
                     <a:stretch>
                       <a:fillRect/>
                     </a:stretch>
@@ -14252,7 +14305,7 @@
         <w:drawing>
           <wp:inline xmlns:a="http://schemas.openxmlformats.org/drawingml/2006/main" xmlns:pic="http://schemas.openxmlformats.org/drawingml/2006/picture">
             <wp:extent cx="5580000" cy="2130545"/>
-            <wp:docPr id="10" name="Picture 10"/>
+            <wp:docPr id="11" name="Picture 11"/>
             <wp:cNvGraphicFramePr>
               <a:graphicFrameLocks noChangeAspect="1"/>
             </wp:cNvGraphicFramePr>
@@ -14264,7 +14317,7 @@
                     <pic:cNvPicPr/>
                   </pic:nvPicPr>
                   <pic:blipFill>
-                    <a:blip r:embed="rId19"/>
+                    <a:blip r:embed="rId20"/>
                     <a:stretch>
                       <a:fillRect/>
                     </a:stretch>
@@ -14810,7 +14863,7 @@
         <w:drawing>
           <wp:inline xmlns:a="http://schemas.openxmlformats.org/drawingml/2006/main" xmlns:pic="http://schemas.openxmlformats.org/drawingml/2006/picture">
             <wp:extent cx="5580000" cy="3487500"/>
-            <wp:docPr id="11" name="Picture 11"/>
+            <wp:docPr id="12" name="Picture 12"/>
             <wp:cNvGraphicFramePr>
               <a:graphicFrameLocks noChangeAspect="1"/>
             </wp:cNvGraphicFramePr>
@@ -14822,7 +14875,7 @@
                     <pic:cNvPicPr/>
                   </pic:nvPicPr>
                   <pic:blipFill>
-                    <a:blip r:embed="rId20"/>
+                    <a:blip r:embed="rId21"/>
                     <a:stretch>
                       <a:fillRect/>
                     </a:stretch>
